--- a/document_templates/docx/act_template.docx
+++ b/document_templates/docx/act_template.docx
@@ -136,7 +136,6 @@
               </w:rPr>
               <w:t>{{</w:t>
             </w:r>
-            <w:proofErr w:type="spellStart"/>
             <w:r>
               <w:rPr>
                 <w:i/>
@@ -159,7 +158,6 @@
               </w:rPr>
               <w:t>stage</w:t>
             </w:r>
-            <w:proofErr w:type="spellEnd"/>
             <w:r>
               <w:rPr>
                 <w:i/>
@@ -190,7 +188,6 @@
               </w:rPr>
               <w:t>{{</w:t>
             </w:r>
-            <w:proofErr w:type="spellStart"/>
             <w:r>
               <w:rPr>
                 <w:i/>
@@ -213,7 +210,6 @@
               </w:rPr>
               <w:t>address</w:t>
             </w:r>
-            <w:proofErr w:type="spellEnd"/>
             <w:r>
               <w:rPr>
                 <w:i/>
@@ -463,7 +459,6 @@
               </w:rPr>
               <w:t>_</w:t>
             </w:r>
-            <w:proofErr w:type="spellStart"/>
             <w:r>
               <w:rPr>
                 <w:i/>
@@ -475,7 +470,6 @@
               </w:rPr>
               <w:t>ogrn</w:t>
             </w:r>
-            <w:proofErr w:type="spellEnd"/>
             <w:r>
               <w:rPr>
                 <w:i/>
@@ -777,7 +771,6 @@
               </w:rPr>
               <w:t>_</w:t>
             </w:r>
-            <w:proofErr w:type="spellStart"/>
             <w:r>
               <w:rPr>
                 <w:i/>
@@ -789,7 +782,6 @@
               </w:rPr>
               <w:t>tel</w:t>
             </w:r>
-            <w:proofErr w:type="spellEnd"/>
             <w:r>
               <w:rPr>
                 <w:i/>
@@ -904,7 +896,6 @@
               </w:rPr>
               <w:t>_</w:t>
             </w:r>
-            <w:proofErr w:type="spellStart"/>
             <w:r>
               <w:rPr>
                 <w:i/>
@@ -916,7 +907,6 @@
               </w:rPr>
               <w:t>sro</w:t>
             </w:r>
-            <w:proofErr w:type="spellEnd"/>
             <w:r>
               <w:rPr>
                 <w:i/>
@@ -1041,7 +1031,6 @@
               </w:rPr>
               <w:t>_</w:t>
             </w:r>
-            <w:proofErr w:type="spellStart"/>
             <w:r>
               <w:rPr>
                 <w:i/>
@@ -1053,7 +1042,6 @@
               </w:rPr>
               <w:t>sro</w:t>
             </w:r>
-            <w:proofErr w:type="spellEnd"/>
             <w:r>
               <w:rPr>
                 <w:i/>
@@ -1064,7 +1052,6 @@
               </w:rPr>
               <w:t>_</w:t>
             </w:r>
-            <w:proofErr w:type="spellStart"/>
             <w:r>
               <w:rPr>
                 <w:i/>
@@ -1076,7 +1063,6 @@
               </w:rPr>
               <w:t>ogrn</w:t>
             </w:r>
-            <w:proofErr w:type="spellEnd"/>
             <w:r>
               <w:rPr>
                 <w:i/>
@@ -1170,7 +1156,6 @@
               </w:rPr>
               <w:t>_</w:t>
             </w:r>
-            <w:proofErr w:type="spellStart"/>
             <w:r>
               <w:rPr>
                 <w:i/>
@@ -1182,7 +1167,6 @@
               </w:rPr>
               <w:t>sro</w:t>
             </w:r>
-            <w:proofErr w:type="spellEnd"/>
             <w:r>
               <w:rPr>
                 <w:i/>
@@ -1507,7 +1491,6 @@
               </w:rPr>
               <w:t>_</w:t>
             </w:r>
-            <w:proofErr w:type="spellStart"/>
             <w:r>
               <w:rPr>
                 <w:i/>
@@ -1519,7 +1502,6 @@
               </w:rPr>
               <w:t>ogrn</w:t>
             </w:r>
-            <w:proofErr w:type="spellEnd"/>
             <w:r>
               <w:rPr>
                 <w:i/>
@@ -1781,7 +1763,6 @@
               </w:rPr>
               <w:t>_</w:t>
             </w:r>
-            <w:proofErr w:type="spellStart"/>
             <w:r>
               <w:rPr>
                 <w:i/>
@@ -1793,7 +1774,6 @@
               </w:rPr>
               <w:t>tel</w:t>
             </w:r>
-            <w:proofErr w:type="spellEnd"/>
             <w:r>
               <w:rPr>
                 <w:i/>
@@ -1888,7 +1868,6 @@
               </w:rPr>
               <w:t>_</w:t>
             </w:r>
-            <w:proofErr w:type="spellStart"/>
             <w:r>
               <w:rPr>
                 <w:i/>
@@ -1900,7 +1879,6 @@
               </w:rPr>
               <w:t>sro</w:t>
             </w:r>
-            <w:proofErr w:type="spellEnd"/>
             <w:r>
               <w:rPr>
                 <w:i/>
@@ -1995,7 +1973,6 @@
               </w:rPr>
               <w:t>_</w:t>
             </w:r>
-            <w:proofErr w:type="spellStart"/>
             <w:r>
               <w:rPr>
                 <w:i/>
@@ -2007,7 +1984,6 @@
               </w:rPr>
               <w:t>sro</w:t>
             </w:r>
-            <w:proofErr w:type="spellEnd"/>
             <w:r>
               <w:rPr>
                 <w:i/>
@@ -2039,7 +2015,6 @@
               </w:rPr>
               <w:t>_</w:t>
             </w:r>
-            <w:proofErr w:type="spellStart"/>
             <w:r>
               <w:rPr>
                 <w:i/>
@@ -2051,7 +2026,6 @@
               </w:rPr>
               <w:t>ogrn</w:t>
             </w:r>
-            <w:proofErr w:type="spellEnd"/>
             <w:r>
               <w:rPr>
                 <w:i/>
@@ -2125,7 +2099,6 @@
               </w:rPr>
               <w:t>_</w:t>
             </w:r>
-            <w:proofErr w:type="spellStart"/>
             <w:r>
               <w:rPr>
                 <w:i/>
@@ -2137,7 +2110,6 @@
               </w:rPr>
               <w:t>sro</w:t>
             </w:r>
-            <w:proofErr w:type="spellEnd"/>
             <w:r>
               <w:rPr>
                 <w:i/>
@@ -2405,7 +2377,6 @@
               </w:rPr>
               <w:t>_</w:t>
             </w:r>
-            <w:proofErr w:type="spellStart"/>
             <w:r>
               <w:rPr>
                 <w:i/>
@@ -2417,7 +2388,6 @@
               </w:rPr>
               <w:t>ogrn</w:t>
             </w:r>
-            <w:proofErr w:type="spellEnd"/>
             <w:r>
               <w:rPr>
                 <w:i/>
@@ -2669,7 +2639,6 @@
               </w:rPr>
               <w:t>_</w:t>
             </w:r>
-            <w:proofErr w:type="spellStart"/>
             <w:r>
               <w:rPr>
                 <w:i/>
@@ -2681,7 +2650,6 @@
               </w:rPr>
               <w:t>sro</w:t>
             </w:r>
-            <w:proofErr w:type="spellEnd"/>
             <w:r>
               <w:rPr>
                 <w:i/>
@@ -2776,7 +2744,6 @@
               </w:rPr>
               <w:t>_</w:t>
             </w:r>
-            <w:proofErr w:type="spellStart"/>
             <w:r>
               <w:rPr>
                 <w:i/>
@@ -2788,7 +2755,6 @@
               </w:rPr>
               <w:t>sro</w:t>
             </w:r>
-            <w:proofErr w:type="spellEnd"/>
             <w:r>
               <w:rPr>
                 <w:i/>
@@ -2820,7 +2786,6 @@
               </w:rPr>
               <w:t>_</w:t>
             </w:r>
-            <w:proofErr w:type="spellStart"/>
             <w:r>
               <w:rPr>
                 <w:i/>
@@ -2832,7 +2797,6 @@
               </w:rPr>
               <w:t>ogrn</w:t>
             </w:r>
-            <w:proofErr w:type="spellEnd"/>
             <w:r>
               <w:rPr>
                 <w:i/>
@@ -2906,7 +2870,6 @@
               </w:rPr>
               <w:t>_</w:t>
             </w:r>
-            <w:proofErr w:type="spellStart"/>
             <w:r>
               <w:rPr>
                 <w:i/>
@@ -2918,7 +2881,6 @@
               </w:rPr>
               <w:t>sro</w:t>
             </w:r>
-            <w:proofErr w:type="spellEnd"/>
             <w:r>
               <w:rPr>
                 <w:i/>
@@ -3135,7 +3097,6 @@
               </w:rPr>
               <w:t>{{</w:t>
             </w:r>
-            <w:proofErr w:type="spellStart"/>
             <w:r>
               <w:rPr>
                 <w:b/>
@@ -3154,18 +3115,7 @@
                 <w:szCs w:val="24"/>
                 <w:lang w:val="en-US"/>
               </w:rPr>
-              <w:t>_name</w:t>
-            </w:r>
-            <w:proofErr w:type="spellEnd"/>
-            <w:r>
-              <w:rPr>
-                <w:b/>
-                <w:bCs/>
-                <w:sz w:val="24"/>
-                <w:szCs w:val="24"/>
-                <w:lang w:val="en-US"/>
-              </w:rPr>
-              <w:t>}}</w:t>
+              <w:t>_name}}</w:t>
             </w:r>
           </w:p>
         </w:tc>
@@ -3225,7 +3175,6 @@
               </w:rPr>
               <w:t>{{</w:t>
             </w:r>
-            <w:proofErr w:type="spellStart"/>
             <w:r>
               <w:rPr>
                 <w:b/>
@@ -3236,7 +3185,6 @@
               </w:rPr>
               <w:t>a_dd</w:t>
             </w:r>
-            <w:proofErr w:type="spellEnd"/>
             <w:r>
               <w:rPr>
                 <w:b/>
@@ -3300,29 +3248,7 @@
                 <w:szCs w:val="24"/>
                 <w:lang w:val="en-US"/>
               </w:rPr>
-              <w:t>{{</w:t>
-            </w:r>
-            <w:proofErr w:type="spellStart"/>
-            <w:r>
-              <w:rPr>
-                <w:b/>
-                <w:bCs/>
-                <w:sz w:val="24"/>
-                <w:szCs w:val="24"/>
-                <w:lang w:val="en-US"/>
-              </w:rPr>
-              <w:t>a_mm</w:t>
-            </w:r>
-            <w:proofErr w:type="spellEnd"/>
-            <w:r>
-              <w:rPr>
-                <w:b/>
-                <w:bCs/>
-                <w:sz w:val="24"/>
-                <w:szCs w:val="24"/>
-                <w:lang w:val="en-US"/>
-              </w:rPr>
-              <w:t>}}</w:t>
+              <w:t>{{a_mm}}</w:t>
             </w:r>
           </w:p>
         </w:tc>
@@ -3378,7 +3304,6 @@
               </w:rPr>
               <w:t>{{</w:t>
             </w:r>
-            <w:proofErr w:type="spellStart"/>
             <w:r>
               <w:rPr>
                 <w:b/>
@@ -3397,18 +3322,7 @@
                 <w:szCs w:val="24"/>
                 <w:lang w:val="en-US"/>
               </w:rPr>
-              <w:t>_yy</w:t>
-            </w:r>
-            <w:proofErr w:type="spellEnd"/>
-            <w:r>
-              <w:rPr>
-                <w:b/>
-                <w:bCs/>
-                <w:sz w:val="24"/>
-                <w:szCs w:val="24"/>
-                <w:lang w:val="en-US"/>
-              </w:rPr>
-              <w:t>}}</w:t>
+              <w:t>_yy}}</w:t>
             </w:r>
             <w:r>
               <w:rPr>
@@ -3433,15 +3347,6 @@
                 <w:szCs w:val="24"/>
               </w:rPr>
             </w:pPr>
-            <w:r>
-              <w:rPr>
-                <w:b/>
-                <w:bCs/>
-                <w:sz w:val="24"/>
-                <w:szCs w:val="24"/>
-              </w:rPr>
-              <w:t>г.</w:t>
-            </w:r>
           </w:p>
         </w:tc>
       </w:tr>
@@ -3753,7 +3658,6 @@
         </w:rPr>
         <w:t>_</w:t>
       </w:r>
-      <w:proofErr w:type="spellStart"/>
       <w:r>
         <w:rPr>
           <w:i/>
@@ -3765,7 +3669,6 @@
         </w:rPr>
         <w:t>fio</w:t>
       </w:r>
-      <w:proofErr w:type="spellEnd"/>
       <w:r>
         <w:rPr>
           <w:i/>
@@ -3838,7 +3741,6 @@
         </w:rPr>
         <w:t>_</w:t>
       </w:r>
-      <w:proofErr w:type="spellStart"/>
       <w:r>
         <w:rPr>
           <w:i/>
@@ -3850,7 +3752,6 @@
         </w:rPr>
         <w:t>nrs</w:t>
       </w:r>
-      <w:proofErr w:type="spellEnd"/>
       <w:r>
         <w:rPr>
           <w:i/>
@@ -3944,7 +3845,6 @@
         </w:rPr>
         <w:t>_</w:t>
       </w:r>
-      <w:proofErr w:type="spellStart"/>
       <w:r>
         <w:rPr>
           <w:i/>
@@ -3956,7 +3856,6 @@
         </w:rPr>
         <w:t>nrs</w:t>
       </w:r>
-      <w:proofErr w:type="spellEnd"/>
       <w:r>
         <w:rPr>
           <w:i/>
@@ -3996,7 +3895,7 @@
           <w:szCs w:val="22"/>
           <w:u w:val="single"/>
         </w:rPr>
-        <w:t>г.</w:t>
+        <w:t xml:space="preserve">, приказ </w:t>
       </w:r>
       <w:r>
         <w:rPr>
@@ -4006,7 +3905,7 @@
           <w:szCs w:val="22"/>
           <w:u w:val="single"/>
         </w:rPr>
-        <w:t xml:space="preserve">, приказ </w:t>
+        <w:t>№</w:t>
       </w:r>
       <w:r>
         <w:rPr>
@@ -4016,7 +3915,7 @@
           <w:szCs w:val="22"/>
           <w:u w:val="single"/>
         </w:rPr>
-        <w:t>№</w:t>
+        <w:t>{{</w:t>
       </w:r>
       <w:r>
         <w:rPr>
@@ -4025,6 +3924,100 @@
           <w:sz w:val="22"/>
           <w:szCs w:val="22"/>
           <w:u w:val="single"/>
+          <w:lang w:val="en-US"/>
+        </w:rPr>
+        <w:t>tech</w:t>
+      </w:r>
+      <w:r>
+        <w:rPr>
+          <w:i/>
+          <w:color w:val="000000"/>
+          <w:sz w:val="22"/>
+          <w:szCs w:val="22"/>
+          <w:u w:val="single"/>
+        </w:rPr>
+        <w:t>_</w:t>
+      </w:r>
+      <w:r>
+        <w:rPr>
+          <w:i/>
+          <w:color w:val="000000"/>
+          <w:sz w:val="22"/>
+          <w:szCs w:val="22"/>
+          <w:u w:val="single"/>
+          <w:lang w:val="en-US"/>
+        </w:rPr>
+        <w:t>customer</w:t>
+      </w:r>
+      <w:r>
+        <w:rPr>
+          <w:i/>
+          <w:color w:val="000000"/>
+          <w:sz w:val="22"/>
+          <w:szCs w:val="22"/>
+          <w:u w:val="single"/>
+        </w:rPr>
+        <w:t>_</w:t>
+      </w:r>
+      <w:r>
+        <w:rPr>
+          <w:i/>
+          <w:color w:val="000000"/>
+          <w:sz w:val="22"/>
+          <w:szCs w:val="22"/>
+          <w:u w:val="single"/>
+          <w:lang w:val="en-US"/>
+        </w:rPr>
+        <w:t>directive</w:t>
+      </w:r>
+      <w:r>
+        <w:rPr>
+          <w:i/>
+          <w:color w:val="000000"/>
+          <w:sz w:val="22"/>
+          <w:szCs w:val="22"/>
+          <w:u w:val="single"/>
+        </w:rPr>
+        <w:t>_</w:t>
+      </w:r>
+      <w:r>
+        <w:rPr>
+          <w:i/>
+          <w:color w:val="000000"/>
+          <w:sz w:val="22"/>
+          <w:szCs w:val="22"/>
+          <w:u w:val="single"/>
+          <w:lang w:val="en-US"/>
+        </w:rPr>
+        <w:t>number</w:t>
+      </w:r>
+      <w:r>
+        <w:rPr>
+          <w:i/>
+          <w:color w:val="000000"/>
+          <w:sz w:val="22"/>
+          <w:szCs w:val="22"/>
+          <w:u w:val="single"/>
+        </w:rPr>
+        <w:t>}}</w:t>
+      </w:r>
+      <w:r>
+        <w:rPr>
+          <w:i/>
+          <w:color w:val="000000"/>
+          <w:sz w:val="22"/>
+          <w:szCs w:val="22"/>
+          <w:u w:val="single"/>
+        </w:rPr>
+        <w:t xml:space="preserve"> от </w:t>
+      </w:r>
+      <w:r>
+        <w:rPr>
+          <w:i/>
+          <w:color w:val="000000"/>
+          <w:sz w:val="22"/>
+          <w:szCs w:val="22"/>
+          <w:u w:val="single"/>
         </w:rPr>
         <w:t>{{</w:t>
       </w:r>
@@ -4100,7 +4093,7 @@
           <w:u w:val="single"/>
           <w:lang w:val="en-US"/>
         </w:rPr>
-        <w:t>number</w:t>
+        <w:t>date</w:t>
       </w:r>
       <w:r>
         <w:rPr>
@@ -4111,120 +4104,6 @@
           <w:u w:val="single"/>
         </w:rPr>
         <w:t>}}</w:t>
-      </w:r>
-      <w:r>
-        <w:rPr>
-          <w:i/>
-          <w:color w:val="000000"/>
-          <w:sz w:val="22"/>
-          <w:szCs w:val="22"/>
-          <w:u w:val="single"/>
-        </w:rPr>
-        <w:t xml:space="preserve"> от </w:t>
-      </w:r>
-      <w:r>
-        <w:rPr>
-          <w:i/>
-          <w:color w:val="000000"/>
-          <w:sz w:val="22"/>
-          <w:szCs w:val="22"/>
-          <w:u w:val="single"/>
-        </w:rPr>
-        <w:t>{{</w:t>
-      </w:r>
-      <w:r>
-        <w:rPr>
-          <w:i/>
-          <w:color w:val="000000"/>
-          <w:sz w:val="22"/>
-          <w:szCs w:val="22"/>
-          <w:u w:val="single"/>
-          <w:lang w:val="en-US"/>
-        </w:rPr>
-        <w:t>tech</w:t>
-      </w:r>
-      <w:r>
-        <w:rPr>
-          <w:i/>
-          <w:color w:val="000000"/>
-          <w:sz w:val="22"/>
-          <w:szCs w:val="22"/>
-          <w:u w:val="single"/>
-        </w:rPr>
-        <w:t>_</w:t>
-      </w:r>
-      <w:r>
-        <w:rPr>
-          <w:i/>
-          <w:color w:val="000000"/>
-          <w:sz w:val="22"/>
-          <w:szCs w:val="22"/>
-          <w:u w:val="single"/>
-          <w:lang w:val="en-US"/>
-        </w:rPr>
-        <w:t>customer</w:t>
-      </w:r>
-      <w:r>
-        <w:rPr>
-          <w:i/>
-          <w:color w:val="000000"/>
-          <w:sz w:val="22"/>
-          <w:szCs w:val="22"/>
-          <w:u w:val="single"/>
-        </w:rPr>
-        <w:t>_</w:t>
-      </w:r>
-      <w:r>
-        <w:rPr>
-          <w:i/>
-          <w:color w:val="000000"/>
-          <w:sz w:val="22"/>
-          <w:szCs w:val="22"/>
-          <w:u w:val="single"/>
-          <w:lang w:val="en-US"/>
-        </w:rPr>
-        <w:t>directive</w:t>
-      </w:r>
-      <w:r>
-        <w:rPr>
-          <w:i/>
-          <w:color w:val="000000"/>
-          <w:sz w:val="22"/>
-          <w:szCs w:val="22"/>
-          <w:u w:val="single"/>
-        </w:rPr>
-        <w:t>_</w:t>
-      </w:r>
-      <w:r>
-        <w:rPr>
-          <w:i/>
-          <w:color w:val="000000"/>
-          <w:sz w:val="22"/>
-          <w:szCs w:val="22"/>
-          <w:u w:val="single"/>
-          <w:lang w:val="en-US"/>
-        </w:rPr>
-        <w:t>date</w:t>
-      </w:r>
-      <w:r>
-        <w:rPr>
-          <w:i/>
-          <w:color w:val="000000"/>
-          <w:sz w:val="22"/>
-          <w:szCs w:val="22"/>
-          <w:u w:val="single"/>
-        </w:rPr>
-        <w:t>}}</w:t>
-      </w:r>
-      <w:r>
-        <w:rPr>
-          <w:i/>
-          <w:color w:val="000000"/>
-          <w:sz w:val="22"/>
-          <w:szCs w:val="22"/>
-          <w:u w:val="single"/>
-        </w:rPr>
-        <w:t>г.</w:t>
       </w:r>
       <w:r>
         <w:rPr>
@@ -4367,7 +4246,6 @@
         </w:rPr>
         <w:t>{{</w:t>
       </w:r>
-      <w:proofErr w:type="spellStart"/>
       <w:r>
         <w:rPr>
           <w:i/>
@@ -4445,7 +4323,6 @@
         </w:rPr>
         <w:t>full</w:t>
       </w:r>
-      <w:proofErr w:type="spellEnd"/>
       <w:r>
         <w:rPr>
           <w:i/>
@@ -4500,7 +4377,6 @@
         </w:rPr>
         <w:t>{{</w:t>
       </w:r>
-      <w:proofErr w:type="spellStart"/>
       <w:r>
         <w:rPr>
           <w:i/>
@@ -4578,7 +4454,6 @@
         </w:rPr>
         <w:t>ogrn</w:t>
       </w:r>
-      <w:proofErr w:type="spellEnd"/>
       <w:r>
         <w:rPr>
           <w:i/>
@@ -4633,7 +4508,6 @@
         </w:rPr>
         <w:t>{{</w:t>
       </w:r>
-      <w:proofErr w:type="spellStart"/>
       <w:r>
         <w:rPr>
           <w:i/>
@@ -4711,7 +4585,6 @@
         </w:rPr>
         <w:t>inn</w:t>
       </w:r>
-      <w:proofErr w:type="spellEnd"/>
       <w:r>
         <w:rPr>
           <w:i/>
@@ -4743,31 +4616,7 @@
           <w:u w:val="single"/>
           <w:lang w:val="en-US"/>
         </w:rPr>
-        <w:t>{{</w:t>
-      </w:r>
-      <w:proofErr w:type="spellStart"/>
-      <w:r>
-        <w:rPr>
-          <w:i/>
-          <w:color w:val="000000"/>
-          <w:sz w:val="22"/>
-          <w:szCs w:val="22"/>
-          <w:u w:val="single"/>
-          <w:lang w:val="en-US"/>
-        </w:rPr>
-        <w:t>tech_customer_org_address</w:t>
-      </w:r>
-      <w:proofErr w:type="spellEnd"/>
-      <w:r>
-        <w:rPr>
-          <w:i/>
-          <w:color w:val="000000"/>
-          <w:sz w:val="22"/>
-          <w:szCs w:val="22"/>
-          <w:u w:val="single"/>
-          <w:lang w:val="en-US"/>
-        </w:rPr>
-        <w:t>}</w:t>
+        <w:t>{{tech_customer_org_address}</w:t>
       </w:r>
       <w:r>
         <w:rPr>
@@ -5022,7 +4871,6 @@
         </w:rPr>
         <w:t>_</w:t>
       </w:r>
-      <w:proofErr w:type="spellStart"/>
       <w:r>
         <w:rPr>
           <w:i/>
@@ -5032,7 +4880,6 @@
         </w:rPr>
         <w:t>fio</w:t>
       </w:r>
-      <w:proofErr w:type="spellEnd"/>
       <w:r>
         <w:rPr>
           <w:i/>
@@ -5092,7 +4939,6 @@
         </w:rPr>
         <w:t>_</w:t>
       </w:r>
-      <w:proofErr w:type="spellStart"/>
       <w:r>
         <w:rPr>
           <w:i/>
@@ -5102,7 +4948,6 @@
         </w:rPr>
         <w:t>nrs</w:t>
       </w:r>
-      <w:proofErr w:type="spellEnd"/>
       <w:r>
         <w:rPr>
           <w:i/>
@@ -5288,31 +5133,13 @@
         </w:rPr>
         <w:t>date</w:t>
       </w:r>
-      <w:proofErr w:type="gramStart"/>
-      <w:r>
-        <w:rPr>
-          <w:i/>
-          <w:sz w:val="22"/>
-          <w:u w:val="single"/>
-        </w:rPr>
-        <w:t>}}</w:t>
-      </w:r>
-      <w:r>
-        <w:rPr>
-          <w:i/>
-          <w:sz w:val="22"/>
-          <w:u w:val="single"/>
-        </w:rPr>
-        <w:t>г.</w:t>
-      </w:r>
-      <w:proofErr w:type="gramEnd"/>
-      <w:r>
-        <w:rPr>
-          <w:i/>
-          <w:sz w:val="22"/>
-          <w:u w:val="single"/>
-        </w:rPr>
-        <w:t xml:space="preserve"> {{</w:t>
+      <w:r>
+        <w:rPr>
+          <w:i/>
+          <w:sz w:val="22"/>
+          <w:u w:val="single"/>
+        </w:rPr>
+        <w:t>}} {{</w:t>
       </w:r>
       <w:r>
         <w:rPr>
@@ -5622,19 +5449,83 @@
           <w:szCs w:val="22"/>
           <w:u w:val="single"/>
         </w:rPr>
-        <w:t>{</w:t>
-      </w:r>
-      <w:proofErr w:type="spellStart"/>
-      <w:r>
-        <w:rPr>
-          <w:i/>
-          <w:sz w:val="22"/>
-          <w:szCs w:val="22"/>
-          <w:u w:val="single"/>
+        <w:t>{builder_</w:t>
+      </w:r>
+      <w:r>
+        <w:rPr>
+          <w:i/>
+          <w:sz w:val="22"/>
+          <w:szCs w:val="22"/>
+          <w:u w:val="single"/>
+          <w:lang w:val="en-US"/>
+        </w:rPr>
+        <w:t>control</w:t>
+      </w:r>
+      <w:r>
+        <w:rPr>
+          <w:i/>
+          <w:sz w:val="22"/>
+          <w:szCs w:val="22"/>
+          <w:u w:val="single"/>
+        </w:rPr>
+        <w:t>_</w:t>
+      </w:r>
+      <w:r>
+        <w:rPr>
+          <w:i/>
+          <w:sz w:val="22"/>
+          <w:szCs w:val="22"/>
+          <w:u w:val="single"/>
+          <w:lang w:val="en-US"/>
+        </w:rPr>
+        <w:t>fio</w:t>
+      </w:r>
+      <w:r>
+        <w:rPr>
+          <w:i/>
+          <w:sz w:val="22"/>
+          <w:szCs w:val="22"/>
+          <w:u w:val="single"/>
+        </w:rPr>
+        <w:t>}}</w:t>
+      </w:r>
+      <w:r>
+        <w:rPr>
+          <w:i/>
+          <w:sz w:val="22"/>
+          <w:szCs w:val="22"/>
+          <w:u w:val="single"/>
+        </w:rPr>
+        <w:t>,</w:t>
+      </w:r>
+      <w:r>
+        <w:rPr>
+          <w:i/>
+          <w:sz w:val="22"/>
+          <w:szCs w:val="22"/>
+          <w:u w:val="single"/>
+        </w:rPr>
+        <w:t xml:space="preserve"> </w:t>
+      </w:r>
+      <w:r>
+        <w:rPr>
+          <w:i/>
+          <w:sz w:val="22"/>
+          <w:szCs w:val="22"/>
+          <w:u w:val="single"/>
+        </w:rPr>
+        <w:t>{{</w:t>
+      </w:r>
+      <w:r>
+        <w:rPr>
+          <w:i/>
+          <w:sz w:val="22"/>
+          <w:szCs w:val="22"/>
+          <w:u w:val="single"/>
+          <w:lang w:val="en-US"/>
         </w:rPr>
         <w:t>builder</w:t>
       </w:r>
-      <w:proofErr w:type="spellEnd"/>
       <w:r>
         <w:rPr>
           <w:i/>
@@ -5663,18 +5554,35 @@
         </w:rPr>
         <w:t>_</w:t>
       </w:r>
-      <w:proofErr w:type="spellStart"/>
-      <w:r>
-        <w:rPr>
-          <w:i/>
-          <w:sz w:val="22"/>
-          <w:szCs w:val="22"/>
-          <w:u w:val="single"/>
-          <w:lang w:val="en-US"/>
-        </w:rPr>
-        <w:t>fio</w:t>
-      </w:r>
-      <w:proofErr w:type="spellEnd"/>
+      <w:r>
+        <w:rPr>
+          <w:i/>
+          <w:sz w:val="22"/>
+          <w:szCs w:val="22"/>
+          <w:u w:val="single"/>
+          <w:lang w:val="en-US"/>
+        </w:rPr>
+        <w:t>nrs</w:t>
+      </w:r>
+      <w:r>
+        <w:rPr>
+          <w:i/>
+          <w:sz w:val="22"/>
+          <w:szCs w:val="22"/>
+          <w:u w:val="single"/>
+        </w:rPr>
+        <w:t>_</w:t>
+      </w:r>
+      <w:r>
+        <w:rPr>
+          <w:i/>
+          <w:sz w:val="22"/>
+          <w:szCs w:val="22"/>
+          <w:u w:val="single"/>
+          <w:lang w:val="en-US"/>
+        </w:rPr>
+        <w:t>number</w:t>
+      </w:r>
       <w:r>
         <w:rPr>
           <w:i/>
@@ -5691,16 +5599,7 @@
           <w:szCs w:val="22"/>
           <w:u w:val="single"/>
         </w:rPr>
-        <w:t>,</w:t>
-      </w:r>
-      <w:r>
-        <w:rPr>
-          <w:i/>
-          <w:sz w:val="22"/>
-          <w:szCs w:val="22"/>
-          <w:u w:val="single"/>
-        </w:rPr>
-        <w:t xml:space="preserve"> </w:t>
+        <w:t xml:space="preserve"> от </w:t>
       </w:r>
       <w:r>
         <w:rPr>
@@ -5749,7 +5648,6 @@
         </w:rPr>
         <w:t>_</w:t>
       </w:r>
-      <w:proofErr w:type="spellStart"/>
       <w:r>
         <w:rPr>
           <w:i/>
@@ -5760,7 +5658,100 @@
         </w:rPr>
         <w:t>nrs</w:t>
       </w:r>
-      <w:proofErr w:type="spellEnd"/>
+      <w:r>
+        <w:rPr>
+          <w:i/>
+          <w:sz w:val="22"/>
+          <w:szCs w:val="22"/>
+          <w:u w:val="single"/>
+        </w:rPr>
+        <w:t>_</w:t>
+      </w:r>
+      <w:r>
+        <w:rPr>
+          <w:i/>
+          <w:sz w:val="22"/>
+          <w:szCs w:val="22"/>
+          <w:u w:val="single"/>
+          <w:lang w:val="en-US"/>
+        </w:rPr>
+        <w:t>date</w:t>
+      </w:r>
+      <w:r>
+        <w:rPr>
+          <w:i/>
+          <w:sz w:val="22"/>
+          <w:szCs w:val="22"/>
+          <w:u w:val="single"/>
+        </w:rPr>
+        <w:t>}}</w:t>
+      </w:r>
+      <w:r>
+        <w:rPr>
+          <w:i/>
+          <w:sz w:val="22"/>
+          <w:szCs w:val="22"/>
+          <w:u w:val="single"/>
+        </w:rPr>
+        <w:t>, приказ №</w:t>
+      </w:r>
+      <w:r>
+        <w:rPr>
+          <w:i/>
+          <w:sz w:val="22"/>
+          <w:szCs w:val="22"/>
+          <w:u w:val="single"/>
+        </w:rPr>
+        <w:t>{{</w:t>
+      </w:r>
+      <w:r>
+        <w:rPr>
+          <w:i/>
+          <w:sz w:val="22"/>
+          <w:szCs w:val="22"/>
+          <w:u w:val="single"/>
+          <w:lang w:val="en-US"/>
+        </w:rPr>
+        <w:t>builder</w:t>
+      </w:r>
+      <w:r>
+        <w:rPr>
+          <w:i/>
+          <w:sz w:val="22"/>
+          <w:szCs w:val="22"/>
+          <w:u w:val="single"/>
+        </w:rPr>
+        <w:t>_</w:t>
+      </w:r>
+      <w:r>
+        <w:rPr>
+          <w:i/>
+          <w:sz w:val="22"/>
+          <w:szCs w:val="22"/>
+          <w:u w:val="single"/>
+          <w:lang w:val="en-US"/>
+        </w:rPr>
+        <w:t>control</w:t>
+      </w:r>
+      <w:r>
+        <w:rPr>
+          <w:i/>
+          <w:sz w:val="22"/>
+          <w:szCs w:val="22"/>
+          <w:u w:val="single"/>
+        </w:rPr>
+        <w:t>_</w:t>
+      </w:r>
+      <w:r>
+        <w:rPr>
+          <w:i/>
+          <w:sz w:val="22"/>
+          <w:szCs w:val="22"/>
+          <w:u w:val="single"/>
+          <w:lang w:val="en-US"/>
+        </w:rPr>
+        <w:t>directive</w:t>
+      </w:r>
       <w:r>
         <w:rPr>
           <w:i/>
@@ -5845,18 +5836,16 @@
         </w:rPr>
         <w:t>_</w:t>
       </w:r>
-      <w:proofErr w:type="spellStart"/>
-      <w:r>
-        <w:rPr>
-          <w:i/>
-          <w:sz w:val="22"/>
-          <w:szCs w:val="22"/>
-          <w:u w:val="single"/>
-          <w:lang w:val="en-US"/>
-        </w:rPr>
-        <w:t>nrs</w:t>
-      </w:r>
-      <w:proofErr w:type="spellEnd"/>
+      <w:r>
+        <w:rPr>
+          <w:i/>
+          <w:sz w:val="22"/>
+          <w:szCs w:val="22"/>
+          <w:u w:val="single"/>
+          <w:lang w:val="en-US"/>
+        </w:rPr>
+        <w:t>directive</w:t>
+      </w:r>
       <w:r>
         <w:rPr>
           <w:i/>
@@ -5884,203 +5873,6 @@
           <w:u w:val="single"/>
         </w:rPr>
         <w:t>}}</w:t>
-      </w:r>
-      <w:r>
-        <w:rPr>
-          <w:i/>
-          <w:sz w:val="22"/>
-          <w:szCs w:val="22"/>
-          <w:u w:val="single"/>
-        </w:rPr>
-        <w:t>, приказ №</w:t>
-      </w:r>
-      <w:r>
-        <w:rPr>
-          <w:i/>
-          <w:sz w:val="22"/>
-          <w:szCs w:val="22"/>
-          <w:u w:val="single"/>
-        </w:rPr>
-        <w:t>{{</w:t>
-      </w:r>
-      <w:r>
-        <w:rPr>
-          <w:i/>
-          <w:sz w:val="22"/>
-          <w:szCs w:val="22"/>
-          <w:u w:val="single"/>
-          <w:lang w:val="en-US"/>
-        </w:rPr>
-        <w:t>builder</w:t>
-      </w:r>
-      <w:r>
-        <w:rPr>
-          <w:i/>
-          <w:sz w:val="22"/>
-          <w:szCs w:val="22"/>
-          <w:u w:val="single"/>
-        </w:rPr>
-        <w:t>_</w:t>
-      </w:r>
-      <w:r>
-        <w:rPr>
-          <w:i/>
-          <w:sz w:val="22"/>
-          <w:szCs w:val="22"/>
-          <w:u w:val="single"/>
-          <w:lang w:val="en-US"/>
-        </w:rPr>
-        <w:t>control</w:t>
-      </w:r>
-      <w:r>
-        <w:rPr>
-          <w:i/>
-          <w:sz w:val="22"/>
-          <w:szCs w:val="22"/>
-          <w:u w:val="single"/>
-        </w:rPr>
-        <w:t>_</w:t>
-      </w:r>
-      <w:r>
-        <w:rPr>
-          <w:i/>
-          <w:sz w:val="22"/>
-          <w:szCs w:val="22"/>
-          <w:u w:val="single"/>
-          <w:lang w:val="en-US"/>
-        </w:rPr>
-        <w:t>directive</w:t>
-      </w:r>
-      <w:r>
-        <w:rPr>
-          <w:i/>
-          <w:sz w:val="22"/>
-          <w:szCs w:val="22"/>
-          <w:u w:val="single"/>
-        </w:rPr>
-        <w:t>_</w:t>
-      </w:r>
-      <w:r>
-        <w:rPr>
-          <w:i/>
-          <w:sz w:val="22"/>
-          <w:szCs w:val="22"/>
-          <w:u w:val="single"/>
-          <w:lang w:val="en-US"/>
-        </w:rPr>
-        <w:t>number</w:t>
-      </w:r>
-      <w:r>
-        <w:rPr>
-          <w:i/>
-          <w:sz w:val="22"/>
-          <w:szCs w:val="22"/>
-          <w:u w:val="single"/>
-        </w:rPr>
-        <w:t>}}</w:t>
-      </w:r>
-      <w:r>
-        <w:rPr>
-          <w:i/>
-          <w:sz w:val="22"/>
-          <w:szCs w:val="22"/>
-          <w:u w:val="single"/>
-        </w:rPr>
-        <w:t xml:space="preserve"> от </w:t>
-      </w:r>
-      <w:r>
-        <w:rPr>
-          <w:i/>
-          <w:sz w:val="22"/>
-          <w:szCs w:val="22"/>
-          <w:u w:val="single"/>
-        </w:rPr>
-        <w:t>{{</w:t>
-      </w:r>
-      <w:r>
-        <w:rPr>
-          <w:i/>
-          <w:sz w:val="22"/>
-          <w:szCs w:val="22"/>
-          <w:u w:val="single"/>
-          <w:lang w:val="en-US"/>
-        </w:rPr>
-        <w:t>builder</w:t>
-      </w:r>
-      <w:r>
-        <w:rPr>
-          <w:i/>
-          <w:sz w:val="22"/>
-          <w:szCs w:val="22"/>
-          <w:u w:val="single"/>
-        </w:rPr>
-        <w:t>_</w:t>
-      </w:r>
-      <w:r>
-        <w:rPr>
-          <w:i/>
-          <w:sz w:val="22"/>
-          <w:szCs w:val="22"/>
-          <w:u w:val="single"/>
-          <w:lang w:val="en-US"/>
-        </w:rPr>
-        <w:t>control</w:t>
-      </w:r>
-      <w:r>
-        <w:rPr>
-          <w:i/>
-          <w:sz w:val="22"/>
-          <w:szCs w:val="22"/>
-          <w:u w:val="single"/>
-        </w:rPr>
-        <w:t>_</w:t>
-      </w:r>
-      <w:r>
-        <w:rPr>
-          <w:i/>
-          <w:sz w:val="22"/>
-          <w:szCs w:val="22"/>
-          <w:u w:val="single"/>
-          <w:lang w:val="en-US"/>
-        </w:rPr>
-        <w:t>directive</w:t>
-      </w:r>
-      <w:r>
-        <w:rPr>
-          <w:i/>
-          <w:sz w:val="22"/>
-          <w:szCs w:val="22"/>
-          <w:u w:val="single"/>
-        </w:rPr>
-        <w:t>_</w:t>
-      </w:r>
-      <w:r>
-        <w:rPr>
-          <w:i/>
-          <w:sz w:val="22"/>
-          <w:szCs w:val="22"/>
-          <w:u w:val="single"/>
-          <w:lang w:val="en-US"/>
-        </w:rPr>
-        <w:t>date</w:t>
-      </w:r>
-      <w:r>
-        <w:rPr>
-          <w:i/>
-          <w:sz w:val="22"/>
-          <w:szCs w:val="22"/>
-          <w:u w:val="single"/>
-        </w:rPr>
-        <w:t>}}</w:t>
-      </w:r>
-      <w:r>
-        <w:rPr>
-          <w:i/>
-          <w:sz w:val="22"/>
-          <w:szCs w:val="22"/>
-          <w:u w:val="single"/>
-        </w:rPr>
-        <w:t>г.</w:t>
       </w:r>
       <w:r>
         <w:rPr>
@@ -6391,7 +6183,6 @@
         </w:rPr>
         <w:t>_</w:t>
       </w:r>
-      <w:proofErr w:type="spellStart"/>
       <w:r>
         <w:rPr>
           <w:i/>
@@ -6401,7 +6192,6 @@
         </w:rPr>
         <w:t>fio</w:t>
       </w:r>
-      <w:proofErr w:type="spellEnd"/>
       <w:r>
         <w:rPr>
           <w:i/>
@@ -6584,14 +6374,6 @@
           <w:sz w:val="22"/>
           <w:u w:val="single"/>
         </w:rPr>
-        <w:t>г.</w:t>
-      </w:r>
-      <w:r>
-        <w:rPr>
-          <w:i/>
-          <w:sz w:val="22"/>
-          <w:u w:val="single"/>
-        </w:rPr>
         <w:t xml:space="preserve"> </w:t>
       </w:r>
       <w:r>
@@ -6737,7 +6519,6 @@
         </w:rPr>
         <w:t>_</w:t>
       </w:r>
-      <w:proofErr w:type="spellStart"/>
       <w:r>
         <w:rPr>
           <w:i/>
@@ -6747,7 +6528,6 @@
         </w:rPr>
         <w:t>ogrn</w:t>
       </w:r>
-      <w:proofErr w:type="spellEnd"/>
       <w:r>
         <w:rPr>
           <w:i/>
@@ -7091,7 +6871,6 @@
         </w:rPr>
         <w:t>{{</w:t>
       </w:r>
-      <w:proofErr w:type="spellStart"/>
       <w:r>
         <w:rPr>
           <w:i/>
@@ -7162,7 +6941,6 @@
         </w:rPr>
         <w:t>full</w:t>
       </w:r>
-      <w:proofErr w:type="spellEnd"/>
       <w:r>
         <w:rPr>
           <w:i/>
@@ -7194,7 +6972,6 @@
         </w:rPr>
         <w:t>{{</w:t>
       </w:r>
-      <w:proofErr w:type="spellStart"/>
       <w:r>
         <w:rPr>
           <w:i/>
@@ -7245,7 +7022,6 @@
         </w:rPr>
         <w:t>fio</w:t>
       </w:r>
-      <w:proofErr w:type="spellEnd"/>
       <w:r>
         <w:rPr>
           <w:i/>
@@ -7293,7 +7069,6 @@
         </w:rPr>
         <w:t>{{</w:t>
       </w:r>
-      <w:proofErr w:type="spellStart"/>
       <w:r>
         <w:rPr>
           <w:i/>
@@ -7357,7 +7132,6 @@
         </w:rPr>
         <w:t>number</w:t>
       </w:r>
-      <w:proofErr w:type="spellEnd"/>
       <w:r>
         <w:rPr>
           <w:i/>
@@ -7402,7 +7176,6 @@
         </w:rPr>
         <w:t>{{</w:t>
       </w:r>
-      <w:proofErr w:type="spellStart"/>
       <w:r>
         <w:rPr>
           <w:i/>
@@ -7466,7 +7239,6 @@
         </w:rPr>
         <w:t>date</w:t>
       </w:r>
-      <w:proofErr w:type="spellEnd"/>
       <w:r>
         <w:rPr>
           <w:i/>
@@ -7523,7 +7295,6 @@
         </w:rPr>
         <w:t>{{</w:t>
       </w:r>
-      <w:proofErr w:type="spellStart"/>
       <w:r>
         <w:rPr>
           <w:i/>
@@ -7594,7 +7365,6 @@
         </w:rPr>
         <w:t>orgn</w:t>
       </w:r>
-      <w:proofErr w:type="spellEnd"/>
       <w:r>
         <w:rPr>
           <w:i/>
@@ -7644,7 +7414,6 @@
         </w:rPr>
         <w:t>{{</w:t>
       </w:r>
-      <w:proofErr w:type="spellStart"/>
       <w:r>
         <w:rPr>
           <w:i/>
@@ -7715,7 +7484,6 @@
         </w:rPr>
         <w:t>inn</w:t>
       </w:r>
-      <w:proofErr w:type="spellEnd"/>
       <w:r>
         <w:rPr>
           <w:i/>
@@ -7744,29 +7512,7 @@
           <w:u w:val="single"/>
           <w:lang w:val="en-US"/>
         </w:rPr>
-        <w:t>{{</w:t>
-      </w:r>
-      <w:proofErr w:type="spellStart"/>
-      <w:r>
-        <w:rPr>
-          <w:i/>
-          <w:iCs/>
-          <w:sz w:val="22"/>
-          <w:u w:val="single"/>
-          <w:lang w:val="en-US"/>
-        </w:rPr>
-        <w:t>contractor_rep_org_address</w:t>
-      </w:r>
-      <w:proofErr w:type="spellEnd"/>
-      <w:r>
-        <w:rPr>
-          <w:i/>
-          <w:iCs/>
-          <w:sz w:val="22"/>
-          <w:u w:val="single"/>
-          <w:lang w:val="en-US"/>
-        </w:rPr>
-        <w:t>}}</w:t>
+        <w:t>{{contractor_rep_org_address}}</w:t>
       </w:r>
     </w:p>
     <w:p>
@@ -8036,7 +7782,6 @@
         </w:rPr>
         <w:t>_</w:t>
       </w:r>
-      <w:proofErr w:type="spellStart"/>
       <w:r>
         <w:rPr>
           <w:i/>
@@ -8047,7 +7792,6 @@
         </w:rPr>
         <w:t>fio</w:t>
       </w:r>
-      <w:proofErr w:type="spellEnd"/>
       <w:r>
         <w:rPr>
           <w:i/>
@@ -8236,34 +7980,14 @@
         </w:rPr>
         <w:t>date</w:t>
       </w:r>
-      <w:proofErr w:type="gramStart"/>
-      <w:r>
-        <w:rPr>
-          <w:i/>
-          <w:sz w:val="22"/>
-          <w:szCs w:val="22"/>
-          <w:u w:val="single"/>
-        </w:rPr>
-        <w:t>}}</w:t>
-      </w:r>
-      <w:r>
-        <w:rPr>
-          <w:i/>
-          <w:sz w:val="22"/>
-          <w:szCs w:val="22"/>
-          <w:u w:val="single"/>
-        </w:rPr>
-        <w:t>г.</w:t>
-      </w:r>
-      <w:proofErr w:type="gramEnd"/>
-      <w:r>
-        <w:rPr>
-          <w:i/>
-          <w:sz w:val="22"/>
-          <w:szCs w:val="22"/>
-          <w:u w:val="single"/>
-        </w:rPr>
-        <w:t xml:space="preserve"> {{</w:t>
+      <w:r>
+        <w:rPr>
+          <w:i/>
+          <w:sz w:val="22"/>
+          <w:szCs w:val="22"/>
+          <w:u w:val="single"/>
+        </w:rPr>
+        <w:t>}} {{</w:t>
       </w:r>
       <w:r>
         <w:rPr>
@@ -8918,7 +8642,6 @@
               </w:rPr>
               <w:t>b</w:t>
             </w:r>
-            <w:proofErr w:type="spellStart"/>
             <w:r>
               <w:rPr>
                 <w:i/>
@@ -8929,7 +8652,6 @@
               </w:rPr>
               <w:t>uilder</w:t>
             </w:r>
-            <w:proofErr w:type="spellEnd"/>
             <w:r>
               <w:rPr>
                 <w:i/>
@@ -9392,27 +9114,7 @@
                 <w:szCs w:val="22"/>
                 <w:lang w:val="en-US"/>
               </w:rPr>
-              <w:t>{{</w:t>
-            </w:r>
-            <w:proofErr w:type="spellStart"/>
-            <w:r>
-              <w:rPr>
-                <w:i/>
-                <w:sz w:val="22"/>
-                <w:szCs w:val="22"/>
-                <w:lang w:val="en-US"/>
-              </w:rPr>
-              <w:t>s_dd</w:t>
-            </w:r>
-            <w:proofErr w:type="spellEnd"/>
-            <w:r>
-              <w:rPr>
-                <w:i/>
-                <w:sz w:val="22"/>
-                <w:szCs w:val="22"/>
-                <w:lang w:val="en-US"/>
-              </w:rPr>
-              <w:t>}}</w:t>
+              <w:t>{{s_dd}}</w:t>
             </w:r>
           </w:p>
         </w:tc>
@@ -9476,27 +9178,7 @@
                 <w:szCs w:val="22"/>
                 <w:lang w:val="en-US"/>
               </w:rPr>
-              <w:t>{{</w:t>
-            </w:r>
-            <w:proofErr w:type="spellStart"/>
-            <w:r>
-              <w:rPr>
-                <w:i/>
-                <w:sz w:val="22"/>
-                <w:szCs w:val="22"/>
-                <w:lang w:val="en-US"/>
-              </w:rPr>
-              <w:t>s_mm</w:t>
-            </w:r>
-            <w:proofErr w:type="spellEnd"/>
-            <w:r>
-              <w:rPr>
-                <w:i/>
-                <w:sz w:val="22"/>
-                <w:szCs w:val="22"/>
-                <w:lang w:val="en-US"/>
-              </w:rPr>
-              <w:t>}}</w:t>
+              <w:t>{{s_mm}}</w:t>
             </w:r>
           </w:p>
         </w:tc>
@@ -9577,7 +9259,6 @@
               </w:rPr>
               <w:t>_</w:t>
             </w:r>
-            <w:proofErr w:type="spellStart"/>
             <w:r>
               <w:rPr>
                 <w:i/>
@@ -9587,7 +9268,6 @@
               </w:rPr>
               <w:t>yy</w:t>
             </w:r>
-            <w:proofErr w:type="spellEnd"/>
             <w:r>
               <w:rPr>
                 <w:i/>
@@ -9740,27 +9420,7 @@
                 <w:szCs w:val="22"/>
                 <w:lang w:val="en-US"/>
               </w:rPr>
-              <w:t>{{</w:t>
-            </w:r>
-            <w:proofErr w:type="spellStart"/>
-            <w:r>
-              <w:rPr>
-                <w:i/>
-                <w:sz w:val="22"/>
-                <w:szCs w:val="22"/>
-                <w:lang w:val="en-US"/>
-              </w:rPr>
-              <w:t>e_dd</w:t>
-            </w:r>
-            <w:proofErr w:type="spellEnd"/>
-            <w:r>
-              <w:rPr>
-                <w:i/>
-                <w:sz w:val="22"/>
-                <w:szCs w:val="22"/>
-                <w:lang w:val="en-US"/>
-              </w:rPr>
-              <w:t>}}</w:t>
+              <w:t>{{e_dd}}</w:t>
             </w:r>
           </w:p>
         </w:tc>
@@ -9824,27 +9484,7 @@
                 <w:szCs w:val="22"/>
                 <w:lang w:val="en-US"/>
               </w:rPr>
-              <w:t>{{</w:t>
-            </w:r>
-            <w:proofErr w:type="spellStart"/>
-            <w:r>
-              <w:rPr>
-                <w:i/>
-                <w:sz w:val="22"/>
-                <w:szCs w:val="22"/>
-                <w:lang w:val="en-US"/>
-              </w:rPr>
-              <w:t>e_mm</w:t>
-            </w:r>
-            <w:proofErr w:type="spellEnd"/>
-            <w:r>
-              <w:rPr>
-                <w:i/>
-                <w:sz w:val="22"/>
-                <w:szCs w:val="22"/>
-                <w:lang w:val="en-US"/>
-              </w:rPr>
-              <w:t>}}</w:t>
+              <w:t>{{e_mm}}</w:t>
             </w:r>
           </w:p>
         </w:tc>
@@ -9898,7 +9538,6 @@
                 <w:i/>
                 <w:sz w:val="22"/>
                 <w:szCs w:val="22"/>
-                <w:lang w:val="en-US"/>
               </w:rPr>
             </w:pPr>
             <w:r>
@@ -9908,27 +9547,7 @@
                 <w:szCs w:val="22"/>
                 <w:lang w:val="en-US"/>
               </w:rPr>
-              <w:t>{{</w:t>
-            </w:r>
-            <w:proofErr w:type="spellStart"/>
-            <w:r>
-              <w:rPr>
-                <w:i/>
-                <w:sz w:val="22"/>
-                <w:szCs w:val="22"/>
-                <w:lang w:val="en-US"/>
-              </w:rPr>
-              <w:t>e_yy</w:t>
-            </w:r>
-            <w:proofErr w:type="spellEnd"/>
-            <w:r>
-              <w:rPr>
-                <w:i/>
-                <w:sz w:val="22"/>
-                <w:szCs w:val="22"/>
-                <w:lang w:val="en-US"/>
-              </w:rPr>
-              <w:t>}}</w:t>
+              <w:t>{{e_yy}}</w:t>
             </w:r>
           </w:p>
         </w:tc>
@@ -11187,7 +10806,6 @@
               </w:rPr>
               <w:t>_</w:t>
             </w:r>
-            <w:proofErr w:type="spellStart"/>
             <w:r>
               <w:rPr>
                 <w:i/>
@@ -11198,7 +10816,6 @@
               </w:rPr>
               <w:t>fio</w:t>
             </w:r>
-            <w:proofErr w:type="spellEnd"/>
             <w:r>
               <w:rPr>
                 <w:i/>
@@ -11360,23 +10977,7 @@
                 <w:i/>
                 <w:sz w:val="22"/>
               </w:rPr>
-              <w:t>{{</w:t>
-            </w:r>
-            <w:proofErr w:type="spellStart"/>
-            <w:r>
-              <w:rPr>
-                <w:i/>
-                <w:sz w:val="22"/>
-              </w:rPr>
-              <w:t>builder_rep_fio</w:t>
-            </w:r>
-            <w:proofErr w:type="spellEnd"/>
-            <w:r>
-              <w:rPr>
-                <w:i/>
-                <w:sz w:val="22"/>
-              </w:rPr>
-              <w:t>}}</w:t>
+              <w:t>{{builder_rep_fio}}</w:t>
             </w:r>
           </w:p>
         </w:tc>
@@ -11618,25 +11219,7 @@
                 <w:sz w:val="22"/>
                 <w:szCs w:val="22"/>
               </w:rPr>
-              <w:t>{{</w:t>
-            </w:r>
-            <w:proofErr w:type="spellStart"/>
-            <w:r>
-              <w:rPr>
-                <w:i/>
-                <w:sz w:val="22"/>
-                <w:szCs w:val="22"/>
-              </w:rPr>
-              <w:t>builder</w:t>
-            </w:r>
-            <w:proofErr w:type="spellEnd"/>
-            <w:r>
-              <w:rPr>
-                <w:i/>
-                <w:sz w:val="22"/>
-                <w:szCs w:val="22"/>
-              </w:rPr>
-              <w:t>_</w:t>
+              <w:t>{{builder_</w:t>
             </w:r>
             <w:r>
               <w:rPr>
@@ -11653,25 +11236,7 @@
                 <w:sz w:val="22"/>
                 <w:szCs w:val="22"/>
               </w:rPr>
-              <w:t>_</w:t>
-            </w:r>
-            <w:proofErr w:type="spellStart"/>
-            <w:r>
-              <w:rPr>
-                <w:i/>
-                <w:sz w:val="22"/>
-                <w:szCs w:val="22"/>
-              </w:rPr>
-              <w:t>fio</w:t>
-            </w:r>
-            <w:proofErr w:type="spellEnd"/>
-            <w:r>
-              <w:rPr>
-                <w:i/>
-                <w:sz w:val="22"/>
-                <w:szCs w:val="22"/>
-              </w:rPr>
-              <w:t>}}</w:t>
+              <w:t>_fio}}</w:t>
             </w:r>
           </w:p>
         </w:tc>
@@ -11823,25 +11388,7 @@
                 <w:sz w:val="22"/>
                 <w:szCs w:val="22"/>
               </w:rPr>
-              <w:t>{{</w:t>
-            </w:r>
-            <w:proofErr w:type="spellStart"/>
-            <w:r>
-              <w:rPr>
-                <w:i/>
-                <w:sz w:val="22"/>
-                <w:szCs w:val="22"/>
-              </w:rPr>
-              <w:t>design_rep_fio</w:t>
-            </w:r>
-            <w:proofErr w:type="spellEnd"/>
-            <w:r>
-              <w:rPr>
-                <w:i/>
-                <w:sz w:val="22"/>
-                <w:szCs w:val="22"/>
-              </w:rPr>
-              <w:t>}}</w:t>
+              <w:t>{{design_rep_fio}}</w:t>
             </w:r>
           </w:p>
         </w:tc>
@@ -12003,25 +11550,7 @@
                 <w:sz w:val="22"/>
                 <w:szCs w:val="22"/>
               </w:rPr>
-              <w:t>{{</w:t>
-            </w:r>
-            <w:proofErr w:type="spellStart"/>
-            <w:r>
-              <w:rPr>
-                <w:i/>
-                <w:sz w:val="22"/>
-                <w:szCs w:val="22"/>
-              </w:rPr>
-              <w:t>contractor_rep_fio</w:t>
-            </w:r>
-            <w:proofErr w:type="spellEnd"/>
-            <w:r>
-              <w:rPr>
-                <w:i/>
-                <w:sz w:val="22"/>
-                <w:szCs w:val="22"/>
-              </w:rPr>
-              <w:t>}}</w:t>
+              <w:t>{{contractor_rep_fio}}</w:t>
             </w:r>
           </w:p>
         </w:tc>
@@ -12163,27 +11692,7 @@
                 <w:szCs w:val="22"/>
                 <w:u w:val="single"/>
               </w:rPr>
-              <w:t>{{</w:t>
-            </w:r>
-            <w:proofErr w:type="spellStart"/>
-            <w:r>
-              <w:rPr>
-                <w:i/>
-                <w:sz w:val="22"/>
-                <w:szCs w:val="22"/>
-                <w:u w:val="single"/>
-              </w:rPr>
-              <w:t>other_rep_fio</w:t>
-            </w:r>
-            <w:proofErr w:type="spellEnd"/>
-            <w:r>
-              <w:rPr>
-                <w:i/>
-                <w:sz w:val="22"/>
-                <w:szCs w:val="22"/>
-                <w:u w:val="single"/>
-              </w:rPr>
-              <w:t>}}</w:t>
+              <w:t>{{other_rep_fio}}</w:t>
             </w:r>
           </w:p>
         </w:tc>

--- a/document_templates/docx/act_template.docx
+++ b/document_templates/docx/act_template.docx
@@ -22,6 +22,10 @@
         <w:tc>
           <w:tcPr>
             <w:tcW w:w="10348" w:type="dxa"/>
+            <w:tcBorders>
+              <w:top w:val="nil"/>
+              <w:bottom w:val="nil"/>
+            </w:tcBorders>
             <w:vAlign w:val="center"/>
           </w:tcPr>
           <w:p>
@@ -136,6 +140,7 @@
               </w:rPr>
               <w:t>{{</w:t>
             </w:r>
+            <w:proofErr w:type="spellStart"/>
             <w:r>
               <w:rPr>
                 <w:i/>
@@ -158,6 +163,7 @@
               </w:rPr>
               <w:t>stage</w:t>
             </w:r>
+            <w:proofErr w:type="spellEnd"/>
             <w:r>
               <w:rPr>
                 <w:i/>
@@ -188,6 +194,7 @@
               </w:rPr>
               <w:t>{{</w:t>
             </w:r>
+            <w:proofErr w:type="spellStart"/>
             <w:r>
               <w:rPr>
                 <w:i/>
@@ -210,6 +217,7 @@
               </w:rPr>
               <w:t>address</w:t>
             </w:r>
+            <w:proofErr w:type="spellEnd"/>
             <w:r>
               <w:rPr>
                 <w:i/>
@@ -219,16 +227,6 @@
                 <w:shd w:val="clear" w:color="auto" w:fill="FFFFFF"/>
               </w:rPr>
               <w:t>}}</w:t>
-            </w:r>
-            <w:r>
-              <w:rPr>
-                <w:i/>
-                <w:sz w:val="22"/>
-                <w:szCs w:val="22"/>
-                <w:u w:val="single"/>
-                <w:shd w:val="clear" w:color="auto" w:fill="FFFFFF"/>
-              </w:rPr>
-              <w:t>.</w:t>
             </w:r>
           </w:p>
         </w:tc>
@@ -240,6 +238,10 @@
         <w:tc>
           <w:tcPr>
             <w:tcW w:w="10348" w:type="dxa"/>
+            <w:tcBorders>
+              <w:top w:val="nil"/>
+              <w:bottom w:val="nil"/>
+            </w:tcBorders>
             <w:vAlign w:val="center"/>
           </w:tcPr>
           <w:p>
@@ -384,6 +386,256 @@
                 <w:szCs w:val="22"/>
                 <w:u w:val="single"/>
               </w:rPr>
+              <w:t>,</w:t>
+            </w:r>
+            <w:r>
+              <w:rPr>
+                <w:i/>
+                <w:color w:val="000000"/>
+                <w:sz w:val="22"/>
+                <w:szCs w:val="22"/>
+                <w:u w:val="single"/>
+              </w:rPr>
+              <w:t xml:space="preserve"> ОГРН</w:t>
+            </w:r>
+            <w:r>
+              <w:rPr>
+                <w:i/>
+                <w:color w:val="000000"/>
+                <w:sz w:val="22"/>
+                <w:szCs w:val="22"/>
+                <w:u w:val="single"/>
+              </w:rPr>
+              <w:t xml:space="preserve"> </w:t>
+            </w:r>
+            <w:r>
+              <w:rPr>
+                <w:i/>
+                <w:color w:val="000000"/>
+                <w:sz w:val="22"/>
+                <w:szCs w:val="22"/>
+                <w:u w:val="single"/>
+              </w:rPr>
+              <w:t>{{</w:t>
+            </w:r>
+            <w:r>
+              <w:rPr>
+                <w:i/>
+                <w:color w:val="000000"/>
+                <w:sz w:val="22"/>
+                <w:szCs w:val="22"/>
+                <w:u w:val="single"/>
+                <w:lang w:val="en-US"/>
+              </w:rPr>
+              <w:t>tech</w:t>
+            </w:r>
+            <w:r>
+              <w:rPr>
+                <w:i/>
+                <w:color w:val="000000"/>
+                <w:sz w:val="22"/>
+                <w:szCs w:val="22"/>
+                <w:u w:val="single"/>
+              </w:rPr>
+              <w:t>_</w:t>
+            </w:r>
+            <w:r>
+              <w:rPr>
+                <w:i/>
+                <w:color w:val="000000"/>
+                <w:sz w:val="22"/>
+                <w:szCs w:val="22"/>
+                <w:u w:val="single"/>
+                <w:lang w:val="en-US"/>
+              </w:rPr>
+              <w:t>customer</w:t>
+            </w:r>
+            <w:r>
+              <w:rPr>
+                <w:i/>
+                <w:color w:val="000000"/>
+                <w:sz w:val="22"/>
+                <w:szCs w:val="22"/>
+                <w:u w:val="single"/>
+              </w:rPr>
+              <w:t>_</w:t>
+            </w:r>
+            <w:r>
+              <w:rPr>
+                <w:i/>
+                <w:color w:val="000000"/>
+                <w:sz w:val="22"/>
+                <w:szCs w:val="22"/>
+                <w:u w:val="single"/>
+                <w:lang w:val="en-US"/>
+              </w:rPr>
+              <w:t>org</w:t>
+            </w:r>
+            <w:r>
+              <w:rPr>
+                <w:i/>
+                <w:color w:val="000000"/>
+                <w:sz w:val="22"/>
+                <w:szCs w:val="22"/>
+                <w:u w:val="single"/>
+              </w:rPr>
+              <w:t>_</w:t>
+            </w:r>
+            <w:proofErr w:type="spellStart"/>
+            <w:r>
+              <w:rPr>
+                <w:i/>
+                <w:color w:val="000000"/>
+                <w:sz w:val="22"/>
+                <w:szCs w:val="22"/>
+                <w:u w:val="single"/>
+                <w:lang w:val="en-US"/>
+              </w:rPr>
+              <w:t>ogrn</w:t>
+            </w:r>
+            <w:proofErr w:type="spellEnd"/>
+            <w:r>
+              <w:rPr>
+                <w:i/>
+                <w:color w:val="000000"/>
+                <w:sz w:val="22"/>
+                <w:szCs w:val="22"/>
+                <w:u w:val="single"/>
+              </w:rPr>
+              <w:t>}}</w:t>
+            </w:r>
+            <w:r>
+              <w:rPr>
+                <w:i/>
+                <w:color w:val="000000"/>
+                <w:sz w:val="22"/>
+                <w:szCs w:val="22"/>
+                <w:u w:val="single"/>
+              </w:rPr>
+              <w:t>,</w:t>
+            </w:r>
+            <w:r>
+              <w:rPr>
+                <w:i/>
+                <w:color w:val="000000"/>
+                <w:sz w:val="22"/>
+                <w:szCs w:val="22"/>
+                <w:u w:val="single"/>
+              </w:rPr>
+              <w:t xml:space="preserve"> ИНН</w:t>
+            </w:r>
+            <w:r>
+              <w:rPr>
+                <w:i/>
+                <w:color w:val="000000"/>
+                <w:sz w:val="22"/>
+                <w:szCs w:val="22"/>
+                <w:u w:val="single"/>
+              </w:rPr>
+              <w:t xml:space="preserve"> </w:t>
+            </w:r>
+            <w:r>
+              <w:rPr>
+                <w:i/>
+                <w:color w:val="000000"/>
+                <w:sz w:val="22"/>
+                <w:szCs w:val="22"/>
+                <w:u w:val="single"/>
+              </w:rPr>
+              <w:t>{{</w:t>
+            </w:r>
+            <w:r>
+              <w:rPr>
+                <w:i/>
+                <w:color w:val="000000"/>
+                <w:sz w:val="22"/>
+                <w:szCs w:val="22"/>
+                <w:u w:val="single"/>
+                <w:lang w:val="en-US"/>
+              </w:rPr>
+              <w:t>tech</w:t>
+            </w:r>
+            <w:r>
+              <w:rPr>
+                <w:i/>
+                <w:color w:val="000000"/>
+                <w:sz w:val="22"/>
+                <w:szCs w:val="22"/>
+                <w:u w:val="single"/>
+              </w:rPr>
+              <w:t>_</w:t>
+            </w:r>
+            <w:r>
+              <w:rPr>
+                <w:i/>
+                <w:color w:val="000000"/>
+                <w:sz w:val="22"/>
+                <w:szCs w:val="22"/>
+                <w:u w:val="single"/>
+                <w:lang w:val="en-US"/>
+              </w:rPr>
+              <w:t>customer</w:t>
+            </w:r>
+            <w:r>
+              <w:rPr>
+                <w:i/>
+                <w:color w:val="000000"/>
+                <w:sz w:val="22"/>
+                <w:szCs w:val="22"/>
+                <w:u w:val="single"/>
+              </w:rPr>
+              <w:t>_</w:t>
+            </w:r>
+            <w:r>
+              <w:rPr>
+                <w:i/>
+                <w:color w:val="000000"/>
+                <w:sz w:val="22"/>
+                <w:szCs w:val="22"/>
+                <w:u w:val="single"/>
+                <w:lang w:val="en-US"/>
+              </w:rPr>
+              <w:t>org</w:t>
+            </w:r>
+            <w:r>
+              <w:rPr>
+                <w:i/>
+                <w:color w:val="000000"/>
+                <w:sz w:val="22"/>
+                <w:szCs w:val="22"/>
+                <w:u w:val="single"/>
+              </w:rPr>
+              <w:t>_</w:t>
+            </w:r>
+            <w:r>
+              <w:rPr>
+                <w:i/>
+                <w:color w:val="000000"/>
+                <w:sz w:val="22"/>
+                <w:szCs w:val="22"/>
+                <w:u w:val="single"/>
+                <w:lang w:val="en-US"/>
+              </w:rPr>
+              <w:t>inn</w:t>
+            </w:r>
+            <w:r>
+              <w:rPr>
+                <w:i/>
+                <w:color w:val="000000"/>
+                <w:sz w:val="22"/>
+                <w:szCs w:val="22"/>
+                <w:u w:val="single"/>
+              </w:rPr>
+              <w:t>}}</w:t>
+            </w:r>
+            <w:r>
+              <w:rPr>
+                <w:i/>
+                <w:color w:val="000000"/>
+                <w:sz w:val="22"/>
+                <w:szCs w:val="22"/>
+                <w:u w:val="single"/>
+              </w:rPr>
               <w:t xml:space="preserve">, </w:t>
             </w:r>
             <w:r>
@@ -468,8 +720,421 @@
                 <w:u w:val="single"/>
                 <w:lang w:val="en-US"/>
               </w:rPr>
+              <w:t>address</w:t>
+            </w:r>
+            <w:r>
+              <w:rPr>
+                <w:i/>
+                <w:color w:val="000000"/>
+                <w:sz w:val="22"/>
+                <w:szCs w:val="22"/>
+                <w:u w:val="single"/>
+              </w:rPr>
+              <w:t>}}</w:t>
+            </w:r>
+            <w:r>
+              <w:rPr>
+                <w:i/>
+                <w:color w:val="000000"/>
+                <w:sz w:val="22"/>
+                <w:szCs w:val="22"/>
+                <w:u w:val="single"/>
+              </w:rPr>
+              <w:t xml:space="preserve">, тел/факс </w:t>
+            </w:r>
+            <w:r>
+              <w:rPr>
+                <w:i/>
+                <w:color w:val="000000"/>
+                <w:sz w:val="22"/>
+                <w:szCs w:val="22"/>
+                <w:u w:val="single"/>
+              </w:rPr>
+              <w:t>{{</w:t>
+            </w:r>
+            <w:r>
+              <w:rPr>
+                <w:i/>
+                <w:color w:val="000000"/>
+                <w:sz w:val="22"/>
+                <w:szCs w:val="22"/>
+                <w:u w:val="single"/>
+                <w:lang w:val="en-US"/>
+              </w:rPr>
+              <w:t>tech</w:t>
+            </w:r>
+            <w:r>
+              <w:rPr>
+                <w:i/>
+                <w:color w:val="000000"/>
+                <w:sz w:val="22"/>
+                <w:szCs w:val="22"/>
+                <w:u w:val="single"/>
+              </w:rPr>
+              <w:t>_</w:t>
+            </w:r>
+            <w:r>
+              <w:rPr>
+                <w:i/>
+                <w:color w:val="000000"/>
+                <w:sz w:val="22"/>
+                <w:szCs w:val="22"/>
+                <w:u w:val="single"/>
+                <w:lang w:val="en-US"/>
+              </w:rPr>
+              <w:t>customer</w:t>
+            </w:r>
+            <w:r>
+              <w:rPr>
+                <w:i/>
+                <w:color w:val="000000"/>
+                <w:sz w:val="22"/>
+                <w:szCs w:val="22"/>
+                <w:u w:val="single"/>
+              </w:rPr>
+              <w:t>_</w:t>
+            </w:r>
+            <w:r>
+              <w:rPr>
+                <w:i/>
+                <w:color w:val="000000"/>
+                <w:sz w:val="22"/>
+                <w:szCs w:val="22"/>
+                <w:u w:val="single"/>
+                <w:lang w:val="en-US"/>
+              </w:rPr>
+              <w:t>org</w:t>
+            </w:r>
+            <w:r>
+              <w:rPr>
+                <w:i/>
+                <w:color w:val="000000"/>
+                <w:sz w:val="22"/>
+                <w:szCs w:val="22"/>
+                <w:u w:val="single"/>
+              </w:rPr>
+              <w:t>_</w:t>
+            </w:r>
+            <w:proofErr w:type="spellStart"/>
+            <w:r>
+              <w:rPr>
+                <w:i/>
+                <w:color w:val="000000"/>
+                <w:sz w:val="22"/>
+                <w:szCs w:val="22"/>
+                <w:u w:val="single"/>
+                <w:lang w:val="en-US"/>
+              </w:rPr>
+              <w:t>tel</w:t>
+            </w:r>
+            <w:proofErr w:type="spellEnd"/>
+            <w:r>
+              <w:rPr>
+                <w:i/>
+                <w:color w:val="000000"/>
+                <w:sz w:val="22"/>
+                <w:szCs w:val="22"/>
+                <w:u w:val="single"/>
+              </w:rPr>
+              <w:t>_</w:t>
+            </w:r>
+            <w:r>
+              <w:rPr>
+                <w:i/>
+                <w:color w:val="000000"/>
+                <w:sz w:val="22"/>
+                <w:szCs w:val="22"/>
+                <w:u w:val="single"/>
+                <w:lang w:val="en-US"/>
+              </w:rPr>
+              <w:t>fax</w:t>
+            </w:r>
+            <w:r>
+              <w:rPr>
+                <w:i/>
+                <w:color w:val="000000"/>
+                <w:sz w:val="22"/>
+                <w:szCs w:val="22"/>
+                <w:u w:val="single"/>
+              </w:rPr>
+              <w:t>}}</w:t>
+            </w:r>
+            <w:r>
+              <w:rPr>
+                <w:i/>
+                <w:color w:val="000000"/>
+                <w:sz w:val="22"/>
+                <w:szCs w:val="22"/>
+                <w:u w:val="single"/>
+              </w:rPr>
+              <w:t xml:space="preserve">, </w:t>
+            </w:r>
+            <w:r>
+              <w:rPr>
+                <w:i/>
+                <w:color w:val="000000"/>
+                <w:sz w:val="22"/>
+                <w:szCs w:val="22"/>
+                <w:u w:val="single"/>
+              </w:rPr>
+              <w:t>{{</w:t>
+            </w:r>
+            <w:r>
+              <w:rPr>
+                <w:i/>
+                <w:color w:val="000000"/>
+                <w:sz w:val="22"/>
+                <w:szCs w:val="22"/>
+                <w:u w:val="single"/>
+                <w:lang w:val="en-US"/>
+              </w:rPr>
+              <w:t>tech</w:t>
+            </w:r>
+            <w:r>
+              <w:rPr>
+                <w:i/>
+                <w:color w:val="000000"/>
+                <w:sz w:val="22"/>
+                <w:szCs w:val="22"/>
+                <w:u w:val="single"/>
+              </w:rPr>
+              <w:t>_</w:t>
+            </w:r>
+            <w:r>
+              <w:rPr>
+                <w:i/>
+                <w:color w:val="000000"/>
+                <w:sz w:val="22"/>
+                <w:szCs w:val="22"/>
+                <w:u w:val="single"/>
+                <w:lang w:val="en-US"/>
+              </w:rPr>
+              <w:t>customer</w:t>
+            </w:r>
+            <w:r>
+              <w:rPr>
+                <w:i/>
+                <w:color w:val="000000"/>
+                <w:sz w:val="22"/>
+                <w:szCs w:val="22"/>
+                <w:u w:val="single"/>
+              </w:rPr>
+              <w:t>_</w:t>
+            </w:r>
+            <w:r>
+              <w:rPr>
+                <w:i/>
+                <w:color w:val="000000"/>
+                <w:sz w:val="22"/>
+                <w:szCs w:val="22"/>
+                <w:u w:val="single"/>
+                <w:lang w:val="en-US"/>
+              </w:rPr>
+              <w:t>org</w:t>
+            </w:r>
+            <w:r>
+              <w:rPr>
+                <w:i/>
+                <w:color w:val="000000"/>
+                <w:sz w:val="22"/>
+                <w:szCs w:val="22"/>
+                <w:u w:val="single"/>
+              </w:rPr>
+              <w:t>_</w:t>
+            </w:r>
+            <w:proofErr w:type="spellStart"/>
+            <w:r>
+              <w:rPr>
+                <w:i/>
+                <w:color w:val="000000"/>
+                <w:sz w:val="22"/>
+                <w:szCs w:val="22"/>
+                <w:u w:val="single"/>
+                <w:lang w:val="en-US"/>
+              </w:rPr>
+              <w:t>sro</w:t>
+            </w:r>
+            <w:proofErr w:type="spellEnd"/>
+            <w:r>
+              <w:rPr>
+                <w:i/>
+                <w:color w:val="000000"/>
+                <w:sz w:val="22"/>
+                <w:szCs w:val="22"/>
+                <w:u w:val="single"/>
+              </w:rPr>
+              <w:t>_</w:t>
+            </w:r>
+            <w:r>
+              <w:rPr>
+                <w:i/>
+                <w:color w:val="000000"/>
+                <w:sz w:val="22"/>
+                <w:szCs w:val="22"/>
+                <w:u w:val="single"/>
+                <w:lang w:val="en-US"/>
+              </w:rPr>
+              <w:t>builder</w:t>
+            </w:r>
+            <w:r>
+              <w:rPr>
+                <w:i/>
+                <w:color w:val="000000"/>
+                <w:sz w:val="22"/>
+                <w:szCs w:val="22"/>
+                <w:u w:val="single"/>
+              </w:rPr>
+              <w:t>}}</w:t>
+            </w:r>
+            <w:r>
+              <w:rPr>
+                <w:i/>
+                <w:color w:val="000000"/>
+                <w:sz w:val="22"/>
+                <w:szCs w:val="22"/>
+                <w:u w:val="single"/>
+              </w:rPr>
+              <w:t>,</w:t>
+            </w:r>
+            <w:r>
+              <w:rPr>
+                <w:i/>
+                <w:color w:val="000000"/>
+                <w:sz w:val="22"/>
+                <w:szCs w:val="22"/>
+                <w:u w:val="single"/>
+              </w:rPr>
+              <w:t xml:space="preserve"> ОГРН</w:t>
+            </w:r>
+            <w:r>
+              <w:rPr>
+                <w:i/>
+                <w:color w:val="000000"/>
+                <w:sz w:val="22"/>
+                <w:szCs w:val="22"/>
+                <w:u w:val="single"/>
+              </w:rPr>
+              <w:t xml:space="preserve"> </w:t>
+            </w:r>
+            <w:r>
+              <w:rPr>
+                <w:i/>
+                <w:color w:val="000000"/>
+                <w:sz w:val="22"/>
+                <w:szCs w:val="22"/>
+                <w:u w:val="single"/>
+              </w:rPr>
+              <w:t>{{</w:t>
+            </w:r>
+            <w:r>
+              <w:rPr>
+                <w:i/>
+                <w:color w:val="000000"/>
+                <w:sz w:val="22"/>
+                <w:szCs w:val="22"/>
+                <w:u w:val="single"/>
+                <w:lang w:val="en-US"/>
+              </w:rPr>
+              <w:t>tech</w:t>
+            </w:r>
+            <w:r>
+              <w:rPr>
+                <w:i/>
+                <w:color w:val="000000"/>
+                <w:sz w:val="22"/>
+                <w:szCs w:val="22"/>
+                <w:u w:val="single"/>
+              </w:rPr>
+              <w:t>_</w:t>
+            </w:r>
+            <w:r>
+              <w:rPr>
+                <w:i/>
+                <w:color w:val="000000"/>
+                <w:sz w:val="22"/>
+                <w:szCs w:val="22"/>
+                <w:u w:val="single"/>
+                <w:lang w:val="en-US"/>
+              </w:rPr>
+              <w:t>customer</w:t>
+            </w:r>
+            <w:r>
+              <w:rPr>
+                <w:i/>
+                <w:color w:val="000000"/>
+                <w:sz w:val="22"/>
+                <w:szCs w:val="22"/>
+                <w:u w:val="single"/>
+              </w:rPr>
+              <w:t>_</w:t>
+            </w:r>
+            <w:r>
+              <w:rPr>
+                <w:i/>
+                <w:color w:val="000000"/>
+                <w:sz w:val="22"/>
+                <w:szCs w:val="22"/>
+                <w:u w:val="single"/>
+              </w:rPr>
+              <w:t>_</w:t>
+            </w:r>
+            <w:r>
+              <w:rPr>
+                <w:i/>
+                <w:color w:val="000000"/>
+                <w:sz w:val="22"/>
+                <w:szCs w:val="22"/>
+                <w:u w:val="single"/>
+                <w:lang w:val="en-US"/>
+              </w:rPr>
+              <w:t>org</w:t>
+            </w:r>
+            <w:r>
+              <w:rPr>
+                <w:i/>
+                <w:color w:val="000000"/>
+                <w:sz w:val="22"/>
+                <w:szCs w:val="22"/>
+                <w:u w:val="single"/>
+              </w:rPr>
+              <w:t>_</w:t>
+            </w:r>
+            <w:proofErr w:type="spellStart"/>
+            <w:r>
+              <w:rPr>
+                <w:i/>
+                <w:color w:val="000000"/>
+                <w:sz w:val="22"/>
+                <w:szCs w:val="22"/>
+                <w:u w:val="single"/>
+                <w:lang w:val="en-US"/>
+              </w:rPr>
+              <w:t>sro</w:t>
+            </w:r>
+            <w:proofErr w:type="spellEnd"/>
+            <w:r>
+              <w:rPr>
+                <w:i/>
+                <w:color w:val="000000"/>
+                <w:sz w:val="22"/>
+                <w:szCs w:val="22"/>
+                <w:u w:val="single"/>
+              </w:rPr>
+              <w:t>_</w:t>
+            </w:r>
+            <w:proofErr w:type="spellStart"/>
+            <w:r>
+              <w:rPr>
+                <w:i/>
+                <w:color w:val="000000"/>
+                <w:sz w:val="22"/>
+                <w:szCs w:val="22"/>
+                <w:u w:val="single"/>
+                <w:lang w:val="en-US"/>
+              </w:rPr>
               <w:t>ogrn</w:t>
             </w:r>
+            <w:proofErr w:type="spellEnd"/>
             <w:r>
               <w:rPr>
                 <w:i/>
@@ -498,6 +1163,16 @@
                 <w:szCs w:val="22"/>
                 <w:u w:val="single"/>
               </w:rPr>
+              <w:t xml:space="preserve">ИНН </w:t>
+            </w:r>
+            <w:r>
+              <w:rPr>
+                <w:i/>
+                <w:color w:val="000000"/>
+                <w:sz w:val="22"/>
+                <w:szCs w:val="22"/>
+                <w:u w:val="single"/>
+              </w:rPr>
               <w:t>{{</w:t>
             </w:r>
             <w:r>
@@ -563,6 +1238,29 @@
               </w:rPr>
               <w:t>_</w:t>
             </w:r>
+            <w:proofErr w:type="spellStart"/>
+            <w:r>
+              <w:rPr>
+                <w:i/>
+                <w:color w:val="000000"/>
+                <w:sz w:val="22"/>
+                <w:szCs w:val="22"/>
+                <w:u w:val="single"/>
+                <w:lang w:val="en-US"/>
+              </w:rPr>
+              <w:t>sro</w:t>
+            </w:r>
+            <w:proofErr w:type="spellEnd"/>
+            <w:r>
+              <w:rPr>
+                <w:i/>
+                <w:color w:val="000000"/>
+                <w:sz w:val="22"/>
+                <w:szCs w:val="22"/>
+                <w:u w:val="single"/>
+              </w:rPr>
+              <w:t>_</w:t>
+            </w:r>
             <w:r>
               <w:rPr>
                 <w:i/>
@@ -583,630 +1281,6 @@
                 <w:u w:val="single"/>
               </w:rPr>
               <w:t>}}</w:t>
-            </w:r>
-            <w:r>
-              <w:rPr>
-                <w:i/>
-                <w:color w:val="000000"/>
-                <w:sz w:val="22"/>
-                <w:szCs w:val="22"/>
-                <w:u w:val="single"/>
-              </w:rPr>
-              <w:t xml:space="preserve">, </w:t>
-            </w:r>
-            <w:r>
-              <w:rPr>
-                <w:i/>
-                <w:color w:val="000000"/>
-                <w:sz w:val="22"/>
-                <w:szCs w:val="22"/>
-                <w:u w:val="single"/>
-              </w:rPr>
-              <w:t>{{</w:t>
-            </w:r>
-            <w:r>
-              <w:rPr>
-                <w:i/>
-                <w:color w:val="000000"/>
-                <w:sz w:val="22"/>
-                <w:szCs w:val="22"/>
-                <w:u w:val="single"/>
-                <w:lang w:val="en-US"/>
-              </w:rPr>
-              <w:t>tech</w:t>
-            </w:r>
-            <w:r>
-              <w:rPr>
-                <w:i/>
-                <w:color w:val="000000"/>
-                <w:sz w:val="22"/>
-                <w:szCs w:val="22"/>
-                <w:u w:val="single"/>
-              </w:rPr>
-              <w:t>_</w:t>
-            </w:r>
-            <w:r>
-              <w:rPr>
-                <w:i/>
-                <w:color w:val="000000"/>
-                <w:sz w:val="22"/>
-                <w:szCs w:val="22"/>
-                <w:u w:val="single"/>
-                <w:lang w:val="en-US"/>
-              </w:rPr>
-              <w:t>customer</w:t>
-            </w:r>
-            <w:r>
-              <w:rPr>
-                <w:i/>
-                <w:color w:val="000000"/>
-                <w:sz w:val="22"/>
-                <w:szCs w:val="22"/>
-                <w:u w:val="single"/>
-              </w:rPr>
-              <w:t>_</w:t>
-            </w:r>
-            <w:r>
-              <w:rPr>
-                <w:i/>
-                <w:color w:val="000000"/>
-                <w:sz w:val="22"/>
-                <w:szCs w:val="22"/>
-                <w:u w:val="single"/>
-                <w:lang w:val="en-US"/>
-              </w:rPr>
-              <w:t>org</w:t>
-            </w:r>
-            <w:r>
-              <w:rPr>
-                <w:i/>
-                <w:color w:val="000000"/>
-                <w:sz w:val="22"/>
-                <w:szCs w:val="22"/>
-                <w:u w:val="single"/>
-              </w:rPr>
-              <w:t>_</w:t>
-            </w:r>
-            <w:r>
-              <w:rPr>
-                <w:i/>
-                <w:color w:val="000000"/>
-                <w:sz w:val="22"/>
-                <w:szCs w:val="22"/>
-                <w:u w:val="single"/>
-                <w:lang w:val="en-US"/>
-              </w:rPr>
-              <w:t>address</w:t>
-            </w:r>
-            <w:r>
-              <w:rPr>
-                <w:i/>
-                <w:color w:val="000000"/>
-                <w:sz w:val="22"/>
-                <w:szCs w:val="22"/>
-                <w:u w:val="single"/>
-              </w:rPr>
-              <w:t>}}</w:t>
-            </w:r>
-            <w:r>
-              <w:rPr>
-                <w:i/>
-                <w:color w:val="000000"/>
-                <w:sz w:val="22"/>
-                <w:szCs w:val="22"/>
-                <w:u w:val="single"/>
-              </w:rPr>
-              <w:t xml:space="preserve">, тел/факс </w:t>
-            </w:r>
-            <w:r>
-              <w:rPr>
-                <w:i/>
-                <w:color w:val="000000"/>
-                <w:sz w:val="22"/>
-                <w:szCs w:val="22"/>
-                <w:u w:val="single"/>
-              </w:rPr>
-              <w:t>{{</w:t>
-            </w:r>
-            <w:r>
-              <w:rPr>
-                <w:i/>
-                <w:color w:val="000000"/>
-                <w:sz w:val="22"/>
-                <w:szCs w:val="22"/>
-                <w:u w:val="single"/>
-                <w:lang w:val="en-US"/>
-              </w:rPr>
-              <w:t>tech</w:t>
-            </w:r>
-            <w:r>
-              <w:rPr>
-                <w:i/>
-                <w:color w:val="000000"/>
-                <w:sz w:val="22"/>
-                <w:szCs w:val="22"/>
-                <w:u w:val="single"/>
-              </w:rPr>
-              <w:t>_</w:t>
-            </w:r>
-            <w:r>
-              <w:rPr>
-                <w:i/>
-                <w:color w:val="000000"/>
-                <w:sz w:val="22"/>
-                <w:szCs w:val="22"/>
-                <w:u w:val="single"/>
-                <w:lang w:val="en-US"/>
-              </w:rPr>
-              <w:t>customer</w:t>
-            </w:r>
-            <w:r>
-              <w:rPr>
-                <w:i/>
-                <w:color w:val="000000"/>
-                <w:sz w:val="22"/>
-                <w:szCs w:val="22"/>
-                <w:u w:val="single"/>
-              </w:rPr>
-              <w:t>_</w:t>
-            </w:r>
-            <w:r>
-              <w:rPr>
-                <w:i/>
-                <w:color w:val="000000"/>
-                <w:sz w:val="22"/>
-                <w:szCs w:val="22"/>
-                <w:u w:val="single"/>
-                <w:lang w:val="en-US"/>
-              </w:rPr>
-              <w:t>org</w:t>
-            </w:r>
-            <w:r>
-              <w:rPr>
-                <w:i/>
-                <w:color w:val="000000"/>
-                <w:sz w:val="22"/>
-                <w:szCs w:val="22"/>
-                <w:u w:val="single"/>
-              </w:rPr>
-              <w:t>_</w:t>
-            </w:r>
-            <w:r>
-              <w:rPr>
-                <w:i/>
-                <w:color w:val="000000"/>
-                <w:sz w:val="22"/>
-                <w:szCs w:val="22"/>
-                <w:u w:val="single"/>
-                <w:lang w:val="en-US"/>
-              </w:rPr>
-              <w:t>tel</w:t>
-            </w:r>
-            <w:r>
-              <w:rPr>
-                <w:i/>
-                <w:color w:val="000000"/>
-                <w:sz w:val="22"/>
-                <w:szCs w:val="22"/>
-                <w:u w:val="single"/>
-              </w:rPr>
-              <w:t>_</w:t>
-            </w:r>
-            <w:r>
-              <w:rPr>
-                <w:i/>
-                <w:color w:val="000000"/>
-                <w:sz w:val="22"/>
-                <w:szCs w:val="22"/>
-                <w:u w:val="single"/>
-                <w:lang w:val="en-US"/>
-              </w:rPr>
-              <w:t>fax</w:t>
-            </w:r>
-            <w:r>
-              <w:rPr>
-                <w:i/>
-                <w:color w:val="000000"/>
-                <w:sz w:val="22"/>
-                <w:szCs w:val="22"/>
-                <w:u w:val="single"/>
-              </w:rPr>
-              <w:t>}}</w:t>
-            </w:r>
-            <w:r>
-              <w:rPr>
-                <w:i/>
-                <w:color w:val="000000"/>
-                <w:sz w:val="22"/>
-                <w:szCs w:val="22"/>
-                <w:u w:val="single"/>
-              </w:rPr>
-              <w:t xml:space="preserve">, </w:t>
-            </w:r>
-            <w:r>
-              <w:rPr>
-                <w:i/>
-                <w:color w:val="000000"/>
-                <w:sz w:val="22"/>
-                <w:szCs w:val="22"/>
-                <w:u w:val="single"/>
-              </w:rPr>
-              <w:t>{{</w:t>
-            </w:r>
-            <w:r>
-              <w:rPr>
-                <w:i/>
-                <w:color w:val="000000"/>
-                <w:sz w:val="22"/>
-                <w:szCs w:val="22"/>
-                <w:u w:val="single"/>
-                <w:lang w:val="en-US"/>
-              </w:rPr>
-              <w:t>tech</w:t>
-            </w:r>
-            <w:r>
-              <w:rPr>
-                <w:i/>
-                <w:color w:val="000000"/>
-                <w:sz w:val="22"/>
-                <w:szCs w:val="22"/>
-                <w:u w:val="single"/>
-              </w:rPr>
-              <w:t>_</w:t>
-            </w:r>
-            <w:r>
-              <w:rPr>
-                <w:i/>
-                <w:color w:val="000000"/>
-                <w:sz w:val="22"/>
-                <w:szCs w:val="22"/>
-                <w:u w:val="single"/>
-                <w:lang w:val="en-US"/>
-              </w:rPr>
-              <w:t>customer</w:t>
-            </w:r>
-            <w:r>
-              <w:rPr>
-                <w:i/>
-                <w:color w:val="000000"/>
-                <w:sz w:val="22"/>
-                <w:szCs w:val="22"/>
-                <w:u w:val="single"/>
-              </w:rPr>
-              <w:t>_</w:t>
-            </w:r>
-            <w:r>
-              <w:rPr>
-                <w:i/>
-                <w:color w:val="000000"/>
-                <w:sz w:val="22"/>
-                <w:szCs w:val="22"/>
-                <w:u w:val="single"/>
-                <w:lang w:val="en-US"/>
-              </w:rPr>
-              <w:t>org</w:t>
-            </w:r>
-            <w:r>
-              <w:rPr>
-                <w:i/>
-                <w:color w:val="000000"/>
-                <w:sz w:val="22"/>
-                <w:szCs w:val="22"/>
-                <w:u w:val="single"/>
-              </w:rPr>
-              <w:t>_</w:t>
-            </w:r>
-            <w:r>
-              <w:rPr>
-                <w:i/>
-                <w:color w:val="000000"/>
-                <w:sz w:val="22"/>
-                <w:szCs w:val="22"/>
-                <w:u w:val="single"/>
-                <w:lang w:val="en-US"/>
-              </w:rPr>
-              <w:t>sro</w:t>
-            </w:r>
-            <w:r>
-              <w:rPr>
-                <w:i/>
-                <w:color w:val="000000"/>
-                <w:sz w:val="22"/>
-                <w:szCs w:val="22"/>
-                <w:u w:val="single"/>
-              </w:rPr>
-              <w:t>_</w:t>
-            </w:r>
-            <w:r>
-              <w:rPr>
-                <w:i/>
-                <w:color w:val="000000"/>
-                <w:sz w:val="22"/>
-                <w:szCs w:val="22"/>
-                <w:u w:val="single"/>
-                <w:lang w:val="en-US"/>
-              </w:rPr>
-              <w:t>builder</w:t>
-            </w:r>
-            <w:r>
-              <w:rPr>
-                <w:i/>
-                <w:color w:val="000000"/>
-                <w:sz w:val="22"/>
-                <w:szCs w:val="22"/>
-                <w:u w:val="single"/>
-              </w:rPr>
-              <w:t>}}</w:t>
-            </w:r>
-            <w:r>
-              <w:rPr>
-                <w:i/>
-                <w:color w:val="000000"/>
-                <w:sz w:val="22"/>
-                <w:szCs w:val="22"/>
-                <w:u w:val="single"/>
-              </w:rPr>
-              <w:t xml:space="preserve">, </w:t>
-            </w:r>
-            <w:r>
-              <w:rPr>
-                <w:i/>
-                <w:color w:val="000000"/>
-                <w:sz w:val="22"/>
-                <w:szCs w:val="22"/>
-                <w:u w:val="single"/>
-              </w:rPr>
-              <w:t>{{</w:t>
-            </w:r>
-            <w:r>
-              <w:rPr>
-                <w:i/>
-                <w:color w:val="000000"/>
-                <w:sz w:val="22"/>
-                <w:szCs w:val="22"/>
-                <w:u w:val="single"/>
-                <w:lang w:val="en-US"/>
-              </w:rPr>
-              <w:t>tech</w:t>
-            </w:r>
-            <w:r>
-              <w:rPr>
-                <w:i/>
-                <w:color w:val="000000"/>
-                <w:sz w:val="22"/>
-                <w:szCs w:val="22"/>
-                <w:u w:val="single"/>
-              </w:rPr>
-              <w:t>_</w:t>
-            </w:r>
-            <w:r>
-              <w:rPr>
-                <w:i/>
-                <w:color w:val="000000"/>
-                <w:sz w:val="22"/>
-                <w:szCs w:val="22"/>
-                <w:u w:val="single"/>
-                <w:lang w:val="en-US"/>
-              </w:rPr>
-              <w:t>customer</w:t>
-            </w:r>
-            <w:r>
-              <w:rPr>
-                <w:i/>
-                <w:color w:val="000000"/>
-                <w:sz w:val="22"/>
-                <w:szCs w:val="22"/>
-                <w:u w:val="single"/>
-              </w:rPr>
-              <w:t>_</w:t>
-            </w:r>
-            <w:r>
-              <w:rPr>
-                <w:i/>
-                <w:color w:val="000000"/>
-                <w:sz w:val="22"/>
-                <w:szCs w:val="22"/>
-                <w:u w:val="single"/>
-              </w:rPr>
-              <w:t>_</w:t>
-            </w:r>
-            <w:r>
-              <w:rPr>
-                <w:i/>
-                <w:color w:val="000000"/>
-                <w:sz w:val="22"/>
-                <w:szCs w:val="22"/>
-                <w:u w:val="single"/>
-                <w:lang w:val="en-US"/>
-              </w:rPr>
-              <w:t>org</w:t>
-            </w:r>
-            <w:r>
-              <w:rPr>
-                <w:i/>
-                <w:color w:val="000000"/>
-                <w:sz w:val="22"/>
-                <w:szCs w:val="22"/>
-                <w:u w:val="single"/>
-              </w:rPr>
-              <w:t>_</w:t>
-            </w:r>
-            <w:r>
-              <w:rPr>
-                <w:i/>
-                <w:color w:val="000000"/>
-                <w:sz w:val="22"/>
-                <w:szCs w:val="22"/>
-                <w:u w:val="single"/>
-                <w:lang w:val="en-US"/>
-              </w:rPr>
-              <w:t>sro</w:t>
-            </w:r>
-            <w:r>
-              <w:rPr>
-                <w:i/>
-                <w:color w:val="000000"/>
-                <w:sz w:val="22"/>
-                <w:szCs w:val="22"/>
-                <w:u w:val="single"/>
-              </w:rPr>
-              <w:t>_</w:t>
-            </w:r>
-            <w:r>
-              <w:rPr>
-                <w:i/>
-                <w:color w:val="000000"/>
-                <w:sz w:val="22"/>
-                <w:szCs w:val="22"/>
-                <w:u w:val="single"/>
-                <w:lang w:val="en-US"/>
-              </w:rPr>
-              <w:t>ogrn</w:t>
-            </w:r>
-            <w:r>
-              <w:rPr>
-                <w:i/>
-                <w:color w:val="000000"/>
-                <w:sz w:val="22"/>
-                <w:szCs w:val="22"/>
-                <w:u w:val="single"/>
-              </w:rPr>
-              <w:t>}}</w:t>
-            </w:r>
-            <w:r>
-              <w:rPr>
-                <w:i/>
-                <w:color w:val="000000"/>
-                <w:sz w:val="22"/>
-                <w:szCs w:val="22"/>
-                <w:u w:val="single"/>
-              </w:rPr>
-              <w:t xml:space="preserve">, </w:t>
-            </w:r>
-            <w:r>
-              <w:rPr>
-                <w:i/>
-                <w:color w:val="000000"/>
-                <w:sz w:val="22"/>
-                <w:szCs w:val="22"/>
-                <w:u w:val="single"/>
-              </w:rPr>
-              <w:t>{{</w:t>
-            </w:r>
-            <w:r>
-              <w:rPr>
-                <w:i/>
-                <w:color w:val="000000"/>
-                <w:sz w:val="22"/>
-                <w:szCs w:val="22"/>
-                <w:u w:val="single"/>
-                <w:lang w:val="en-US"/>
-              </w:rPr>
-              <w:t>tech</w:t>
-            </w:r>
-            <w:r>
-              <w:rPr>
-                <w:i/>
-                <w:color w:val="000000"/>
-                <w:sz w:val="22"/>
-                <w:szCs w:val="22"/>
-                <w:u w:val="single"/>
-              </w:rPr>
-              <w:t>_</w:t>
-            </w:r>
-            <w:r>
-              <w:rPr>
-                <w:i/>
-                <w:color w:val="000000"/>
-                <w:sz w:val="22"/>
-                <w:szCs w:val="22"/>
-                <w:u w:val="single"/>
-                <w:lang w:val="en-US"/>
-              </w:rPr>
-              <w:t>customer</w:t>
-            </w:r>
-            <w:r>
-              <w:rPr>
-                <w:i/>
-                <w:color w:val="000000"/>
-                <w:sz w:val="22"/>
-                <w:szCs w:val="22"/>
-                <w:u w:val="single"/>
-              </w:rPr>
-              <w:t>_</w:t>
-            </w:r>
-            <w:r>
-              <w:rPr>
-                <w:i/>
-                <w:color w:val="000000"/>
-                <w:sz w:val="22"/>
-                <w:szCs w:val="22"/>
-                <w:u w:val="single"/>
-                <w:lang w:val="en-US"/>
-              </w:rPr>
-              <w:t>org</w:t>
-            </w:r>
-            <w:r>
-              <w:rPr>
-                <w:i/>
-                <w:color w:val="000000"/>
-                <w:sz w:val="22"/>
-                <w:szCs w:val="22"/>
-                <w:u w:val="single"/>
-              </w:rPr>
-              <w:t>_</w:t>
-            </w:r>
-            <w:r>
-              <w:rPr>
-                <w:i/>
-                <w:color w:val="000000"/>
-                <w:sz w:val="22"/>
-                <w:szCs w:val="22"/>
-                <w:u w:val="single"/>
-                <w:lang w:val="en-US"/>
-              </w:rPr>
-              <w:t>sro</w:t>
-            </w:r>
-            <w:r>
-              <w:rPr>
-                <w:i/>
-                <w:color w:val="000000"/>
-                <w:sz w:val="22"/>
-                <w:szCs w:val="22"/>
-                <w:u w:val="single"/>
-              </w:rPr>
-              <w:t>_</w:t>
-            </w:r>
-            <w:r>
-              <w:rPr>
-                <w:i/>
-                <w:color w:val="000000"/>
-                <w:sz w:val="22"/>
-                <w:szCs w:val="22"/>
-                <w:u w:val="single"/>
-                <w:lang w:val="en-US"/>
-              </w:rPr>
-              <w:t>inn</w:t>
-            </w:r>
-            <w:r>
-              <w:rPr>
-                <w:i/>
-                <w:color w:val="000000"/>
-                <w:sz w:val="22"/>
-                <w:szCs w:val="22"/>
-                <w:u w:val="single"/>
-              </w:rPr>
-              <w:t>}}</w:t>
-            </w:r>
-            <w:r>
-              <w:rPr>
-                <w:i/>
-                <w:color w:val="000000"/>
-                <w:sz w:val="22"/>
-                <w:szCs w:val="22"/>
-                <w:u w:val="single"/>
-              </w:rPr>
-              <w:t>.</w:t>
             </w:r>
           </w:p>
           <w:p>
@@ -1254,6 +1328,9 @@
         <w:tc>
           <w:tcPr>
             <w:tcW w:w="10348" w:type="dxa"/>
+            <w:tcBorders>
+              <w:top w:val="nil"/>
+            </w:tcBorders>
             <w:vAlign w:val="center"/>
           </w:tcPr>
           <w:p>
@@ -1426,6 +1503,427 @@
                 <w:szCs w:val="22"/>
                 <w:u w:val="single"/>
               </w:rPr>
+              <w:t xml:space="preserve">}}, </w:t>
+            </w:r>
+            <w:r>
+              <w:rPr>
+                <w:i/>
+                <w:color w:val="000000"/>
+                <w:sz w:val="22"/>
+                <w:szCs w:val="22"/>
+                <w:u w:val="single"/>
+              </w:rPr>
+              <w:t xml:space="preserve">ОГРН </w:t>
+            </w:r>
+            <w:r>
+              <w:rPr>
+                <w:i/>
+                <w:color w:val="000000"/>
+                <w:sz w:val="22"/>
+                <w:szCs w:val="22"/>
+                <w:u w:val="single"/>
+              </w:rPr>
+              <w:t>{{</w:t>
+            </w:r>
+            <w:r>
+              <w:rPr>
+                <w:i/>
+                <w:color w:val="000000"/>
+                <w:sz w:val="22"/>
+                <w:szCs w:val="22"/>
+                <w:u w:val="single"/>
+                <w:lang w:val="en-US"/>
+              </w:rPr>
+              <w:t>builder</w:t>
+            </w:r>
+            <w:r>
+              <w:rPr>
+                <w:i/>
+                <w:color w:val="000000"/>
+                <w:sz w:val="22"/>
+                <w:szCs w:val="22"/>
+                <w:u w:val="single"/>
+              </w:rPr>
+              <w:t>_</w:t>
+            </w:r>
+            <w:r>
+              <w:rPr>
+                <w:i/>
+                <w:color w:val="000000"/>
+                <w:sz w:val="22"/>
+                <w:szCs w:val="22"/>
+                <w:u w:val="single"/>
+                <w:lang w:val="en-US"/>
+              </w:rPr>
+              <w:t>rep</w:t>
+            </w:r>
+            <w:r>
+              <w:rPr>
+                <w:i/>
+                <w:color w:val="000000"/>
+                <w:sz w:val="22"/>
+                <w:szCs w:val="22"/>
+                <w:u w:val="single"/>
+              </w:rPr>
+              <w:t>_</w:t>
+            </w:r>
+            <w:r>
+              <w:rPr>
+                <w:i/>
+                <w:color w:val="000000"/>
+                <w:sz w:val="22"/>
+                <w:szCs w:val="22"/>
+                <w:u w:val="single"/>
+                <w:lang w:val="en-US"/>
+              </w:rPr>
+              <w:t>org</w:t>
+            </w:r>
+            <w:r>
+              <w:rPr>
+                <w:i/>
+                <w:color w:val="000000"/>
+                <w:sz w:val="22"/>
+                <w:szCs w:val="22"/>
+                <w:u w:val="single"/>
+              </w:rPr>
+              <w:t>_</w:t>
+            </w:r>
+            <w:proofErr w:type="spellStart"/>
+            <w:r>
+              <w:rPr>
+                <w:i/>
+                <w:color w:val="000000"/>
+                <w:sz w:val="22"/>
+                <w:szCs w:val="22"/>
+                <w:u w:val="single"/>
+                <w:lang w:val="en-US"/>
+              </w:rPr>
+              <w:t>ogrn</w:t>
+            </w:r>
+            <w:proofErr w:type="spellEnd"/>
+            <w:r>
+              <w:rPr>
+                <w:i/>
+                <w:color w:val="000000"/>
+                <w:sz w:val="22"/>
+                <w:szCs w:val="22"/>
+                <w:u w:val="single"/>
+              </w:rPr>
+              <w:t>}},</w:t>
+            </w:r>
+            <w:r>
+              <w:rPr>
+                <w:i/>
+                <w:color w:val="000000"/>
+                <w:sz w:val="22"/>
+                <w:szCs w:val="22"/>
+                <w:u w:val="single"/>
+              </w:rPr>
+              <w:t xml:space="preserve"> ИНН</w:t>
+            </w:r>
+            <w:r>
+              <w:rPr>
+                <w:i/>
+                <w:color w:val="000000"/>
+                <w:sz w:val="22"/>
+                <w:szCs w:val="22"/>
+                <w:u w:val="single"/>
+              </w:rPr>
+              <w:t xml:space="preserve"> {{</w:t>
+            </w:r>
+            <w:r>
+              <w:rPr>
+                <w:i/>
+                <w:color w:val="000000"/>
+                <w:sz w:val="22"/>
+                <w:szCs w:val="22"/>
+                <w:u w:val="single"/>
+                <w:lang w:val="en-US"/>
+              </w:rPr>
+              <w:t>builder</w:t>
+            </w:r>
+            <w:r>
+              <w:rPr>
+                <w:i/>
+                <w:color w:val="000000"/>
+                <w:sz w:val="22"/>
+                <w:szCs w:val="22"/>
+                <w:u w:val="single"/>
+              </w:rPr>
+              <w:t>_</w:t>
+            </w:r>
+            <w:r>
+              <w:rPr>
+                <w:i/>
+                <w:color w:val="000000"/>
+                <w:sz w:val="22"/>
+                <w:szCs w:val="22"/>
+                <w:u w:val="single"/>
+                <w:lang w:val="en-US"/>
+              </w:rPr>
+              <w:t>rep</w:t>
+            </w:r>
+            <w:r>
+              <w:rPr>
+                <w:i/>
+                <w:color w:val="000000"/>
+                <w:sz w:val="22"/>
+                <w:szCs w:val="22"/>
+                <w:u w:val="single"/>
+              </w:rPr>
+              <w:t>_</w:t>
+            </w:r>
+            <w:r>
+              <w:rPr>
+                <w:i/>
+                <w:color w:val="000000"/>
+                <w:sz w:val="22"/>
+                <w:szCs w:val="22"/>
+                <w:u w:val="single"/>
+                <w:lang w:val="en-US"/>
+              </w:rPr>
+              <w:t>org</w:t>
+            </w:r>
+            <w:r>
+              <w:rPr>
+                <w:i/>
+                <w:color w:val="000000"/>
+                <w:sz w:val="22"/>
+                <w:szCs w:val="22"/>
+                <w:u w:val="single"/>
+              </w:rPr>
+              <w:t>_</w:t>
+            </w:r>
+            <w:r>
+              <w:rPr>
+                <w:i/>
+                <w:color w:val="000000"/>
+                <w:sz w:val="22"/>
+                <w:szCs w:val="22"/>
+                <w:u w:val="single"/>
+                <w:lang w:val="en-US"/>
+              </w:rPr>
+              <w:t>inn</w:t>
+            </w:r>
+            <w:r>
+              <w:rPr>
+                <w:i/>
+                <w:color w:val="000000"/>
+                <w:sz w:val="22"/>
+                <w:szCs w:val="22"/>
+                <w:u w:val="single"/>
+              </w:rPr>
+              <w:t xml:space="preserve">}}, </w:t>
+            </w:r>
+            <w:r>
+              <w:rPr>
+                <w:i/>
+                <w:color w:val="000000"/>
+                <w:sz w:val="22"/>
+                <w:szCs w:val="22"/>
+                <w:u w:val="single"/>
+              </w:rPr>
+              <w:t>{{</w:t>
+            </w:r>
+            <w:r>
+              <w:rPr>
+                <w:i/>
+                <w:color w:val="000000"/>
+                <w:sz w:val="22"/>
+                <w:szCs w:val="22"/>
+                <w:u w:val="single"/>
+                <w:lang w:val="en-US"/>
+              </w:rPr>
+              <w:t>builder</w:t>
+            </w:r>
+            <w:r>
+              <w:rPr>
+                <w:i/>
+                <w:color w:val="000000"/>
+                <w:sz w:val="22"/>
+                <w:szCs w:val="22"/>
+                <w:u w:val="single"/>
+              </w:rPr>
+              <w:t>_</w:t>
+            </w:r>
+            <w:r>
+              <w:rPr>
+                <w:i/>
+                <w:color w:val="000000"/>
+                <w:sz w:val="22"/>
+                <w:szCs w:val="22"/>
+                <w:u w:val="single"/>
+                <w:lang w:val="en-US"/>
+              </w:rPr>
+              <w:t>rep</w:t>
+            </w:r>
+            <w:r>
+              <w:rPr>
+                <w:i/>
+                <w:color w:val="000000"/>
+                <w:sz w:val="22"/>
+                <w:szCs w:val="22"/>
+                <w:u w:val="single"/>
+              </w:rPr>
+              <w:t>_</w:t>
+            </w:r>
+            <w:r>
+              <w:rPr>
+                <w:i/>
+                <w:color w:val="000000"/>
+                <w:sz w:val="22"/>
+                <w:szCs w:val="22"/>
+                <w:u w:val="single"/>
+                <w:lang w:val="en-US"/>
+              </w:rPr>
+              <w:t>org</w:t>
+            </w:r>
+            <w:r>
+              <w:rPr>
+                <w:i/>
+                <w:color w:val="000000"/>
+                <w:sz w:val="22"/>
+                <w:szCs w:val="22"/>
+                <w:u w:val="single"/>
+              </w:rPr>
+              <w:t>_</w:t>
+            </w:r>
+            <w:r>
+              <w:rPr>
+                <w:i/>
+                <w:color w:val="000000"/>
+                <w:sz w:val="22"/>
+                <w:szCs w:val="22"/>
+                <w:u w:val="single"/>
+                <w:lang w:val="en-US"/>
+              </w:rPr>
+              <w:t>address</w:t>
+            </w:r>
+            <w:r>
+              <w:rPr>
+                <w:i/>
+                <w:color w:val="000000"/>
+                <w:sz w:val="22"/>
+                <w:szCs w:val="22"/>
+                <w:u w:val="single"/>
+              </w:rPr>
+              <w:t>}}</w:t>
+            </w:r>
+            <w:r>
+              <w:rPr>
+                <w:i/>
+                <w:color w:val="000000"/>
+                <w:sz w:val="22"/>
+                <w:szCs w:val="22"/>
+                <w:u w:val="single"/>
+              </w:rPr>
+              <w:t>, {{</w:t>
+            </w:r>
+            <w:r>
+              <w:rPr>
+                <w:i/>
+                <w:color w:val="000000"/>
+                <w:sz w:val="22"/>
+                <w:szCs w:val="22"/>
+                <w:u w:val="single"/>
+                <w:lang w:val="en-US"/>
+              </w:rPr>
+              <w:t>builder</w:t>
+            </w:r>
+            <w:r>
+              <w:rPr>
+                <w:i/>
+                <w:color w:val="000000"/>
+                <w:sz w:val="22"/>
+                <w:szCs w:val="22"/>
+                <w:u w:val="single"/>
+              </w:rPr>
+              <w:t>_</w:t>
+            </w:r>
+            <w:r>
+              <w:rPr>
+                <w:i/>
+                <w:color w:val="000000"/>
+                <w:sz w:val="22"/>
+                <w:szCs w:val="22"/>
+                <w:u w:val="single"/>
+                <w:lang w:val="en-US"/>
+              </w:rPr>
+              <w:t>rep</w:t>
+            </w:r>
+            <w:r>
+              <w:rPr>
+                <w:i/>
+                <w:color w:val="000000"/>
+                <w:sz w:val="22"/>
+                <w:szCs w:val="22"/>
+                <w:u w:val="single"/>
+              </w:rPr>
+              <w:t>_</w:t>
+            </w:r>
+            <w:r>
+              <w:rPr>
+                <w:i/>
+                <w:color w:val="000000"/>
+                <w:sz w:val="22"/>
+                <w:szCs w:val="22"/>
+                <w:u w:val="single"/>
+                <w:lang w:val="en-US"/>
+              </w:rPr>
+              <w:t>org</w:t>
+            </w:r>
+            <w:r>
+              <w:rPr>
+                <w:i/>
+                <w:color w:val="000000"/>
+                <w:sz w:val="22"/>
+                <w:szCs w:val="22"/>
+                <w:u w:val="single"/>
+              </w:rPr>
+              <w:t>_</w:t>
+            </w:r>
+            <w:proofErr w:type="spellStart"/>
+            <w:r>
+              <w:rPr>
+                <w:i/>
+                <w:color w:val="000000"/>
+                <w:sz w:val="22"/>
+                <w:szCs w:val="22"/>
+                <w:u w:val="single"/>
+                <w:lang w:val="en-US"/>
+              </w:rPr>
+              <w:t>tel</w:t>
+            </w:r>
+            <w:proofErr w:type="spellEnd"/>
+            <w:r>
+              <w:rPr>
+                <w:i/>
+                <w:color w:val="000000"/>
+                <w:sz w:val="22"/>
+                <w:szCs w:val="22"/>
+                <w:u w:val="single"/>
+              </w:rPr>
+              <w:t>_</w:t>
+            </w:r>
+            <w:r>
+              <w:rPr>
+                <w:i/>
+                <w:color w:val="000000"/>
+                <w:sz w:val="22"/>
+                <w:szCs w:val="22"/>
+                <w:u w:val="single"/>
+                <w:lang w:val="en-US"/>
+              </w:rPr>
+              <w:t>fax</w:t>
+            </w:r>
+            <w:r>
+              <w:rPr>
+                <w:i/>
+                <w:color w:val="000000"/>
+                <w:sz w:val="22"/>
+                <w:szCs w:val="22"/>
+                <w:u w:val="single"/>
+              </w:rPr>
               <w:t>}}, {{</w:t>
             </w:r>
             <w:r>
@@ -1491,6 +1989,178 @@
               </w:rPr>
               <w:t>_</w:t>
             </w:r>
+            <w:proofErr w:type="spellStart"/>
+            <w:r>
+              <w:rPr>
+                <w:i/>
+                <w:color w:val="000000"/>
+                <w:sz w:val="22"/>
+                <w:szCs w:val="22"/>
+                <w:u w:val="single"/>
+                <w:lang w:val="en-US"/>
+              </w:rPr>
+              <w:t>sro</w:t>
+            </w:r>
+            <w:proofErr w:type="spellEnd"/>
+            <w:r>
+              <w:rPr>
+                <w:i/>
+                <w:color w:val="000000"/>
+                <w:sz w:val="22"/>
+                <w:szCs w:val="22"/>
+                <w:u w:val="single"/>
+              </w:rPr>
+              <w:t>_</w:t>
+            </w:r>
+            <w:r>
+              <w:rPr>
+                <w:i/>
+                <w:color w:val="000000"/>
+                <w:sz w:val="22"/>
+                <w:szCs w:val="22"/>
+                <w:u w:val="single"/>
+                <w:lang w:val="en-US"/>
+              </w:rPr>
+              <w:t>builder</w:t>
+            </w:r>
+            <w:r>
+              <w:rPr>
+                <w:i/>
+                <w:color w:val="000000"/>
+                <w:sz w:val="22"/>
+                <w:szCs w:val="22"/>
+                <w:u w:val="single"/>
+              </w:rPr>
+              <w:t xml:space="preserve">}}, </w:t>
+            </w:r>
+            <w:r>
+              <w:rPr>
+                <w:i/>
+                <w:color w:val="000000"/>
+                <w:sz w:val="22"/>
+                <w:szCs w:val="22"/>
+                <w:u w:val="single"/>
+              </w:rPr>
+              <w:t xml:space="preserve">ОГРН </w:t>
+            </w:r>
+            <w:r>
+              <w:rPr>
+                <w:i/>
+                <w:color w:val="000000"/>
+                <w:sz w:val="22"/>
+                <w:szCs w:val="22"/>
+                <w:u w:val="single"/>
+              </w:rPr>
+              <w:t>{{</w:t>
+            </w:r>
+            <w:r>
+              <w:rPr>
+                <w:i/>
+                <w:color w:val="000000"/>
+                <w:sz w:val="22"/>
+                <w:szCs w:val="22"/>
+                <w:u w:val="single"/>
+                <w:lang w:val="en-US"/>
+              </w:rPr>
+              <w:t>builder</w:t>
+            </w:r>
+            <w:r>
+              <w:rPr>
+                <w:i/>
+                <w:color w:val="000000"/>
+                <w:sz w:val="22"/>
+                <w:szCs w:val="22"/>
+                <w:u w:val="single"/>
+              </w:rPr>
+              <w:t>_</w:t>
+            </w:r>
+            <w:r>
+              <w:rPr>
+                <w:i/>
+                <w:color w:val="000000"/>
+                <w:sz w:val="22"/>
+                <w:szCs w:val="22"/>
+                <w:u w:val="single"/>
+                <w:lang w:val="en-US"/>
+              </w:rPr>
+              <w:t>rep</w:t>
+            </w:r>
+            <w:r>
+              <w:rPr>
+                <w:i/>
+                <w:color w:val="000000"/>
+                <w:sz w:val="22"/>
+                <w:szCs w:val="22"/>
+                <w:u w:val="single"/>
+              </w:rPr>
+              <w:t>_</w:t>
+            </w:r>
+            <w:r>
+              <w:rPr>
+                <w:i/>
+                <w:color w:val="000000"/>
+                <w:sz w:val="22"/>
+                <w:szCs w:val="22"/>
+                <w:u w:val="single"/>
+                <w:lang w:val="en-US"/>
+              </w:rPr>
+              <w:t>org</w:t>
+            </w:r>
+            <w:r>
+              <w:rPr>
+                <w:i/>
+                <w:color w:val="000000"/>
+                <w:sz w:val="22"/>
+                <w:szCs w:val="22"/>
+                <w:u w:val="single"/>
+              </w:rPr>
+              <w:t>_</w:t>
+            </w:r>
+            <w:proofErr w:type="spellStart"/>
+            <w:r>
+              <w:rPr>
+                <w:i/>
+                <w:color w:val="000000"/>
+                <w:sz w:val="22"/>
+                <w:szCs w:val="22"/>
+                <w:u w:val="single"/>
+                <w:lang w:val="en-US"/>
+              </w:rPr>
+              <w:t>sro</w:t>
+            </w:r>
+            <w:proofErr w:type="spellEnd"/>
+            <w:r>
+              <w:rPr>
+                <w:i/>
+                <w:color w:val="000000"/>
+                <w:sz w:val="22"/>
+                <w:szCs w:val="22"/>
+                <w:u w:val="single"/>
+              </w:rPr>
+              <w:t>_</w:t>
+            </w:r>
+            <w:r>
+              <w:rPr>
+                <w:i/>
+                <w:color w:val="000000"/>
+                <w:sz w:val="22"/>
+                <w:szCs w:val="22"/>
+                <w:u w:val="single"/>
+                <w:lang w:val="en-US"/>
+              </w:rPr>
+              <w:t>builder</w:t>
+            </w:r>
+            <w:r>
+              <w:rPr>
+                <w:i/>
+                <w:color w:val="000000"/>
+                <w:sz w:val="22"/>
+                <w:szCs w:val="22"/>
+                <w:u w:val="single"/>
+              </w:rPr>
+              <w:t>_</w:t>
+            </w:r>
+            <w:proofErr w:type="spellStart"/>
             <w:r>
               <w:rPr>
                 <w:i/>
@@ -1502,15 +2172,36 @@
               </w:rPr>
               <w:t>ogrn</w:t>
             </w:r>
-            <w:r>
-              <w:rPr>
-                <w:i/>
-                <w:color w:val="000000"/>
-                <w:sz w:val="22"/>
-                <w:szCs w:val="22"/>
-                <w:u w:val="single"/>
-              </w:rPr>
-              <w:t>}}, {{</w:t>
+            <w:proofErr w:type="spellEnd"/>
+            <w:r>
+              <w:rPr>
+                <w:i/>
+                <w:color w:val="000000"/>
+                <w:sz w:val="22"/>
+                <w:szCs w:val="22"/>
+                <w:u w:val="single"/>
+              </w:rPr>
+              <w:t>}},</w:t>
+            </w:r>
+            <w:r>
+              <w:rPr>
+                <w:i/>
+                <w:color w:val="000000"/>
+                <w:sz w:val="22"/>
+                <w:szCs w:val="22"/>
+                <w:u w:val="single"/>
+              </w:rPr>
+              <w:t xml:space="preserve"> ИНН</w:t>
+            </w:r>
+            <w:r>
+              <w:rPr>
+                <w:i/>
+                <w:color w:val="000000"/>
+                <w:sz w:val="22"/>
+                <w:szCs w:val="22"/>
+                <w:u w:val="single"/>
+              </w:rPr>
+              <w:t xml:space="preserve"> {{</w:t>
             </w:r>
             <w:r>
               <w:rPr>
@@ -1575,299 +2266,7 @@
               </w:rPr>
               <w:t>_</w:t>
             </w:r>
-            <w:r>
-              <w:rPr>
-                <w:i/>
-                <w:color w:val="000000"/>
-                <w:sz w:val="22"/>
-                <w:szCs w:val="22"/>
-                <w:u w:val="single"/>
-                <w:lang w:val="en-US"/>
-              </w:rPr>
-              <w:t>inn</w:t>
-            </w:r>
-            <w:r>
-              <w:rPr>
-                <w:i/>
-                <w:color w:val="000000"/>
-                <w:sz w:val="22"/>
-                <w:szCs w:val="22"/>
-                <w:u w:val="single"/>
-              </w:rPr>
-              <w:t xml:space="preserve">}}, </w:t>
-            </w:r>
-            <w:r>
-              <w:rPr>
-                <w:i/>
-                <w:color w:val="000000"/>
-                <w:sz w:val="22"/>
-                <w:szCs w:val="22"/>
-                <w:u w:val="single"/>
-              </w:rPr>
-              <w:t>{{</w:t>
-            </w:r>
-            <w:r>
-              <w:rPr>
-                <w:i/>
-                <w:color w:val="000000"/>
-                <w:sz w:val="22"/>
-                <w:szCs w:val="22"/>
-                <w:u w:val="single"/>
-                <w:lang w:val="en-US"/>
-              </w:rPr>
-              <w:t>builder</w:t>
-            </w:r>
-            <w:r>
-              <w:rPr>
-                <w:i/>
-                <w:color w:val="000000"/>
-                <w:sz w:val="22"/>
-                <w:szCs w:val="22"/>
-                <w:u w:val="single"/>
-              </w:rPr>
-              <w:t>_</w:t>
-            </w:r>
-            <w:r>
-              <w:rPr>
-                <w:i/>
-                <w:color w:val="000000"/>
-                <w:sz w:val="22"/>
-                <w:szCs w:val="22"/>
-                <w:u w:val="single"/>
-                <w:lang w:val="en-US"/>
-              </w:rPr>
-              <w:t>rep</w:t>
-            </w:r>
-            <w:r>
-              <w:rPr>
-                <w:i/>
-                <w:color w:val="000000"/>
-                <w:sz w:val="22"/>
-                <w:szCs w:val="22"/>
-                <w:u w:val="single"/>
-              </w:rPr>
-              <w:t>_</w:t>
-            </w:r>
-            <w:r>
-              <w:rPr>
-                <w:i/>
-                <w:color w:val="000000"/>
-                <w:sz w:val="22"/>
-                <w:szCs w:val="22"/>
-                <w:u w:val="single"/>
-                <w:lang w:val="en-US"/>
-              </w:rPr>
-              <w:t>org</w:t>
-            </w:r>
-            <w:r>
-              <w:rPr>
-                <w:i/>
-                <w:color w:val="000000"/>
-                <w:sz w:val="22"/>
-                <w:szCs w:val="22"/>
-                <w:u w:val="single"/>
-              </w:rPr>
-              <w:t>_</w:t>
-            </w:r>
-            <w:r>
-              <w:rPr>
-                <w:i/>
-                <w:color w:val="000000"/>
-                <w:sz w:val="22"/>
-                <w:szCs w:val="22"/>
-                <w:u w:val="single"/>
-                <w:lang w:val="en-US"/>
-              </w:rPr>
-              <w:t>address</w:t>
-            </w:r>
-            <w:r>
-              <w:rPr>
-                <w:i/>
-                <w:color w:val="000000"/>
-                <w:sz w:val="22"/>
-                <w:szCs w:val="22"/>
-                <w:u w:val="single"/>
-              </w:rPr>
-              <w:t>}}</w:t>
-            </w:r>
-            <w:r>
-              <w:rPr>
-                <w:i/>
-                <w:color w:val="000000"/>
-                <w:sz w:val="22"/>
-                <w:szCs w:val="22"/>
-                <w:u w:val="single"/>
-              </w:rPr>
-              <w:t>, {{</w:t>
-            </w:r>
-            <w:r>
-              <w:rPr>
-                <w:i/>
-                <w:color w:val="000000"/>
-                <w:sz w:val="22"/>
-                <w:szCs w:val="22"/>
-                <w:u w:val="single"/>
-                <w:lang w:val="en-US"/>
-              </w:rPr>
-              <w:t>builder</w:t>
-            </w:r>
-            <w:r>
-              <w:rPr>
-                <w:i/>
-                <w:color w:val="000000"/>
-                <w:sz w:val="22"/>
-                <w:szCs w:val="22"/>
-                <w:u w:val="single"/>
-              </w:rPr>
-              <w:t>_</w:t>
-            </w:r>
-            <w:r>
-              <w:rPr>
-                <w:i/>
-                <w:color w:val="000000"/>
-                <w:sz w:val="22"/>
-                <w:szCs w:val="22"/>
-                <w:u w:val="single"/>
-                <w:lang w:val="en-US"/>
-              </w:rPr>
-              <w:t>rep</w:t>
-            </w:r>
-            <w:r>
-              <w:rPr>
-                <w:i/>
-                <w:color w:val="000000"/>
-                <w:sz w:val="22"/>
-                <w:szCs w:val="22"/>
-                <w:u w:val="single"/>
-              </w:rPr>
-              <w:t>_</w:t>
-            </w:r>
-            <w:r>
-              <w:rPr>
-                <w:i/>
-                <w:color w:val="000000"/>
-                <w:sz w:val="22"/>
-                <w:szCs w:val="22"/>
-                <w:u w:val="single"/>
-                <w:lang w:val="en-US"/>
-              </w:rPr>
-              <w:t>org</w:t>
-            </w:r>
-            <w:r>
-              <w:rPr>
-                <w:i/>
-                <w:color w:val="000000"/>
-                <w:sz w:val="22"/>
-                <w:szCs w:val="22"/>
-                <w:u w:val="single"/>
-              </w:rPr>
-              <w:t>_</w:t>
-            </w:r>
-            <w:r>
-              <w:rPr>
-                <w:i/>
-                <w:color w:val="000000"/>
-                <w:sz w:val="22"/>
-                <w:szCs w:val="22"/>
-                <w:u w:val="single"/>
-                <w:lang w:val="en-US"/>
-              </w:rPr>
-              <w:t>tel</w:t>
-            </w:r>
-            <w:r>
-              <w:rPr>
-                <w:i/>
-                <w:color w:val="000000"/>
-                <w:sz w:val="22"/>
-                <w:szCs w:val="22"/>
-                <w:u w:val="single"/>
-              </w:rPr>
-              <w:t>_</w:t>
-            </w:r>
-            <w:r>
-              <w:rPr>
-                <w:i/>
-                <w:color w:val="000000"/>
-                <w:sz w:val="22"/>
-                <w:szCs w:val="22"/>
-                <w:u w:val="single"/>
-                <w:lang w:val="en-US"/>
-              </w:rPr>
-              <w:t>fax</w:t>
-            </w:r>
-            <w:r>
-              <w:rPr>
-                <w:i/>
-                <w:color w:val="000000"/>
-                <w:sz w:val="22"/>
-                <w:szCs w:val="22"/>
-                <w:u w:val="single"/>
-              </w:rPr>
-              <w:t>}}, {{</w:t>
-            </w:r>
-            <w:r>
-              <w:rPr>
-                <w:i/>
-                <w:color w:val="000000"/>
-                <w:sz w:val="22"/>
-                <w:szCs w:val="22"/>
-                <w:u w:val="single"/>
-                <w:lang w:val="en-US"/>
-              </w:rPr>
-              <w:t>builder</w:t>
-            </w:r>
-            <w:r>
-              <w:rPr>
-                <w:i/>
-                <w:color w:val="000000"/>
-                <w:sz w:val="22"/>
-                <w:szCs w:val="22"/>
-                <w:u w:val="single"/>
-              </w:rPr>
-              <w:t>_</w:t>
-            </w:r>
-            <w:r>
-              <w:rPr>
-                <w:i/>
-                <w:color w:val="000000"/>
-                <w:sz w:val="22"/>
-                <w:szCs w:val="22"/>
-                <w:u w:val="single"/>
-                <w:lang w:val="en-US"/>
-              </w:rPr>
-              <w:t>rep</w:t>
-            </w:r>
-            <w:r>
-              <w:rPr>
-                <w:i/>
-                <w:color w:val="000000"/>
-                <w:sz w:val="22"/>
-                <w:szCs w:val="22"/>
-                <w:u w:val="single"/>
-              </w:rPr>
-              <w:t>_</w:t>
-            </w:r>
-            <w:r>
-              <w:rPr>
-                <w:i/>
-                <w:color w:val="000000"/>
-                <w:sz w:val="22"/>
-                <w:szCs w:val="22"/>
-                <w:u w:val="single"/>
-                <w:lang w:val="en-US"/>
-              </w:rPr>
-              <w:t>org</w:t>
-            </w:r>
-            <w:r>
-              <w:rPr>
-                <w:i/>
-                <w:color w:val="000000"/>
-                <w:sz w:val="22"/>
-                <w:szCs w:val="22"/>
-                <w:u w:val="single"/>
-              </w:rPr>
-              <w:t>_</w:t>
-            </w:r>
+            <w:proofErr w:type="spellStart"/>
             <w:r>
               <w:rPr>
                 <w:i/>
@@ -1879,237 +2278,7 @@
               </w:rPr>
               <w:t>sro</w:t>
             </w:r>
-            <w:r>
-              <w:rPr>
-                <w:i/>
-                <w:color w:val="000000"/>
-                <w:sz w:val="22"/>
-                <w:szCs w:val="22"/>
-                <w:u w:val="single"/>
-              </w:rPr>
-              <w:t>_</w:t>
-            </w:r>
-            <w:r>
-              <w:rPr>
-                <w:i/>
-                <w:color w:val="000000"/>
-                <w:sz w:val="22"/>
-                <w:szCs w:val="22"/>
-                <w:u w:val="single"/>
-                <w:lang w:val="en-US"/>
-              </w:rPr>
-              <w:t>builder</w:t>
-            </w:r>
-            <w:r>
-              <w:rPr>
-                <w:i/>
-                <w:color w:val="000000"/>
-                <w:sz w:val="22"/>
-                <w:szCs w:val="22"/>
-                <w:u w:val="single"/>
-              </w:rPr>
-              <w:t>}}, {{</w:t>
-            </w:r>
-            <w:r>
-              <w:rPr>
-                <w:i/>
-                <w:color w:val="000000"/>
-                <w:sz w:val="22"/>
-                <w:szCs w:val="22"/>
-                <w:u w:val="single"/>
-                <w:lang w:val="en-US"/>
-              </w:rPr>
-              <w:t>builder</w:t>
-            </w:r>
-            <w:r>
-              <w:rPr>
-                <w:i/>
-                <w:color w:val="000000"/>
-                <w:sz w:val="22"/>
-                <w:szCs w:val="22"/>
-                <w:u w:val="single"/>
-              </w:rPr>
-              <w:t>_</w:t>
-            </w:r>
-            <w:r>
-              <w:rPr>
-                <w:i/>
-                <w:color w:val="000000"/>
-                <w:sz w:val="22"/>
-                <w:szCs w:val="22"/>
-                <w:u w:val="single"/>
-                <w:lang w:val="en-US"/>
-              </w:rPr>
-              <w:t>rep</w:t>
-            </w:r>
-            <w:r>
-              <w:rPr>
-                <w:i/>
-                <w:color w:val="000000"/>
-                <w:sz w:val="22"/>
-                <w:szCs w:val="22"/>
-                <w:u w:val="single"/>
-              </w:rPr>
-              <w:t>_</w:t>
-            </w:r>
-            <w:r>
-              <w:rPr>
-                <w:i/>
-                <w:color w:val="000000"/>
-                <w:sz w:val="22"/>
-                <w:szCs w:val="22"/>
-                <w:u w:val="single"/>
-                <w:lang w:val="en-US"/>
-              </w:rPr>
-              <w:t>org</w:t>
-            </w:r>
-            <w:r>
-              <w:rPr>
-                <w:i/>
-                <w:color w:val="000000"/>
-                <w:sz w:val="22"/>
-                <w:szCs w:val="22"/>
-                <w:u w:val="single"/>
-              </w:rPr>
-              <w:t>_</w:t>
-            </w:r>
-            <w:r>
-              <w:rPr>
-                <w:i/>
-                <w:color w:val="000000"/>
-                <w:sz w:val="22"/>
-                <w:szCs w:val="22"/>
-                <w:u w:val="single"/>
-                <w:lang w:val="en-US"/>
-              </w:rPr>
-              <w:t>sro</w:t>
-            </w:r>
-            <w:r>
-              <w:rPr>
-                <w:i/>
-                <w:color w:val="000000"/>
-                <w:sz w:val="22"/>
-                <w:szCs w:val="22"/>
-                <w:u w:val="single"/>
-              </w:rPr>
-              <w:t>_</w:t>
-            </w:r>
-            <w:r>
-              <w:rPr>
-                <w:i/>
-                <w:color w:val="000000"/>
-                <w:sz w:val="22"/>
-                <w:szCs w:val="22"/>
-                <w:u w:val="single"/>
-                <w:lang w:val="en-US"/>
-              </w:rPr>
-              <w:t>builder</w:t>
-            </w:r>
-            <w:r>
-              <w:rPr>
-                <w:i/>
-                <w:color w:val="000000"/>
-                <w:sz w:val="22"/>
-                <w:szCs w:val="22"/>
-                <w:u w:val="single"/>
-              </w:rPr>
-              <w:t>_</w:t>
-            </w:r>
-            <w:r>
-              <w:rPr>
-                <w:i/>
-                <w:color w:val="000000"/>
-                <w:sz w:val="22"/>
-                <w:szCs w:val="22"/>
-                <w:u w:val="single"/>
-                <w:lang w:val="en-US"/>
-              </w:rPr>
-              <w:t>ogrn</w:t>
-            </w:r>
-            <w:r>
-              <w:rPr>
-                <w:i/>
-                <w:color w:val="000000"/>
-                <w:sz w:val="22"/>
-                <w:szCs w:val="22"/>
-                <w:u w:val="single"/>
-              </w:rPr>
-              <w:t>}}, {{</w:t>
-            </w:r>
-            <w:r>
-              <w:rPr>
-                <w:i/>
-                <w:color w:val="000000"/>
-                <w:sz w:val="22"/>
-                <w:szCs w:val="22"/>
-                <w:u w:val="single"/>
-                <w:lang w:val="en-US"/>
-              </w:rPr>
-              <w:t>builder</w:t>
-            </w:r>
-            <w:r>
-              <w:rPr>
-                <w:i/>
-                <w:color w:val="000000"/>
-                <w:sz w:val="22"/>
-                <w:szCs w:val="22"/>
-                <w:u w:val="single"/>
-              </w:rPr>
-              <w:t>_</w:t>
-            </w:r>
-            <w:r>
-              <w:rPr>
-                <w:i/>
-                <w:color w:val="000000"/>
-                <w:sz w:val="22"/>
-                <w:szCs w:val="22"/>
-                <w:u w:val="single"/>
-                <w:lang w:val="en-US"/>
-              </w:rPr>
-              <w:t>rep</w:t>
-            </w:r>
-            <w:r>
-              <w:rPr>
-                <w:i/>
-                <w:color w:val="000000"/>
-                <w:sz w:val="22"/>
-                <w:szCs w:val="22"/>
-                <w:u w:val="single"/>
-              </w:rPr>
-              <w:t>_</w:t>
-            </w:r>
-            <w:r>
-              <w:rPr>
-                <w:i/>
-                <w:color w:val="000000"/>
-                <w:sz w:val="22"/>
-                <w:szCs w:val="22"/>
-                <w:u w:val="single"/>
-                <w:lang w:val="en-US"/>
-              </w:rPr>
-              <w:t>org</w:t>
-            </w:r>
-            <w:r>
-              <w:rPr>
-                <w:i/>
-                <w:color w:val="000000"/>
-                <w:sz w:val="22"/>
-                <w:szCs w:val="22"/>
-                <w:u w:val="single"/>
-              </w:rPr>
-              <w:t>_</w:t>
-            </w:r>
-            <w:r>
-              <w:rPr>
-                <w:i/>
-                <w:color w:val="000000"/>
-                <w:sz w:val="22"/>
-                <w:szCs w:val="22"/>
-                <w:u w:val="single"/>
-                <w:lang w:val="en-US"/>
-              </w:rPr>
-              <w:t>sro</w:t>
-            </w:r>
+            <w:proofErr w:type="spellEnd"/>
             <w:r>
               <w:rPr>
                 <w:i/>
@@ -2312,6 +2481,216 @@
                 <w:szCs w:val="22"/>
                 <w:u w:val="single"/>
               </w:rPr>
+              <w:t>}},</w:t>
+            </w:r>
+            <w:r>
+              <w:rPr>
+                <w:i/>
+                <w:color w:val="000000"/>
+                <w:sz w:val="22"/>
+                <w:szCs w:val="22"/>
+                <w:u w:val="single"/>
+              </w:rPr>
+              <w:t xml:space="preserve"> ОГРН</w:t>
+            </w:r>
+            <w:r>
+              <w:rPr>
+                <w:i/>
+                <w:color w:val="000000"/>
+                <w:sz w:val="22"/>
+                <w:szCs w:val="22"/>
+                <w:u w:val="single"/>
+              </w:rPr>
+              <w:t xml:space="preserve"> {{</w:t>
+            </w:r>
+            <w:r>
+              <w:rPr>
+                <w:i/>
+                <w:color w:val="000000"/>
+                <w:sz w:val="22"/>
+                <w:szCs w:val="22"/>
+                <w:u w:val="single"/>
+                <w:lang w:val="en-US"/>
+              </w:rPr>
+              <w:t>builder</w:t>
+            </w:r>
+            <w:r>
+              <w:rPr>
+                <w:i/>
+                <w:color w:val="000000"/>
+                <w:sz w:val="22"/>
+                <w:szCs w:val="22"/>
+                <w:u w:val="single"/>
+              </w:rPr>
+              <w:t>_</w:t>
+            </w:r>
+            <w:r>
+              <w:rPr>
+                <w:i/>
+                <w:color w:val="000000"/>
+                <w:sz w:val="22"/>
+                <w:szCs w:val="22"/>
+                <w:u w:val="single"/>
+                <w:lang w:val="en-US"/>
+              </w:rPr>
+              <w:t>rep</w:t>
+            </w:r>
+            <w:r>
+              <w:rPr>
+                <w:i/>
+                <w:color w:val="000000"/>
+                <w:sz w:val="22"/>
+                <w:szCs w:val="22"/>
+                <w:u w:val="single"/>
+              </w:rPr>
+              <w:t>_</w:t>
+            </w:r>
+            <w:r>
+              <w:rPr>
+                <w:i/>
+                <w:color w:val="000000"/>
+                <w:sz w:val="22"/>
+                <w:szCs w:val="22"/>
+                <w:u w:val="single"/>
+                <w:lang w:val="en-US"/>
+              </w:rPr>
+              <w:t>org</w:t>
+            </w:r>
+            <w:r>
+              <w:rPr>
+                <w:i/>
+                <w:color w:val="000000"/>
+                <w:sz w:val="22"/>
+                <w:szCs w:val="22"/>
+                <w:u w:val="single"/>
+              </w:rPr>
+              <w:t>_</w:t>
+            </w:r>
+            <w:proofErr w:type="spellStart"/>
+            <w:r>
+              <w:rPr>
+                <w:i/>
+                <w:color w:val="000000"/>
+                <w:sz w:val="22"/>
+                <w:szCs w:val="22"/>
+                <w:u w:val="single"/>
+                <w:lang w:val="en-US"/>
+              </w:rPr>
+              <w:t>ogrn</w:t>
+            </w:r>
+            <w:proofErr w:type="spellEnd"/>
+            <w:r>
+              <w:rPr>
+                <w:i/>
+                <w:color w:val="000000"/>
+                <w:sz w:val="22"/>
+                <w:szCs w:val="22"/>
+                <w:u w:val="single"/>
+              </w:rPr>
+              <w:t xml:space="preserve">}}, </w:t>
+            </w:r>
+            <w:r>
+              <w:rPr>
+                <w:i/>
+                <w:color w:val="000000"/>
+                <w:sz w:val="22"/>
+                <w:szCs w:val="22"/>
+                <w:u w:val="single"/>
+              </w:rPr>
+              <w:t xml:space="preserve">ИНН </w:t>
+            </w:r>
+            <w:r>
+              <w:rPr>
+                <w:i/>
+                <w:color w:val="000000"/>
+                <w:sz w:val="22"/>
+                <w:szCs w:val="22"/>
+                <w:u w:val="single"/>
+              </w:rPr>
+              <w:t>{{</w:t>
+            </w:r>
+            <w:r>
+              <w:rPr>
+                <w:i/>
+                <w:color w:val="000000"/>
+                <w:sz w:val="22"/>
+                <w:szCs w:val="22"/>
+                <w:u w:val="single"/>
+                <w:lang w:val="en-US"/>
+              </w:rPr>
+              <w:t>builder</w:t>
+            </w:r>
+            <w:r>
+              <w:rPr>
+                <w:i/>
+                <w:color w:val="000000"/>
+                <w:sz w:val="22"/>
+                <w:szCs w:val="22"/>
+                <w:u w:val="single"/>
+              </w:rPr>
+              <w:t>_</w:t>
+            </w:r>
+            <w:r>
+              <w:rPr>
+                <w:i/>
+                <w:color w:val="000000"/>
+                <w:sz w:val="22"/>
+                <w:szCs w:val="22"/>
+                <w:u w:val="single"/>
+                <w:lang w:val="en-US"/>
+              </w:rPr>
+              <w:t>rep</w:t>
+            </w:r>
+            <w:r>
+              <w:rPr>
+                <w:i/>
+                <w:color w:val="000000"/>
+                <w:sz w:val="22"/>
+                <w:szCs w:val="22"/>
+                <w:u w:val="single"/>
+              </w:rPr>
+              <w:t>_</w:t>
+            </w:r>
+            <w:r>
+              <w:rPr>
+                <w:i/>
+                <w:color w:val="000000"/>
+                <w:sz w:val="22"/>
+                <w:szCs w:val="22"/>
+                <w:u w:val="single"/>
+                <w:lang w:val="en-US"/>
+              </w:rPr>
+              <w:t>org</w:t>
+            </w:r>
+            <w:r>
+              <w:rPr>
+                <w:i/>
+                <w:color w:val="000000"/>
+                <w:sz w:val="22"/>
+                <w:szCs w:val="22"/>
+                <w:u w:val="single"/>
+              </w:rPr>
+              <w:t>_</w:t>
+            </w:r>
+            <w:r>
+              <w:rPr>
+                <w:i/>
+                <w:color w:val="000000"/>
+                <w:sz w:val="22"/>
+                <w:szCs w:val="22"/>
+                <w:u w:val="single"/>
+                <w:lang w:val="en-US"/>
+              </w:rPr>
+              <w:t>inn</w:t>
+            </w:r>
+            <w:r>
+              <w:rPr>
+                <w:i/>
+                <w:color w:val="000000"/>
+                <w:sz w:val="22"/>
+                <w:szCs w:val="22"/>
+                <w:u w:val="single"/>
+              </w:rPr>
               <w:t>}}, {{</w:t>
             </w:r>
             <w:r>
@@ -2386,22 +2765,309 @@
                 <w:u w:val="single"/>
                 <w:lang w:val="en-US"/>
               </w:rPr>
+              <w:t>address</w:t>
+            </w:r>
+            <w:r>
+              <w:rPr>
+                <w:i/>
+                <w:color w:val="000000"/>
+                <w:sz w:val="22"/>
+                <w:szCs w:val="22"/>
+                <w:u w:val="single"/>
+              </w:rPr>
+              <w:t>}}</w:t>
+            </w:r>
+            <w:r>
+              <w:rPr>
+                <w:i/>
+                <w:iCs/>
+                <w:sz w:val="22"/>
+                <w:szCs w:val="22"/>
+                <w:u w:val="single"/>
+              </w:rPr>
+              <w:t>, {{</w:t>
+            </w:r>
+            <w:r>
+              <w:rPr>
+                <w:i/>
+                <w:iCs/>
+                <w:sz w:val="22"/>
+                <w:szCs w:val="22"/>
+                <w:u w:val="single"/>
+                <w:lang w:val="en-US"/>
+              </w:rPr>
+              <w:t>builder</w:t>
+            </w:r>
+            <w:r>
+              <w:rPr>
+                <w:i/>
+                <w:iCs/>
+                <w:sz w:val="22"/>
+                <w:szCs w:val="22"/>
+                <w:u w:val="single"/>
+              </w:rPr>
+              <w:t>_</w:t>
+            </w:r>
+            <w:r>
+              <w:rPr>
+                <w:i/>
+                <w:iCs/>
+                <w:sz w:val="22"/>
+                <w:szCs w:val="22"/>
+                <w:u w:val="single"/>
+                <w:lang w:val="en-US"/>
+              </w:rPr>
+              <w:t>rep</w:t>
+            </w:r>
+            <w:r>
+              <w:rPr>
+                <w:i/>
+                <w:iCs/>
+                <w:sz w:val="22"/>
+                <w:szCs w:val="22"/>
+                <w:u w:val="single"/>
+              </w:rPr>
+              <w:t>_</w:t>
+            </w:r>
+            <w:r>
+              <w:rPr>
+                <w:i/>
+                <w:iCs/>
+                <w:sz w:val="22"/>
+                <w:szCs w:val="22"/>
+                <w:u w:val="single"/>
+                <w:lang w:val="en-US"/>
+              </w:rPr>
+              <w:t>org</w:t>
+            </w:r>
+            <w:r>
+              <w:rPr>
+                <w:i/>
+                <w:iCs/>
+                <w:sz w:val="22"/>
+                <w:szCs w:val="22"/>
+                <w:u w:val="single"/>
+              </w:rPr>
+              <w:t>_</w:t>
+            </w:r>
+            <w:proofErr w:type="spellStart"/>
+            <w:r>
+              <w:rPr>
+                <w:i/>
+                <w:iCs/>
+                <w:sz w:val="22"/>
+                <w:szCs w:val="22"/>
+                <w:u w:val="single"/>
+                <w:lang w:val="en-US"/>
+              </w:rPr>
+              <w:t>sro</w:t>
+            </w:r>
+            <w:proofErr w:type="spellEnd"/>
+            <w:r>
+              <w:rPr>
+                <w:i/>
+                <w:iCs/>
+                <w:sz w:val="22"/>
+                <w:szCs w:val="22"/>
+                <w:u w:val="single"/>
+              </w:rPr>
+              <w:t>_</w:t>
+            </w:r>
+            <w:r>
+              <w:rPr>
+                <w:i/>
+                <w:iCs/>
+                <w:sz w:val="22"/>
+                <w:szCs w:val="22"/>
+                <w:u w:val="single"/>
+                <w:lang w:val="en-US"/>
+              </w:rPr>
+              <w:t>design</w:t>
+            </w:r>
+            <w:r>
+              <w:rPr>
+                <w:i/>
+                <w:iCs/>
+                <w:sz w:val="22"/>
+                <w:szCs w:val="22"/>
+                <w:u w:val="single"/>
+              </w:rPr>
+              <w:t xml:space="preserve">}}, </w:t>
+            </w:r>
+            <w:r>
+              <w:rPr>
+                <w:i/>
+                <w:iCs/>
+                <w:sz w:val="22"/>
+                <w:szCs w:val="22"/>
+                <w:u w:val="single"/>
+              </w:rPr>
+              <w:t xml:space="preserve">ОГРН </w:t>
+            </w:r>
+            <w:r>
+              <w:rPr>
+                <w:i/>
+                <w:iCs/>
+                <w:sz w:val="22"/>
+                <w:szCs w:val="22"/>
+                <w:u w:val="single"/>
+              </w:rPr>
+              <w:t>{{</w:t>
+            </w:r>
+            <w:r>
+              <w:rPr>
+                <w:i/>
+                <w:iCs/>
+                <w:sz w:val="22"/>
+                <w:szCs w:val="22"/>
+                <w:u w:val="single"/>
+                <w:lang w:val="en-US"/>
+              </w:rPr>
+              <w:t>builder</w:t>
+            </w:r>
+            <w:r>
+              <w:rPr>
+                <w:i/>
+                <w:iCs/>
+                <w:sz w:val="22"/>
+                <w:szCs w:val="22"/>
+                <w:u w:val="single"/>
+              </w:rPr>
+              <w:t>_</w:t>
+            </w:r>
+            <w:r>
+              <w:rPr>
+                <w:i/>
+                <w:iCs/>
+                <w:sz w:val="22"/>
+                <w:szCs w:val="22"/>
+                <w:u w:val="single"/>
+                <w:lang w:val="en-US"/>
+              </w:rPr>
+              <w:t>rep</w:t>
+            </w:r>
+            <w:r>
+              <w:rPr>
+                <w:i/>
+                <w:iCs/>
+                <w:sz w:val="22"/>
+                <w:szCs w:val="22"/>
+                <w:u w:val="single"/>
+              </w:rPr>
+              <w:t>_</w:t>
+            </w:r>
+            <w:r>
+              <w:rPr>
+                <w:i/>
+                <w:iCs/>
+                <w:sz w:val="22"/>
+                <w:szCs w:val="22"/>
+                <w:u w:val="single"/>
+                <w:lang w:val="en-US"/>
+              </w:rPr>
+              <w:t>org</w:t>
+            </w:r>
+            <w:r>
+              <w:rPr>
+                <w:i/>
+                <w:iCs/>
+                <w:sz w:val="22"/>
+                <w:szCs w:val="22"/>
+                <w:u w:val="single"/>
+              </w:rPr>
+              <w:t>_</w:t>
+            </w:r>
+            <w:proofErr w:type="spellStart"/>
+            <w:r>
+              <w:rPr>
+                <w:i/>
+                <w:iCs/>
+                <w:sz w:val="22"/>
+                <w:szCs w:val="22"/>
+                <w:u w:val="single"/>
+                <w:lang w:val="en-US"/>
+              </w:rPr>
+              <w:t>sro</w:t>
+            </w:r>
+            <w:proofErr w:type="spellEnd"/>
+            <w:r>
+              <w:rPr>
+                <w:i/>
+                <w:iCs/>
+                <w:sz w:val="22"/>
+                <w:szCs w:val="22"/>
+                <w:u w:val="single"/>
+              </w:rPr>
+              <w:t>_</w:t>
+            </w:r>
+            <w:r>
+              <w:rPr>
+                <w:i/>
+                <w:iCs/>
+                <w:sz w:val="22"/>
+                <w:szCs w:val="22"/>
+                <w:u w:val="single"/>
+                <w:lang w:val="en-US"/>
+              </w:rPr>
+              <w:t>design</w:t>
+            </w:r>
+            <w:r>
+              <w:rPr>
+                <w:i/>
+                <w:iCs/>
+                <w:sz w:val="22"/>
+                <w:szCs w:val="22"/>
+                <w:u w:val="single"/>
+              </w:rPr>
+              <w:t>_</w:t>
+            </w:r>
+            <w:proofErr w:type="spellStart"/>
+            <w:r>
+              <w:rPr>
+                <w:i/>
+                <w:iCs/>
+                <w:sz w:val="22"/>
+                <w:szCs w:val="22"/>
+                <w:u w:val="single"/>
+                <w:lang w:val="en-US"/>
+              </w:rPr>
               <w:t>ogrn</w:t>
             </w:r>
-            <w:r>
-              <w:rPr>
-                <w:i/>
-                <w:color w:val="000000"/>
-                <w:sz w:val="22"/>
-                <w:szCs w:val="22"/>
-                <w:u w:val="single"/>
-              </w:rPr>
-              <w:t>}}, {{</w:t>
-            </w:r>
-            <w:r>
-              <w:rPr>
-                <w:i/>
-                <w:color w:val="000000"/>
+            <w:proofErr w:type="spellEnd"/>
+            <w:r>
+              <w:rPr>
+                <w:i/>
+                <w:iCs/>
+                <w:sz w:val="22"/>
+                <w:szCs w:val="22"/>
+                <w:u w:val="single"/>
+              </w:rPr>
+              <w:t>}},</w:t>
+            </w:r>
+            <w:r>
+              <w:rPr>
+                <w:i/>
+                <w:iCs/>
+                <w:sz w:val="22"/>
+                <w:szCs w:val="22"/>
+                <w:u w:val="single"/>
+              </w:rPr>
+              <w:t xml:space="preserve"> ИНН</w:t>
+            </w:r>
+            <w:r>
+              <w:rPr>
+                <w:i/>
+                <w:iCs/>
+                <w:sz w:val="22"/>
+                <w:szCs w:val="22"/>
+                <w:u w:val="single"/>
+              </w:rPr>
+              <w:t xml:space="preserve"> {{</w:t>
+            </w:r>
+            <w:r>
+              <w:rPr>
+                <w:i/>
+                <w:iCs/>
                 <w:sz w:val="22"/>
                 <w:szCs w:val="22"/>
                 <w:u w:val="single"/>
@@ -2412,7 +3078,7 @@
             <w:r>
               <w:rPr>
                 <w:i/>
-                <w:color w:val="000000"/>
+                <w:iCs/>
                 <w:sz w:val="22"/>
                 <w:szCs w:val="22"/>
                 <w:u w:val="single"/>
@@ -2422,7 +3088,7 @@
             <w:r>
               <w:rPr>
                 <w:i/>
-                <w:color w:val="000000"/>
+                <w:iCs/>
                 <w:sz w:val="22"/>
                 <w:szCs w:val="22"/>
                 <w:u w:val="single"/>
@@ -2433,7 +3099,7 @@
             <w:r>
               <w:rPr>
                 <w:i/>
-                <w:color w:val="000000"/>
+                <w:iCs/>
                 <w:sz w:val="22"/>
                 <w:szCs w:val="22"/>
                 <w:u w:val="single"/>
@@ -2443,7 +3109,7 @@
             <w:r>
               <w:rPr>
                 <w:i/>
-                <w:color w:val="000000"/>
+                <w:iCs/>
                 <w:sz w:val="22"/>
                 <w:szCs w:val="22"/>
                 <w:u w:val="single"/>
@@ -2454,118 +3120,14 @@
             <w:r>
               <w:rPr>
                 <w:i/>
-                <w:color w:val="000000"/>
+                <w:iCs/>
                 <w:sz w:val="22"/>
                 <w:szCs w:val="22"/>
                 <w:u w:val="single"/>
               </w:rPr>
               <w:t>_</w:t>
             </w:r>
-            <w:r>
-              <w:rPr>
-                <w:i/>
-                <w:color w:val="000000"/>
-                <w:sz w:val="22"/>
-                <w:szCs w:val="22"/>
-                <w:u w:val="single"/>
-                <w:lang w:val="en-US"/>
-              </w:rPr>
-              <w:t>inn</w:t>
-            </w:r>
-            <w:r>
-              <w:rPr>
-                <w:i/>
-                <w:color w:val="000000"/>
-                <w:sz w:val="22"/>
-                <w:szCs w:val="22"/>
-                <w:u w:val="single"/>
-              </w:rPr>
-              <w:t>}}, {{</w:t>
-            </w:r>
-            <w:r>
-              <w:rPr>
-                <w:i/>
-                <w:color w:val="000000"/>
-                <w:sz w:val="22"/>
-                <w:szCs w:val="22"/>
-                <w:u w:val="single"/>
-                <w:lang w:val="en-US"/>
-              </w:rPr>
-              <w:t>builder</w:t>
-            </w:r>
-            <w:r>
-              <w:rPr>
-                <w:i/>
-                <w:color w:val="000000"/>
-                <w:sz w:val="22"/>
-                <w:szCs w:val="22"/>
-                <w:u w:val="single"/>
-              </w:rPr>
-              <w:t>_</w:t>
-            </w:r>
-            <w:r>
-              <w:rPr>
-                <w:i/>
-                <w:color w:val="000000"/>
-                <w:sz w:val="22"/>
-                <w:szCs w:val="22"/>
-                <w:u w:val="single"/>
-                <w:lang w:val="en-US"/>
-              </w:rPr>
-              <w:t>rep</w:t>
-            </w:r>
-            <w:r>
-              <w:rPr>
-                <w:i/>
-                <w:color w:val="000000"/>
-                <w:sz w:val="22"/>
-                <w:szCs w:val="22"/>
-                <w:u w:val="single"/>
-              </w:rPr>
-              <w:t>_</w:t>
-            </w:r>
-            <w:r>
-              <w:rPr>
-                <w:i/>
-                <w:color w:val="000000"/>
-                <w:sz w:val="22"/>
-                <w:szCs w:val="22"/>
-                <w:u w:val="single"/>
-                <w:lang w:val="en-US"/>
-              </w:rPr>
-              <w:t>org</w:t>
-            </w:r>
-            <w:r>
-              <w:rPr>
-                <w:i/>
-                <w:color w:val="000000"/>
-                <w:sz w:val="22"/>
-                <w:szCs w:val="22"/>
-                <w:u w:val="single"/>
-              </w:rPr>
-              <w:t>_</w:t>
-            </w:r>
-            <w:r>
-              <w:rPr>
-                <w:i/>
-                <w:color w:val="000000"/>
-                <w:sz w:val="22"/>
-                <w:szCs w:val="22"/>
-                <w:u w:val="single"/>
-                <w:lang w:val="en-US"/>
-              </w:rPr>
-              <w:t>address</w:t>
-            </w:r>
-            <w:r>
-              <w:rPr>
-                <w:i/>
-                <w:color w:val="000000"/>
-                <w:sz w:val="22"/>
-                <w:szCs w:val="22"/>
-                <w:u w:val="single"/>
-              </w:rPr>
-              <w:t>}}</w:t>
-            </w:r>
+            <w:proofErr w:type="spellStart"/>
             <w:r>
               <w:rPr>
                 <w:i/>
@@ -2573,314 +3135,11 @@
                 <w:sz w:val="22"/>
                 <w:szCs w:val="22"/>
                 <w:u w:val="single"/>
-              </w:rPr>
-              <w:t>, {{</w:t>
-            </w:r>
-            <w:r>
-              <w:rPr>
-                <w:i/>
-                <w:iCs/>
-                <w:sz w:val="22"/>
-                <w:szCs w:val="22"/>
-                <w:u w:val="single"/>
-                <w:lang w:val="en-US"/>
-              </w:rPr>
-              <w:t>builder</w:t>
-            </w:r>
-            <w:r>
-              <w:rPr>
-                <w:i/>
-                <w:iCs/>
-                <w:sz w:val="22"/>
-                <w:szCs w:val="22"/>
-                <w:u w:val="single"/>
-              </w:rPr>
-              <w:t>_</w:t>
-            </w:r>
-            <w:r>
-              <w:rPr>
-                <w:i/>
-                <w:iCs/>
-                <w:sz w:val="22"/>
-                <w:szCs w:val="22"/>
-                <w:u w:val="single"/>
-                <w:lang w:val="en-US"/>
-              </w:rPr>
-              <w:t>rep</w:t>
-            </w:r>
-            <w:r>
-              <w:rPr>
-                <w:i/>
-                <w:iCs/>
-                <w:sz w:val="22"/>
-                <w:szCs w:val="22"/>
-                <w:u w:val="single"/>
-              </w:rPr>
-              <w:t>_</w:t>
-            </w:r>
-            <w:r>
-              <w:rPr>
-                <w:i/>
-                <w:iCs/>
-                <w:sz w:val="22"/>
-                <w:szCs w:val="22"/>
-                <w:u w:val="single"/>
-                <w:lang w:val="en-US"/>
-              </w:rPr>
-              <w:t>org</w:t>
-            </w:r>
-            <w:r>
-              <w:rPr>
-                <w:i/>
-                <w:iCs/>
-                <w:sz w:val="22"/>
-                <w:szCs w:val="22"/>
-                <w:u w:val="single"/>
-              </w:rPr>
-              <w:t>_</w:t>
-            </w:r>
-            <w:r>
-              <w:rPr>
-                <w:i/>
-                <w:iCs/>
-                <w:sz w:val="22"/>
-                <w:szCs w:val="22"/>
-                <w:u w:val="single"/>
                 <w:lang w:val="en-US"/>
               </w:rPr>
               <w:t>sro</w:t>
             </w:r>
-            <w:r>
-              <w:rPr>
-                <w:i/>
-                <w:iCs/>
-                <w:sz w:val="22"/>
-                <w:szCs w:val="22"/>
-                <w:u w:val="single"/>
-              </w:rPr>
-              <w:t>_</w:t>
-            </w:r>
-            <w:r>
-              <w:rPr>
-                <w:i/>
-                <w:iCs/>
-                <w:sz w:val="22"/>
-                <w:szCs w:val="22"/>
-                <w:u w:val="single"/>
-                <w:lang w:val="en-US"/>
-              </w:rPr>
-              <w:t>design</w:t>
-            </w:r>
-            <w:r>
-              <w:rPr>
-                <w:i/>
-                <w:iCs/>
-                <w:sz w:val="22"/>
-                <w:szCs w:val="22"/>
-                <w:u w:val="single"/>
-              </w:rPr>
-              <w:t>}}, {{</w:t>
-            </w:r>
-            <w:r>
-              <w:rPr>
-                <w:i/>
-                <w:iCs/>
-                <w:sz w:val="22"/>
-                <w:szCs w:val="22"/>
-                <w:u w:val="single"/>
-                <w:lang w:val="en-US"/>
-              </w:rPr>
-              <w:t>builder</w:t>
-            </w:r>
-            <w:r>
-              <w:rPr>
-                <w:i/>
-                <w:iCs/>
-                <w:sz w:val="22"/>
-                <w:szCs w:val="22"/>
-                <w:u w:val="single"/>
-              </w:rPr>
-              <w:t>_</w:t>
-            </w:r>
-            <w:r>
-              <w:rPr>
-                <w:i/>
-                <w:iCs/>
-                <w:sz w:val="22"/>
-                <w:szCs w:val="22"/>
-                <w:u w:val="single"/>
-                <w:lang w:val="en-US"/>
-              </w:rPr>
-              <w:t>rep</w:t>
-            </w:r>
-            <w:r>
-              <w:rPr>
-                <w:i/>
-                <w:iCs/>
-                <w:sz w:val="22"/>
-                <w:szCs w:val="22"/>
-                <w:u w:val="single"/>
-              </w:rPr>
-              <w:t>_</w:t>
-            </w:r>
-            <w:r>
-              <w:rPr>
-                <w:i/>
-                <w:iCs/>
-                <w:sz w:val="22"/>
-                <w:szCs w:val="22"/>
-                <w:u w:val="single"/>
-                <w:lang w:val="en-US"/>
-              </w:rPr>
-              <w:t>org</w:t>
-            </w:r>
-            <w:r>
-              <w:rPr>
-                <w:i/>
-                <w:iCs/>
-                <w:sz w:val="22"/>
-                <w:szCs w:val="22"/>
-                <w:u w:val="single"/>
-              </w:rPr>
-              <w:t>_</w:t>
-            </w:r>
-            <w:r>
-              <w:rPr>
-                <w:i/>
-                <w:iCs/>
-                <w:sz w:val="22"/>
-                <w:szCs w:val="22"/>
-                <w:u w:val="single"/>
-                <w:lang w:val="en-US"/>
-              </w:rPr>
-              <w:t>sro</w:t>
-            </w:r>
-            <w:r>
-              <w:rPr>
-                <w:i/>
-                <w:iCs/>
-                <w:sz w:val="22"/>
-                <w:szCs w:val="22"/>
-                <w:u w:val="single"/>
-              </w:rPr>
-              <w:t>_</w:t>
-            </w:r>
-            <w:r>
-              <w:rPr>
-                <w:i/>
-                <w:iCs/>
-                <w:sz w:val="22"/>
-                <w:szCs w:val="22"/>
-                <w:u w:val="single"/>
-                <w:lang w:val="en-US"/>
-              </w:rPr>
-              <w:t>design</w:t>
-            </w:r>
-            <w:r>
-              <w:rPr>
-                <w:i/>
-                <w:iCs/>
-                <w:sz w:val="22"/>
-                <w:szCs w:val="22"/>
-                <w:u w:val="single"/>
-              </w:rPr>
-              <w:t>_</w:t>
-            </w:r>
-            <w:r>
-              <w:rPr>
-                <w:i/>
-                <w:iCs/>
-                <w:sz w:val="22"/>
-                <w:szCs w:val="22"/>
-                <w:u w:val="single"/>
-                <w:lang w:val="en-US"/>
-              </w:rPr>
-              <w:t>ogrn</w:t>
-            </w:r>
-            <w:r>
-              <w:rPr>
-                <w:i/>
-                <w:iCs/>
-                <w:sz w:val="22"/>
-                <w:szCs w:val="22"/>
-                <w:u w:val="single"/>
-              </w:rPr>
-              <w:t>}}, {{</w:t>
-            </w:r>
-            <w:r>
-              <w:rPr>
-                <w:i/>
-                <w:iCs/>
-                <w:sz w:val="22"/>
-                <w:szCs w:val="22"/>
-                <w:u w:val="single"/>
-                <w:lang w:val="en-US"/>
-              </w:rPr>
-              <w:t>builder</w:t>
-            </w:r>
-            <w:r>
-              <w:rPr>
-                <w:i/>
-                <w:iCs/>
-                <w:sz w:val="22"/>
-                <w:szCs w:val="22"/>
-                <w:u w:val="single"/>
-              </w:rPr>
-              <w:t>_</w:t>
-            </w:r>
-            <w:r>
-              <w:rPr>
-                <w:i/>
-                <w:iCs/>
-                <w:sz w:val="22"/>
-                <w:szCs w:val="22"/>
-                <w:u w:val="single"/>
-                <w:lang w:val="en-US"/>
-              </w:rPr>
-              <w:t>rep</w:t>
-            </w:r>
-            <w:r>
-              <w:rPr>
-                <w:i/>
-                <w:iCs/>
-                <w:sz w:val="22"/>
-                <w:szCs w:val="22"/>
-                <w:u w:val="single"/>
-              </w:rPr>
-              <w:t>_</w:t>
-            </w:r>
-            <w:r>
-              <w:rPr>
-                <w:i/>
-                <w:iCs/>
-                <w:sz w:val="22"/>
-                <w:szCs w:val="22"/>
-                <w:u w:val="single"/>
-                <w:lang w:val="en-US"/>
-              </w:rPr>
-              <w:t>org</w:t>
-            </w:r>
-            <w:r>
-              <w:rPr>
-                <w:i/>
-                <w:iCs/>
-                <w:sz w:val="22"/>
-                <w:szCs w:val="22"/>
-                <w:u w:val="single"/>
-              </w:rPr>
-              <w:t>_</w:t>
-            </w:r>
-            <w:r>
-              <w:rPr>
-                <w:i/>
-                <w:iCs/>
-                <w:sz w:val="22"/>
-                <w:szCs w:val="22"/>
-                <w:u w:val="single"/>
-                <w:lang w:val="en-US"/>
-              </w:rPr>
-              <w:t>sro</w:t>
-            </w:r>
+            <w:proofErr w:type="spellEnd"/>
             <w:r>
               <w:rPr>
                 <w:i/>
@@ -3097,6 +3356,7 @@
               </w:rPr>
               <w:t>{{</w:t>
             </w:r>
+            <w:proofErr w:type="spellStart"/>
             <w:r>
               <w:rPr>
                 <w:b/>
@@ -3115,7 +3375,18 @@
                 <w:szCs w:val="24"/>
                 <w:lang w:val="en-US"/>
               </w:rPr>
-              <w:t>_name}}</w:t>
+              <w:t>_name</w:t>
+            </w:r>
+            <w:proofErr w:type="spellEnd"/>
+            <w:r>
+              <w:rPr>
+                <w:b/>
+                <w:bCs/>
+                <w:sz w:val="24"/>
+                <w:szCs w:val="24"/>
+                <w:lang w:val="en-US"/>
+              </w:rPr>
+              <w:t>}}</w:t>
             </w:r>
           </w:p>
         </w:tc>
@@ -3175,6 +3446,7 @@
               </w:rPr>
               <w:t>{{</w:t>
             </w:r>
+            <w:proofErr w:type="spellStart"/>
             <w:r>
               <w:rPr>
                 <w:b/>
@@ -3185,6 +3457,7 @@
               </w:rPr>
               <w:t>a_dd</w:t>
             </w:r>
+            <w:proofErr w:type="spellEnd"/>
             <w:r>
               <w:rPr>
                 <w:b/>
@@ -3248,7 +3521,29 @@
                 <w:szCs w:val="24"/>
                 <w:lang w:val="en-US"/>
               </w:rPr>
-              <w:t>{{a_mm}}</w:t>
+              <w:t>{{</w:t>
+            </w:r>
+            <w:proofErr w:type="spellStart"/>
+            <w:r>
+              <w:rPr>
+                <w:b/>
+                <w:bCs/>
+                <w:sz w:val="24"/>
+                <w:szCs w:val="24"/>
+                <w:lang w:val="en-US"/>
+              </w:rPr>
+              <w:t>a_mm</w:t>
+            </w:r>
+            <w:proofErr w:type="spellEnd"/>
+            <w:r>
+              <w:rPr>
+                <w:b/>
+                <w:bCs/>
+                <w:sz w:val="24"/>
+                <w:szCs w:val="24"/>
+                <w:lang w:val="en-US"/>
+              </w:rPr>
+              <w:t>}}</w:t>
             </w:r>
           </w:p>
         </w:tc>
@@ -3304,6 +3599,7 @@
               </w:rPr>
               <w:t>{{</w:t>
             </w:r>
+            <w:proofErr w:type="spellStart"/>
             <w:r>
               <w:rPr>
                 <w:b/>
@@ -3322,7 +3618,18 @@
                 <w:szCs w:val="24"/>
                 <w:lang w:val="en-US"/>
               </w:rPr>
-              <w:t>_yy}}</w:t>
+              <w:t>_yy</w:t>
+            </w:r>
+            <w:proofErr w:type="spellEnd"/>
+            <w:r>
+              <w:rPr>
+                <w:b/>
+                <w:bCs/>
+                <w:sz w:val="24"/>
+                <w:szCs w:val="24"/>
+                <w:lang w:val="en-US"/>
+              </w:rPr>
+              <w:t>}}</w:t>
             </w:r>
             <w:r>
               <w:rPr>
@@ -3658,6 +3965,7 @@
         </w:rPr>
         <w:t>_</w:t>
       </w:r>
+      <w:proofErr w:type="spellStart"/>
       <w:r>
         <w:rPr>
           <w:i/>
@@ -3669,6 +3977,7 @@
         </w:rPr>
         <w:t>fio</w:t>
       </w:r>
+      <w:proofErr w:type="spellEnd"/>
       <w:r>
         <w:rPr>
           <w:i/>
@@ -3741,6 +4050,7 @@
         </w:rPr>
         <w:t>_</w:t>
       </w:r>
+      <w:proofErr w:type="spellStart"/>
       <w:r>
         <w:rPr>
           <w:i/>
@@ -3752,6 +4062,7 @@
         </w:rPr>
         <w:t>nrs</w:t>
       </w:r>
+      <w:proofErr w:type="spellEnd"/>
       <w:r>
         <w:rPr>
           <w:i/>
@@ -3845,6 +4156,7 @@
         </w:rPr>
         <w:t>_</w:t>
       </w:r>
+      <w:proofErr w:type="spellStart"/>
       <w:r>
         <w:rPr>
           <w:i/>
@@ -3856,6 +4168,7 @@
         </w:rPr>
         <w:t>nrs</w:t>
       </w:r>
+      <w:proofErr w:type="spellEnd"/>
       <w:r>
         <w:rPr>
           <w:i/>
@@ -4246,6 +4559,7 @@
         </w:rPr>
         <w:t>{{</w:t>
       </w:r>
+      <w:proofErr w:type="spellStart"/>
       <w:r>
         <w:rPr>
           <w:i/>
@@ -4323,6 +4637,7 @@
         </w:rPr>
         <w:t>full</w:t>
       </w:r>
+      <w:proofErr w:type="spellEnd"/>
       <w:r>
         <w:rPr>
           <w:i/>
@@ -4377,6 +4692,7 @@
         </w:rPr>
         <w:t>{{</w:t>
       </w:r>
+      <w:proofErr w:type="spellStart"/>
       <w:r>
         <w:rPr>
           <w:i/>
@@ -4454,6 +4770,7 @@
         </w:rPr>
         <w:t>ogrn</w:t>
       </w:r>
+      <w:proofErr w:type="spellEnd"/>
       <w:r>
         <w:rPr>
           <w:i/>
@@ -4508,6 +4825,7 @@
         </w:rPr>
         <w:t>{{</w:t>
       </w:r>
+      <w:proofErr w:type="spellStart"/>
       <w:r>
         <w:rPr>
           <w:i/>
@@ -4585,6 +4903,7 @@
         </w:rPr>
         <w:t>inn</w:t>
       </w:r>
+      <w:proofErr w:type="spellEnd"/>
       <w:r>
         <w:rPr>
           <w:i/>
@@ -4616,7 +4935,31 @@
           <w:u w:val="single"/>
           <w:lang w:val="en-US"/>
         </w:rPr>
-        <w:t>{{tech_customer_org_address}</w:t>
+        <w:t>{{</w:t>
+      </w:r>
+      <w:proofErr w:type="spellStart"/>
+      <w:r>
+        <w:rPr>
+          <w:i/>
+          <w:color w:val="000000"/>
+          <w:sz w:val="22"/>
+          <w:szCs w:val="22"/>
+          <w:u w:val="single"/>
+          <w:lang w:val="en-US"/>
+        </w:rPr>
+        <w:t>tech_customer_org_address</w:t>
+      </w:r>
+      <w:proofErr w:type="spellEnd"/>
+      <w:r>
+        <w:rPr>
+          <w:i/>
+          <w:color w:val="000000"/>
+          <w:sz w:val="22"/>
+          <w:szCs w:val="22"/>
+          <w:u w:val="single"/>
+          <w:lang w:val="en-US"/>
+        </w:rPr>
+        <w:t>}</w:t>
       </w:r>
       <w:r>
         <w:rPr>
@@ -4871,6 +5214,7 @@
         </w:rPr>
         <w:t>_</w:t>
       </w:r>
+      <w:proofErr w:type="spellStart"/>
       <w:r>
         <w:rPr>
           <w:i/>
@@ -4880,6 +5224,7 @@
         </w:rPr>
         <w:t>fio</w:t>
       </w:r>
+      <w:proofErr w:type="spellEnd"/>
       <w:r>
         <w:rPr>
           <w:i/>
@@ -4939,6 +5284,7 @@
         </w:rPr>
         <w:t>_</w:t>
       </w:r>
+      <w:proofErr w:type="spellStart"/>
       <w:r>
         <w:rPr>
           <w:i/>
@@ -4948,6 +5294,7 @@
         </w:rPr>
         <w:t>nrs</w:t>
       </w:r>
+      <w:proofErr w:type="spellEnd"/>
       <w:r>
         <w:rPr>
           <w:i/>
@@ -5449,7 +5796,27 @@
           <w:szCs w:val="22"/>
           <w:u w:val="single"/>
         </w:rPr>
-        <w:t>{builder_</w:t>
+        <w:t>{</w:t>
+      </w:r>
+      <w:proofErr w:type="spellStart"/>
+      <w:r>
+        <w:rPr>
+          <w:i/>
+          <w:sz w:val="22"/>
+          <w:szCs w:val="22"/>
+          <w:u w:val="single"/>
+        </w:rPr>
+        <w:t>builder</w:t>
+      </w:r>
+      <w:proofErr w:type="spellEnd"/>
+      <w:r>
+        <w:rPr>
+          <w:i/>
+          <w:sz w:val="22"/>
+          <w:szCs w:val="22"/>
+          <w:u w:val="single"/>
+        </w:rPr>
+        <w:t>_</w:t>
       </w:r>
       <w:r>
         <w:rPr>
@@ -5470,6 +5837,7 @@
         </w:rPr>
         <w:t>_</w:t>
       </w:r>
+      <w:proofErr w:type="spellStart"/>
       <w:r>
         <w:rPr>
           <w:i/>
@@ -5480,6 +5848,7 @@
         </w:rPr>
         <w:t>fio</w:t>
       </w:r>
+      <w:proofErr w:type="spellEnd"/>
       <w:r>
         <w:rPr>
           <w:i/>
@@ -5554,6 +5923,7 @@
         </w:rPr>
         <w:t>_</w:t>
       </w:r>
+      <w:proofErr w:type="spellStart"/>
       <w:r>
         <w:rPr>
           <w:i/>
@@ -5564,6 +5934,7 @@
         </w:rPr>
         <w:t>nrs</w:t>
       </w:r>
+      <w:proofErr w:type="spellEnd"/>
       <w:r>
         <w:rPr>
           <w:i/>
@@ -5648,6 +6019,7 @@
         </w:rPr>
         <w:t>_</w:t>
       </w:r>
+      <w:proofErr w:type="spellStart"/>
       <w:r>
         <w:rPr>
           <w:i/>
@@ -5658,6 +6030,7 @@
         </w:rPr>
         <w:t>nrs</w:t>
       </w:r>
+      <w:proofErr w:type="spellEnd"/>
       <w:r>
         <w:rPr>
           <w:i/>
@@ -6183,6 +6556,7 @@
         </w:rPr>
         <w:t>_</w:t>
       </w:r>
+      <w:proofErr w:type="spellStart"/>
       <w:r>
         <w:rPr>
           <w:i/>
@@ -6192,6 +6566,7 @@
         </w:rPr>
         <w:t>fio</w:t>
       </w:r>
+      <w:proofErr w:type="spellEnd"/>
       <w:r>
         <w:rPr>
           <w:i/>
@@ -6519,6 +6894,7 @@
         </w:rPr>
         <w:t>_</w:t>
       </w:r>
+      <w:proofErr w:type="spellStart"/>
       <w:r>
         <w:rPr>
           <w:i/>
@@ -6528,6 +6904,7 @@
         </w:rPr>
         <w:t>ogrn</w:t>
       </w:r>
+      <w:proofErr w:type="spellEnd"/>
       <w:r>
         <w:rPr>
           <w:i/>
@@ -6871,6 +7248,7 @@
         </w:rPr>
         <w:t>{{</w:t>
       </w:r>
+      <w:proofErr w:type="spellStart"/>
       <w:r>
         <w:rPr>
           <w:i/>
@@ -6941,6 +7319,7 @@
         </w:rPr>
         <w:t>full</w:t>
       </w:r>
+      <w:proofErr w:type="spellEnd"/>
       <w:r>
         <w:rPr>
           <w:i/>
@@ -6972,6 +7351,7 @@
         </w:rPr>
         <w:t>{{</w:t>
       </w:r>
+      <w:proofErr w:type="spellStart"/>
       <w:r>
         <w:rPr>
           <w:i/>
@@ -7022,6 +7402,7 @@
         </w:rPr>
         <w:t>fio</w:t>
       </w:r>
+      <w:proofErr w:type="spellEnd"/>
       <w:r>
         <w:rPr>
           <w:i/>
@@ -7069,6 +7450,7 @@
         </w:rPr>
         <w:t>{{</w:t>
       </w:r>
+      <w:proofErr w:type="spellStart"/>
       <w:r>
         <w:rPr>
           <w:i/>
@@ -7132,6 +7514,7 @@
         </w:rPr>
         <w:t>number</w:t>
       </w:r>
+      <w:proofErr w:type="spellEnd"/>
       <w:r>
         <w:rPr>
           <w:i/>
@@ -7176,6 +7559,7 @@
         </w:rPr>
         <w:t>{{</w:t>
       </w:r>
+      <w:proofErr w:type="spellStart"/>
       <w:r>
         <w:rPr>
           <w:i/>
@@ -7239,6 +7623,7 @@
         </w:rPr>
         <w:t>date</w:t>
       </w:r>
+      <w:proofErr w:type="spellEnd"/>
       <w:r>
         <w:rPr>
           <w:i/>
@@ -7295,6 +7680,7 @@
         </w:rPr>
         <w:t>{{</w:t>
       </w:r>
+      <w:proofErr w:type="spellStart"/>
       <w:r>
         <w:rPr>
           <w:i/>
@@ -7365,6 +7751,7 @@
         </w:rPr>
         <w:t>orgn</w:t>
       </w:r>
+      <w:proofErr w:type="spellEnd"/>
       <w:r>
         <w:rPr>
           <w:i/>
@@ -7414,6 +7801,7 @@
         </w:rPr>
         <w:t>{{</w:t>
       </w:r>
+      <w:proofErr w:type="spellStart"/>
       <w:r>
         <w:rPr>
           <w:i/>
@@ -7484,6 +7872,7 @@
         </w:rPr>
         <w:t>inn</w:t>
       </w:r>
+      <w:proofErr w:type="spellEnd"/>
       <w:r>
         <w:rPr>
           <w:i/>
@@ -7512,7 +7901,29 @@
           <w:u w:val="single"/>
           <w:lang w:val="en-US"/>
         </w:rPr>
-        <w:t>{{contractor_rep_org_address}}</w:t>
+        <w:t>{{</w:t>
+      </w:r>
+      <w:proofErr w:type="spellStart"/>
+      <w:r>
+        <w:rPr>
+          <w:i/>
+          <w:iCs/>
+          <w:sz w:val="22"/>
+          <w:u w:val="single"/>
+          <w:lang w:val="en-US"/>
+        </w:rPr>
+        <w:t>contractor_rep_org_address</w:t>
+      </w:r>
+      <w:proofErr w:type="spellEnd"/>
+      <w:r>
+        <w:rPr>
+          <w:i/>
+          <w:iCs/>
+          <w:sz w:val="22"/>
+          <w:u w:val="single"/>
+          <w:lang w:val="en-US"/>
+        </w:rPr>
+        <w:t>}}</w:t>
       </w:r>
     </w:p>
     <w:p>
@@ -7782,6 +8193,7 @@
         </w:rPr>
         <w:t>_</w:t>
       </w:r>
+      <w:proofErr w:type="spellStart"/>
       <w:r>
         <w:rPr>
           <w:i/>
@@ -7792,6 +8204,7 @@
         </w:rPr>
         <w:t>fio</w:t>
       </w:r>
+      <w:proofErr w:type="spellEnd"/>
       <w:r>
         <w:rPr>
           <w:i/>
@@ -8363,6 +8776,7 @@
           <w:sz w:val="10"/>
           <w:szCs w:val="10"/>
         </w:rPr>
+        <w:lastRenderedPageBreak/>
         <w:t>(наименование скрытых работ)</w:t>
       </w:r>
     </w:p>
@@ -8642,6 +9056,7 @@
               </w:rPr>
               <w:t>b</w:t>
             </w:r>
+            <w:proofErr w:type="spellStart"/>
             <w:r>
               <w:rPr>
                 <w:i/>
@@ -8652,6 +9067,7 @@
               </w:rPr>
               <w:t>uilder</w:t>
             </w:r>
+            <w:proofErr w:type="spellEnd"/>
             <w:r>
               <w:rPr>
                 <w:i/>
@@ -9114,7 +9530,27 @@
                 <w:szCs w:val="22"/>
                 <w:lang w:val="en-US"/>
               </w:rPr>
-              <w:t>{{s_dd}}</w:t>
+              <w:t>{{</w:t>
+            </w:r>
+            <w:proofErr w:type="spellStart"/>
+            <w:r>
+              <w:rPr>
+                <w:i/>
+                <w:sz w:val="22"/>
+                <w:szCs w:val="22"/>
+                <w:lang w:val="en-US"/>
+              </w:rPr>
+              <w:t>s_dd</w:t>
+            </w:r>
+            <w:proofErr w:type="spellEnd"/>
+            <w:r>
+              <w:rPr>
+                <w:i/>
+                <w:sz w:val="22"/>
+                <w:szCs w:val="22"/>
+                <w:lang w:val="en-US"/>
+              </w:rPr>
+              <w:t>}}</w:t>
             </w:r>
           </w:p>
         </w:tc>
@@ -9178,7 +9614,27 @@
                 <w:szCs w:val="22"/>
                 <w:lang w:val="en-US"/>
               </w:rPr>
-              <w:t>{{s_mm}}</w:t>
+              <w:t>{{</w:t>
+            </w:r>
+            <w:proofErr w:type="spellStart"/>
+            <w:r>
+              <w:rPr>
+                <w:i/>
+                <w:sz w:val="22"/>
+                <w:szCs w:val="22"/>
+                <w:lang w:val="en-US"/>
+              </w:rPr>
+              <w:t>s_mm</w:t>
+            </w:r>
+            <w:proofErr w:type="spellEnd"/>
+            <w:r>
+              <w:rPr>
+                <w:i/>
+                <w:sz w:val="22"/>
+                <w:szCs w:val="22"/>
+                <w:lang w:val="en-US"/>
+              </w:rPr>
+              <w:t>}}</w:t>
             </w:r>
           </w:p>
         </w:tc>
@@ -9259,6 +9715,7 @@
               </w:rPr>
               <w:t>_</w:t>
             </w:r>
+            <w:proofErr w:type="spellStart"/>
             <w:r>
               <w:rPr>
                 <w:i/>
@@ -9268,6 +9725,7 @@
               </w:rPr>
               <w:t>yy</w:t>
             </w:r>
+            <w:proofErr w:type="spellEnd"/>
             <w:r>
               <w:rPr>
                 <w:i/>
@@ -9420,7 +9878,27 @@
                 <w:szCs w:val="22"/>
                 <w:lang w:val="en-US"/>
               </w:rPr>
-              <w:t>{{e_dd}}</w:t>
+              <w:t>{{</w:t>
+            </w:r>
+            <w:proofErr w:type="spellStart"/>
+            <w:r>
+              <w:rPr>
+                <w:i/>
+                <w:sz w:val="22"/>
+                <w:szCs w:val="22"/>
+                <w:lang w:val="en-US"/>
+              </w:rPr>
+              <w:t>e_dd</w:t>
+            </w:r>
+            <w:proofErr w:type="spellEnd"/>
+            <w:r>
+              <w:rPr>
+                <w:i/>
+                <w:sz w:val="22"/>
+                <w:szCs w:val="22"/>
+                <w:lang w:val="en-US"/>
+              </w:rPr>
+              <w:t>}}</w:t>
             </w:r>
           </w:p>
         </w:tc>
@@ -9484,7 +9962,27 @@
                 <w:szCs w:val="22"/>
                 <w:lang w:val="en-US"/>
               </w:rPr>
-              <w:t>{{e_mm}}</w:t>
+              <w:t>{{</w:t>
+            </w:r>
+            <w:proofErr w:type="spellStart"/>
+            <w:r>
+              <w:rPr>
+                <w:i/>
+                <w:sz w:val="22"/>
+                <w:szCs w:val="22"/>
+                <w:lang w:val="en-US"/>
+              </w:rPr>
+              <w:t>e_mm</w:t>
+            </w:r>
+            <w:proofErr w:type="spellEnd"/>
+            <w:r>
+              <w:rPr>
+                <w:i/>
+                <w:sz w:val="22"/>
+                <w:szCs w:val="22"/>
+                <w:lang w:val="en-US"/>
+              </w:rPr>
+              <w:t>}}</w:t>
             </w:r>
           </w:p>
         </w:tc>
@@ -9547,7 +10045,27 @@
                 <w:szCs w:val="22"/>
                 <w:lang w:val="en-US"/>
               </w:rPr>
-              <w:t>{{e_yy}}</w:t>
+              <w:t>{{</w:t>
+            </w:r>
+            <w:proofErr w:type="spellStart"/>
+            <w:r>
+              <w:rPr>
+                <w:i/>
+                <w:sz w:val="22"/>
+                <w:szCs w:val="22"/>
+                <w:lang w:val="en-US"/>
+              </w:rPr>
+              <w:t>e_yy</w:t>
+            </w:r>
+            <w:proofErr w:type="spellEnd"/>
+            <w:r>
+              <w:rPr>
+                <w:i/>
+                <w:sz w:val="22"/>
+                <w:szCs w:val="22"/>
+                <w:lang w:val="en-US"/>
+              </w:rPr>
+              <w:t>}}</w:t>
             </w:r>
           </w:p>
         </w:tc>
@@ -10806,6 +11324,7 @@
               </w:rPr>
               <w:t>_</w:t>
             </w:r>
+            <w:proofErr w:type="spellStart"/>
             <w:r>
               <w:rPr>
                 <w:i/>
@@ -10816,6 +11335,7 @@
               </w:rPr>
               <w:t>fio</w:t>
             </w:r>
+            <w:proofErr w:type="spellEnd"/>
             <w:r>
               <w:rPr>
                 <w:i/>
@@ -10977,7 +11497,23 @@
                 <w:i/>
                 <w:sz w:val="22"/>
               </w:rPr>
-              <w:t>{{builder_rep_fio}}</w:t>
+              <w:t>{{</w:t>
+            </w:r>
+            <w:proofErr w:type="spellStart"/>
+            <w:r>
+              <w:rPr>
+                <w:i/>
+                <w:sz w:val="22"/>
+              </w:rPr>
+              <w:t>builder_rep_fio</w:t>
+            </w:r>
+            <w:proofErr w:type="spellEnd"/>
+            <w:r>
+              <w:rPr>
+                <w:i/>
+                <w:sz w:val="22"/>
+              </w:rPr>
+              <w:t>}}</w:t>
             </w:r>
           </w:p>
         </w:tc>
@@ -11219,7 +11755,25 @@
                 <w:sz w:val="22"/>
                 <w:szCs w:val="22"/>
               </w:rPr>
-              <w:t>{{builder_</w:t>
+              <w:t>{{</w:t>
+            </w:r>
+            <w:proofErr w:type="spellStart"/>
+            <w:r>
+              <w:rPr>
+                <w:i/>
+                <w:sz w:val="22"/>
+                <w:szCs w:val="22"/>
+              </w:rPr>
+              <w:t>builder</w:t>
+            </w:r>
+            <w:proofErr w:type="spellEnd"/>
+            <w:r>
+              <w:rPr>
+                <w:i/>
+                <w:sz w:val="22"/>
+                <w:szCs w:val="22"/>
+              </w:rPr>
+              <w:t>_</w:t>
             </w:r>
             <w:r>
               <w:rPr>
@@ -11236,7 +11790,25 @@
                 <w:sz w:val="22"/>
                 <w:szCs w:val="22"/>
               </w:rPr>
-              <w:t>_fio}}</w:t>
+              <w:t>_</w:t>
+            </w:r>
+            <w:proofErr w:type="spellStart"/>
+            <w:r>
+              <w:rPr>
+                <w:i/>
+                <w:sz w:val="22"/>
+                <w:szCs w:val="22"/>
+              </w:rPr>
+              <w:t>fio</w:t>
+            </w:r>
+            <w:proofErr w:type="spellEnd"/>
+            <w:r>
+              <w:rPr>
+                <w:i/>
+                <w:sz w:val="22"/>
+                <w:szCs w:val="22"/>
+              </w:rPr>
+              <w:t>}}</w:t>
             </w:r>
           </w:p>
         </w:tc>
@@ -11388,7 +11960,25 @@
                 <w:sz w:val="22"/>
                 <w:szCs w:val="22"/>
               </w:rPr>
-              <w:t>{{design_rep_fio}}</w:t>
+              <w:t>{{</w:t>
+            </w:r>
+            <w:proofErr w:type="spellStart"/>
+            <w:r>
+              <w:rPr>
+                <w:i/>
+                <w:sz w:val="22"/>
+                <w:szCs w:val="22"/>
+              </w:rPr>
+              <w:t>design_rep_fio</w:t>
+            </w:r>
+            <w:proofErr w:type="spellEnd"/>
+            <w:r>
+              <w:rPr>
+                <w:i/>
+                <w:sz w:val="22"/>
+                <w:szCs w:val="22"/>
+              </w:rPr>
+              <w:t>}}</w:t>
             </w:r>
           </w:p>
         </w:tc>
@@ -11550,7 +12140,25 @@
                 <w:sz w:val="22"/>
                 <w:szCs w:val="22"/>
               </w:rPr>
-              <w:t>{{contractor_rep_fio}}</w:t>
+              <w:t>{{</w:t>
+            </w:r>
+            <w:proofErr w:type="spellStart"/>
+            <w:r>
+              <w:rPr>
+                <w:i/>
+                <w:sz w:val="22"/>
+                <w:szCs w:val="22"/>
+              </w:rPr>
+              <w:t>contractor_rep_fio</w:t>
+            </w:r>
+            <w:proofErr w:type="spellEnd"/>
+            <w:r>
+              <w:rPr>
+                <w:i/>
+                <w:sz w:val="22"/>
+                <w:szCs w:val="22"/>
+              </w:rPr>
+              <w:t>}}</w:t>
             </w:r>
           </w:p>
         </w:tc>
@@ -11692,7 +12300,27 @@
                 <w:szCs w:val="22"/>
                 <w:u w:val="single"/>
               </w:rPr>
-              <w:t>{{other_rep_fio}}</w:t>
+              <w:t>{{</w:t>
+            </w:r>
+            <w:proofErr w:type="spellStart"/>
+            <w:r>
+              <w:rPr>
+                <w:i/>
+                <w:sz w:val="22"/>
+                <w:szCs w:val="22"/>
+                <w:u w:val="single"/>
+              </w:rPr>
+              <w:t>other_rep_fio</w:t>
+            </w:r>
+            <w:proofErr w:type="spellEnd"/>
+            <w:r>
+              <w:rPr>
+                <w:i/>
+                <w:sz w:val="22"/>
+                <w:szCs w:val="22"/>
+                <w:u w:val="single"/>
+              </w:rPr>
+              <w:t>}}</w:t>
             </w:r>
           </w:p>
         </w:tc>

--- a/document_templates/docx/act_template.docx
+++ b/document_templates/docx/act_template.docx
@@ -12289,7 +12289,6 @@
                 <w:i/>
                 <w:sz w:val="22"/>
                 <w:szCs w:val="22"/>
-                <w:u w:val="single"/>
                 <w:lang w:val="en-US"/>
               </w:rPr>
             </w:pPr>
@@ -12298,7 +12297,6 @@
                 <w:i/>
                 <w:sz w:val="22"/>
                 <w:szCs w:val="22"/>
-                <w:u w:val="single"/>
               </w:rPr>
               <w:t>{{</w:t>
             </w:r>
@@ -12308,7 +12306,6 @@
                 <w:i/>
                 <w:sz w:val="22"/>
                 <w:szCs w:val="22"/>
-                <w:u w:val="single"/>
               </w:rPr>
               <w:t>other_rep_fio</w:t>
             </w:r>
@@ -12318,7 +12315,6 @@
                 <w:i/>
                 <w:sz w:val="22"/>
                 <w:szCs w:val="22"/>
-                <w:u w:val="single"/>
               </w:rPr>
               <w:t>}}</w:t>
             </w:r>

--- a/document_templates/docx/act_template.docx
+++ b/document_templates/docx/act_template.docx
@@ -12107,7 +12107,6 @@
               <w:rPr>
                 <w:sz w:val="22"/>
                 <w:szCs w:val="22"/>
-                <w:u w:val="single"/>
               </w:rPr>
               <w:t>:</w:t>
             </w:r>

--- a/document_templates/docx/act_template.docx
+++ b/document_templates/docx/act_template.docx
@@ -118,7 +118,7 @@
                 <w:u w:val="single"/>
                 <w:shd w:val="clear" w:color="auto" w:fill="FFFFFF"/>
               </w:rPr>
-              <w:t>}}.</w:t>
+              <w:t>}}</w:t>
             </w:r>
             <w:r>
               <w:rPr>

--- a/document_templates/docx/act_template.docx
+++ b/document_templates/docx/act_template.docx
@@ -1075,16 +1075,6 @@
                 <w:sz w:val="22"/>
                 <w:szCs w:val="22"/>
                 <w:u w:val="single"/>
-              </w:rPr>
-              <w:t>_</w:t>
-            </w:r>
-            <w:r>
-              <w:rPr>
-                <w:i/>
-                <w:color w:val="000000"/>
-                <w:sz w:val="22"/>
-                <w:szCs w:val="22"/>
-                <w:u w:val="single"/>
                 <w:lang w:val="en-US"/>
               </w:rPr>
               <w:t>org</w:t>
@@ -3650,10 +3640,21 @@
             <w:pPr>
               <w:jc w:val="right"/>
               <w:rPr>
+                <w:b/>
+                <w:bCs/>
                 <w:sz w:val="24"/>
                 <w:szCs w:val="24"/>
               </w:rPr>
             </w:pPr>
+            <w:r>
+              <w:rPr>
+                <w:b/>
+                <w:bCs/>
+                <w:sz w:val="24"/>
+                <w:szCs w:val="24"/>
+              </w:rPr>
+              <w:t>г.</w:t>
+            </w:r>
           </w:p>
         </w:tc>
       </w:tr>
@@ -5153,7 +5154,7 @@
           <w:u w:val="single"/>
           <w:lang w:val="en-US"/>
         </w:rPr>
-        <w:t>full</w:t>
+        <w:t>short</w:t>
       </w:r>
       <w:r>
         <w:rPr>
@@ -5769,7 +5770,7 @@
           <w:u w:val="single"/>
           <w:lang w:val="en-US"/>
         </w:rPr>
-        <w:t>full</w:t>
+        <w:t>short</w:t>
       </w:r>
       <w:r>
         <w:rPr>
@@ -6512,7 +6513,7 @@
           <w:u w:val="single"/>
           <w:lang w:val="en-US"/>
         </w:rPr>
-        <w:t>full</w:t>
+        <w:t>short</w:t>
       </w:r>
       <w:r>
         <w:rPr>
@@ -7317,7 +7318,7 @@
           <w:u w:val="single"/>
           <w:lang w:val="en-US"/>
         </w:rPr>
-        <w:t>full</w:t>
+        <w:t>short</w:t>
       </w:r>
       <w:proofErr w:type="spellEnd"/>
       <w:r>
@@ -8126,7 +8127,7 @@
           <w:u w:val="single"/>
           <w:lang w:val="en-US"/>
         </w:rPr>
-        <w:t>full</w:t>
+        <w:t>short</w:t>
       </w:r>
       <w:r>
         <w:rPr>
@@ -8596,7 +8597,7 @@
           <w:u w:val="single"/>
           <w:lang w:val="en-US"/>
         </w:rPr>
-        <w:t>full</w:t>
+        <w:t>short</w:t>
       </w:r>
       <w:r>
         <w:rPr>
@@ -9036,7 +9037,7 @@
                 <w:u w:val="single"/>
                 <w:lang w:val="en-US"/>
               </w:rPr>
-              <w:t>full</w:t>
+              <w:t>short</w:t>
             </w:r>
             <w:r>
               <w:rPr>
@@ -9085,7 +9086,45 @@
                 <w:u w:val="single"/>
                 <w:lang w:val="en-US"/>
               </w:rPr>
-              <w:t>name</w:t>
+              <w:t>rep</w:t>
+            </w:r>
+            <w:r>
+              <w:rPr>
+                <w:i/>
+                <w:sz w:val="22"/>
+                <w:szCs w:val="22"/>
+                <w:u w:val="single"/>
+              </w:rPr>
+              <w:t>_</w:t>
+            </w:r>
+            <w:r>
+              <w:rPr>
+                <w:i/>
+                <w:sz w:val="22"/>
+                <w:szCs w:val="22"/>
+                <w:u w:val="single"/>
+                <w:lang w:val="en-US"/>
+              </w:rPr>
+              <w:t>org</w:t>
+            </w:r>
+            <w:r>
+              <w:rPr>
+                <w:i/>
+                <w:sz w:val="22"/>
+                <w:szCs w:val="22"/>
+                <w:u w:val="single"/>
+              </w:rPr>
+              <w:t>_</w:t>
+            </w:r>
+            <w:r>
+              <w:rPr>
+                <w:i/>
+                <w:sz w:val="22"/>
+                <w:szCs w:val="22"/>
+                <w:u w:val="single"/>
+                <w:lang w:val="en-US"/>
+              </w:rPr>
+              <w:t>short</w:t>
             </w:r>
             <w:r>
               <w:rPr>

--- a/document_templates/docx/act_template.docx
+++ b/document_templates/docx/act_template.docx
@@ -140,7 +140,6 @@
               </w:rPr>
               <w:t>{{</w:t>
             </w:r>
-            <w:proofErr w:type="spellStart"/>
             <w:r>
               <w:rPr>
                 <w:i/>
@@ -150,7 +149,7 @@
                 <w:shd w:val="clear" w:color="auto" w:fill="FFFFFF"/>
                 <w:lang w:val="en-US"/>
               </w:rPr>
-              <w:t>project_</w:t>
+              <w:t>project</w:t>
             </w:r>
             <w:r>
               <w:rPr>
@@ -159,11 +158,20 @@
                 <w:szCs w:val="22"/>
                 <w:u w:val="single"/>
                 <w:shd w:val="clear" w:color="auto" w:fill="FFFFFF"/>
+              </w:rPr>
+              <w:t>_</w:t>
+            </w:r>
+            <w:r>
+              <w:rPr>
+                <w:i/>
+                <w:sz w:val="22"/>
+                <w:szCs w:val="22"/>
+                <w:u w:val="single"/>
+                <w:shd w:val="clear" w:color="auto" w:fill="FFFFFF"/>
                 <w:lang w:val="en-US"/>
               </w:rPr>
               <w:t>stage</w:t>
             </w:r>
-            <w:proofErr w:type="spellEnd"/>
             <w:r>
               <w:rPr>
                 <w:i/>
@@ -194,7 +202,6 @@
               </w:rPr>
               <w:t>{{</w:t>
             </w:r>
-            <w:proofErr w:type="spellStart"/>
             <w:r>
               <w:rPr>
                 <w:i/>
@@ -204,7 +211,7 @@
                 <w:shd w:val="clear" w:color="auto" w:fill="FFFFFF"/>
                 <w:lang w:val="en-US"/>
               </w:rPr>
-              <w:t>project_</w:t>
+              <w:t>project</w:t>
             </w:r>
             <w:r>
               <w:rPr>
@@ -213,11 +220,20 @@
                 <w:szCs w:val="22"/>
                 <w:u w:val="single"/>
                 <w:shd w:val="clear" w:color="auto" w:fill="FFFFFF"/>
+              </w:rPr>
+              <w:t>_</w:t>
+            </w:r>
+            <w:r>
+              <w:rPr>
+                <w:i/>
+                <w:sz w:val="22"/>
+                <w:szCs w:val="22"/>
+                <w:u w:val="single"/>
+                <w:shd w:val="clear" w:color="auto" w:fill="FFFFFF"/>
                 <w:lang w:val="en-US"/>
               </w:rPr>
               <w:t>address</w:t>
             </w:r>
-            <w:proofErr w:type="spellEnd"/>
             <w:r>
               <w:rPr>
                 <w:i/>
@@ -2775,7 +2791,154 @@
                 <w:szCs w:val="22"/>
                 <w:u w:val="single"/>
               </w:rPr>
-              <w:t>, {{</w:t>
+              <w:t>,</w:t>
+            </w:r>
+            <w:r>
+              <w:rPr>
+                <w:i/>
+                <w:iCs/>
+                <w:sz w:val="22"/>
+                <w:szCs w:val="22"/>
+                <w:u w:val="single"/>
+              </w:rPr>
+              <w:t xml:space="preserve"> </w:t>
+            </w:r>
+            <w:r>
+              <w:rPr>
+                <w:i/>
+                <w:color w:val="000000"/>
+                <w:sz w:val="22"/>
+                <w:szCs w:val="22"/>
+                <w:u w:val="single"/>
+              </w:rPr>
+              <w:t>{{</w:t>
+            </w:r>
+            <w:r>
+              <w:rPr>
+                <w:i/>
+                <w:color w:val="000000"/>
+                <w:sz w:val="22"/>
+                <w:szCs w:val="22"/>
+                <w:u w:val="single"/>
+                <w:lang w:val="en-US"/>
+              </w:rPr>
+              <w:t>builder</w:t>
+            </w:r>
+            <w:r>
+              <w:rPr>
+                <w:i/>
+                <w:color w:val="000000"/>
+                <w:sz w:val="22"/>
+                <w:szCs w:val="22"/>
+                <w:u w:val="single"/>
+              </w:rPr>
+              <w:t>_</w:t>
+            </w:r>
+            <w:r>
+              <w:rPr>
+                <w:i/>
+                <w:color w:val="000000"/>
+                <w:sz w:val="22"/>
+                <w:szCs w:val="22"/>
+                <w:u w:val="single"/>
+                <w:lang w:val="en-US"/>
+              </w:rPr>
+              <w:t>rep</w:t>
+            </w:r>
+            <w:r>
+              <w:rPr>
+                <w:i/>
+                <w:color w:val="000000"/>
+                <w:sz w:val="22"/>
+                <w:szCs w:val="22"/>
+                <w:u w:val="single"/>
+              </w:rPr>
+              <w:t>_</w:t>
+            </w:r>
+            <w:r>
+              <w:rPr>
+                <w:i/>
+                <w:color w:val="000000"/>
+                <w:sz w:val="22"/>
+                <w:szCs w:val="22"/>
+                <w:u w:val="single"/>
+                <w:lang w:val="en-US"/>
+              </w:rPr>
+              <w:t>org</w:t>
+            </w:r>
+            <w:r>
+              <w:rPr>
+                <w:i/>
+                <w:color w:val="000000"/>
+                <w:sz w:val="22"/>
+                <w:szCs w:val="22"/>
+                <w:u w:val="single"/>
+              </w:rPr>
+              <w:t>_</w:t>
+            </w:r>
+            <w:proofErr w:type="spellStart"/>
+            <w:r>
+              <w:rPr>
+                <w:i/>
+                <w:color w:val="000000"/>
+                <w:sz w:val="22"/>
+                <w:szCs w:val="22"/>
+                <w:u w:val="single"/>
+                <w:lang w:val="en-US"/>
+              </w:rPr>
+              <w:t>tel</w:t>
+            </w:r>
+            <w:proofErr w:type="spellEnd"/>
+            <w:r>
+              <w:rPr>
+                <w:i/>
+                <w:color w:val="000000"/>
+                <w:sz w:val="22"/>
+                <w:szCs w:val="22"/>
+                <w:u w:val="single"/>
+              </w:rPr>
+              <w:t>_</w:t>
+            </w:r>
+            <w:r>
+              <w:rPr>
+                <w:i/>
+                <w:color w:val="000000"/>
+                <w:sz w:val="22"/>
+                <w:szCs w:val="22"/>
+                <w:u w:val="single"/>
+                <w:lang w:val="en-US"/>
+              </w:rPr>
+              <w:t>fax</w:t>
+            </w:r>
+            <w:r>
+              <w:rPr>
+                <w:i/>
+                <w:color w:val="000000"/>
+                <w:sz w:val="22"/>
+                <w:szCs w:val="22"/>
+                <w:u w:val="single"/>
+              </w:rPr>
+              <w:t>}}</w:t>
+            </w:r>
+            <w:r>
+              <w:rPr>
+                <w:i/>
+                <w:color w:val="000000"/>
+                <w:sz w:val="22"/>
+                <w:szCs w:val="22"/>
+                <w:u w:val="single"/>
+              </w:rPr>
+              <w:t xml:space="preserve">, </w:t>
+            </w:r>
+            <w:r>
+              <w:rPr>
+                <w:i/>
+                <w:iCs/>
+                <w:sz w:val="22"/>
+                <w:szCs w:val="22"/>
+                <w:u w:val="single"/>
+              </w:rPr>
+              <w:t>{{</w:t>
             </w:r>
             <w:r>
               <w:rPr>
